--- a/mom/CSCI-Y_Documentation.docx
+++ b/mom/CSCI-Y_Documentation.docx
@@ -81,54 +81,27 @@
         <w:br/>
         <w:t>The initial Chroma setup failed because a deprecated configuration (</w:t>
       </w:r>
-      <w:proofErr w:type="spellStart"/>
       <w:r>
         <w:rPr>
           <w:rStyle w:val="HTMLCode"/>
           <w:rFonts w:eastAsiaTheme="majorEastAsia"/>
         </w:rPr>
-        <w:t>chroma_db_impl</w:t>
-      </w:r>
-      <w:proofErr w:type="spellEnd"/>
+        <w:t>chroma_db_impl="duckdb+parquet"</w:t>
+      </w:r>
+      <w:r>
+        <w:rPr>
+          <w:sz w:val="20"/>
+          <w:szCs w:val="20"/>
+        </w:rPr>
+        <w:t xml:space="preserve">) was used. This was resolved by switching to the new client initialization pattern where Chroma manages storage internally and only </w:t>
+      </w:r>
       <w:r>
         <w:rPr>
           <w:rStyle w:val="HTMLCode"/>
           <w:rFonts w:eastAsiaTheme="majorEastAsia"/>
         </w:rPr>
-        <w:t>="</w:t>
-      </w:r>
-      <w:proofErr w:type="spellStart"/>
-      <w:r>
-        <w:rPr>
-          <w:rStyle w:val="HTMLCode"/>
-          <w:rFonts w:eastAsiaTheme="majorEastAsia"/>
-        </w:rPr>
-        <w:t>duckdb+parquet</w:t>
-      </w:r>
-      <w:proofErr w:type="spellEnd"/>
-      <w:r>
-        <w:rPr>
-          <w:rStyle w:val="HTMLCode"/>
-          <w:rFonts w:eastAsiaTheme="majorEastAsia"/>
-        </w:rPr>
-        <w:t>"</w:t>
-      </w:r>
-      <w:r>
-        <w:rPr>
-          <w:sz w:val="20"/>
-          <w:szCs w:val="20"/>
-        </w:rPr>
-        <w:t xml:space="preserve">) was used. This was resolved by switching to the new client initialization pattern where Chroma manages storage internally and only </w:t>
-      </w:r>
-      <w:proofErr w:type="spellStart"/>
-      <w:r>
-        <w:rPr>
-          <w:rStyle w:val="HTMLCode"/>
-          <w:rFonts w:eastAsiaTheme="majorEastAsia"/>
-        </w:rPr>
         <w:t>persist_directory</w:t>
       </w:r>
-      <w:proofErr w:type="spellEnd"/>
       <w:r>
         <w:rPr>
           <w:sz w:val="20"/>
@@ -222,23 +195,7 @@
           <w:szCs w:val="20"/>
         </w:rPr>
         <w:br/>
-        <w:t xml:space="preserve">Since the OpenAI API returned a quota/insufficient billing error, it was decided to switch to local embedding generation to avoid external dependencies and billing constraints. </w:t>
-      </w:r>
-      <w:proofErr w:type="spellStart"/>
-      <w:r>
-        <w:rPr>
-          <w:sz w:val="20"/>
-          <w:szCs w:val="20"/>
-        </w:rPr>
-        <w:t>SentenceTransformers</w:t>
-      </w:r>
-      <w:proofErr w:type="spellEnd"/>
-      <w:r>
-        <w:rPr>
-          <w:sz w:val="20"/>
-          <w:szCs w:val="20"/>
-        </w:rPr>
-        <w:t xml:space="preserve"> was chosen as a suitable local alternative for generating embeddings compatible with Chroma.</w:t>
+        <w:t>Since the OpenAI API returned a quota/insufficient billing error, it was decided to switch to local embedding generation to avoid external dependencies and billing constraints. SentenceTransformers was chosen as a suitable local alternative for generating embeddings compatible with Chroma.</w:t>
       </w:r>
     </w:p>
     <w:p>
@@ -260,27 +217,7 @@
           <w:sz w:val="20"/>
           <w:szCs w:val="20"/>
         </w:rPr>
-        <w:t xml:space="preserve">TensorFlow / </w:t>
-      </w:r>
-      <w:proofErr w:type="spellStart"/>
-      <w:r>
-        <w:rPr>
-          <w:rStyle w:val="Strong"/>
-          <w:rFonts w:eastAsiaTheme="majorEastAsia"/>
-          <w:sz w:val="20"/>
-          <w:szCs w:val="20"/>
-        </w:rPr>
-        <w:t>Keras</w:t>
-      </w:r>
-      <w:proofErr w:type="spellEnd"/>
-      <w:r>
-        <w:rPr>
-          <w:rStyle w:val="Strong"/>
-          <w:rFonts w:eastAsiaTheme="majorEastAsia"/>
-          <w:sz w:val="20"/>
-          <w:szCs w:val="20"/>
-        </w:rPr>
-        <w:t xml:space="preserve"> compatibility issues on Python 3.12:</w:t>
+        <w:t>TensorFlow / Keras compatibility issues on Python 3.12:</w:t>
       </w:r>
       <w:r>
         <w:rPr>
@@ -288,39 +225,7 @@
           <w:szCs w:val="20"/>
         </w:rPr>
         <w:br/>
-        <w:t xml:space="preserve">Importing </w:t>
-      </w:r>
-      <w:proofErr w:type="spellStart"/>
-      <w:r>
-        <w:rPr>
-          <w:sz w:val="20"/>
-          <w:szCs w:val="20"/>
-        </w:rPr>
-        <w:t>SentenceTransformers</w:t>
-      </w:r>
-      <w:proofErr w:type="spellEnd"/>
-      <w:r>
-        <w:rPr>
-          <w:sz w:val="20"/>
-          <w:szCs w:val="20"/>
-        </w:rPr>
-        <w:t xml:space="preserve"> triggered multiple errors due to TensorFlow and </w:t>
-      </w:r>
-      <w:proofErr w:type="spellStart"/>
-      <w:r>
-        <w:rPr>
-          <w:sz w:val="20"/>
-          <w:szCs w:val="20"/>
-        </w:rPr>
-        <w:t>Keras</w:t>
-      </w:r>
-      <w:proofErr w:type="spellEnd"/>
-      <w:r>
-        <w:rPr>
-          <w:sz w:val="20"/>
-          <w:szCs w:val="20"/>
-        </w:rPr>
-        <w:t xml:space="preserve"> 3 being partially installed and incompatible with the Transformers library on Python 3.12. These issues were compounded by Windows file-locking, preventing clean uninstallation and causing repeated import failures.</w:t>
+        <w:t>Importing SentenceTransformers triggered multiple errors due to TensorFlow and Keras 3 being partially installed and incompatible with the Transformers library on Python 3.12. These issues were compounded by Windows file-locking, preventing clean uninstallation and causing repeated import failures.</w:t>
       </w:r>
     </w:p>
     <w:p>
@@ -342,27 +247,7 @@
           <w:sz w:val="20"/>
           <w:szCs w:val="20"/>
         </w:rPr>
-        <w:t xml:space="preserve">Final stabilization using a </w:t>
-      </w:r>
-      <w:proofErr w:type="spellStart"/>
-      <w:r>
-        <w:rPr>
-          <w:rStyle w:val="Strong"/>
-          <w:rFonts w:eastAsiaTheme="majorEastAsia"/>
-          <w:sz w:val="20"/>
-          <w:szCs w:val="20"/>
-        </w:rPr>
-        <w:t>PyTorch</w:t>
-      </w:r>
-      <w:proofErr w:type="spellEnd"/>
-      <w:r>
-        <w:rPr>
-          <w:rStyle w:val="Strong"/>
-          <w:rFonts w:eastAsiaTheme="majorEastAsia"/>
-          <w:sz w:val="20"/>
-          <w:szCs w:val="20"/>
-        </w:rPr>
-        <w:t>-only stack:</w:t>
+        <w:t>Final stabilization using a PyTorch-only stack:</w:t>
       </w:r>
       <w:r>
         <w:rPr>
@@ -370,55 +255,7 @@
           <w:szCs w:val="20"/>
         </w:rPr>
         <w:br/>
-        <w:t xml:space="preserve">The resolution involved fully removing all TensorFlow and </w:t>
-      </w:r>
-      <w:proofErr w:type="spellStart"/>
-      <w:r>
-        <w:rPr>
-          <w:sz w:val="20"/>
-          <w:szCs w:val="20"/>
-        </w:rPr>
-        <w:t>Keras</w:t>
-      </w:r>
-      <w:proofErr w:type="spellEnd"/>
-      <w:r>
-        <w:rPr>
-          <w:sz w:val="20"/>
-          <w:szCs w:val="20"/>
-        </w:rPr>
-        <w:t xml:space="preserve"> remnants, manually deleting leftover files, and forcing Transformers to ignore TensorFlow entirely. A clean </w:t>
-      </w:r>
-      <w:proofErr w:type="spellStart"/>
-      <w:r>
-        <w:rPr>
-          <w:sz w:val="20"/>
-          <w:szCs w:val="20"/>
-        </w:rPr>
-        <w:t>PyTorch</w:t>
-      </w:r>
-      <w:proofErr w:type="spellEnd"/>
-      <w:r>
-        <w:rPr>
-          <w:sz w:val="20"/>
-          <w:szCs w:val="20"/>
-        </w:rPr>
-        <w:t xml:space="preserve">-only environment (torch + sentence-transformers + </w:t>
-      </w:r>
-      <w:proofErr w:type="spellStart"/>
-      <w:r>
-        <w:rPr>
-          <w:sz w:val="20"/>
-          <w:szCs w:val="20"/>
-        </w:rPr>
-        <w:t>chromadb</w:t>
-      </w:r>
-      <w:proofErr w:type="spellEnd"/>
-      <w:r>
-        <w:rPr>
-          <w:sz w:val="20"/>
-          <w:szCs w:val="20"/>
-        </w:rPr>
-        <w:t>) was established as the final, stable setup for local embeddings and vector database work.</w:t>
+        <w:t>The resolution involved fully removing all TensorFlow and Keras remnants, manually deleting leftover files, and forcing Transformers to ignore TensorFlow entirely. A clean PyTorch-only environment (torch + sentence-transformers + chromadb) was established as the final, stable setup for local embeddings and vector database work.</w:t>
       </w:r>
     </w:p>
     <w:p>
@@ -446,17 +283,8 @@
           <w:sz w:val="26"/>
           <w:szCs w:val="26"/>
         </w:rPr>
-        <w:t xml:space="preserve">Embedding and </w:t>
-      </w:r>
-      <w:proofErr w:type="spellStart"/>
-      <w:r>
-        <w:rPr>
-          <w:sz w:val="26"/>
-          <w:szCs w:val="26"/>
-        </w:rPr>
-        <w:t>Queriying</w:t>
-      </w:r>
-      <w:proofErr w:type="spellEnd"/>
+        <w:t>Embedding and Queriying</w:t>
+      </w:r>
       <w:r>
         <w:rPr>
           <w:sz w:val="26"/>
@@ -508,7 +336,6 @@
         </w:rPr>
         <w:t xml:space="preserve">, </w:t>
       </w:r>
-      <w:proofErr w:type="spellStart"/>
       <w:r>
         <w:rPr>
           <w:rStyle w:val="HTMLCode"/>
@@ -516,7 +343,6 @@
         </w:rPr>
         <w:t>embed_query</w:t>
       </w:r>
-      <w:proofErr w:type="spellEnd"/>
       <w:r>
         <w:rPr>
           <w:sz w:val="20"/>
@@ -584,8 +410,6 @@
         <w:br/>
         <w:t xml:space="preserve">Instead of ingesting random Wikipedia pages, a standardized and reproducible ingestion strategy was designed using fixed page lists derived from categories and saved to </w:t>
       </w:r>
-      <w:proofErr w:type="spellStart"/>
-      <w:proofErr w:type="gramStart"/>
       <w:r>
         <w:rPr>
           <w:rStyle w:val="HTMLCode"/>
@@ -593,8 +417,6 @@
         </w:rPr>
         <w:t>pages.json</w:t>
       </w:r>
-      <w:proofErr w:type="spellEnd"/>
-      <w:proofErr w:type="gramEnd"/>
       <w:r>
         <w:rPr>
           <w:sz w:val="20"/>
@@ -668,23 +490,7 @@
           <w:szCs w:val="20"/>
         </w:rPr>
         <w:br/>
-        <w:t xml:space="preserve">The pipeline was enhanced with step-by-step logging, latency and throughput measurement, and metadata-based attribution to identify the source Wikipedia page for each query result. Errors caused by empty ingestion batches led to the addition of safety checks and reusable delete/reset functions to make the pipeline robust and </w:t>
-      </w:r>
-      <w:proofErr w:type="spellStart"/>
-      <w:r>
-        <w:rPr>
-          <w:sz w:val="20"/>
-          <w:szCs w:val="20"/>
-        </w:rPr>
-        <w:t>restartable</w:t>
-      </w:r>
-      <w:proofErr w:type="spellEnd"/>
-      <w:r>
-        <w:rPr>
-          <w:sz w:val="20"/>
-          <w:szCs w:val="20"/>
-        </w:rPr>
-        <w:t>.</w:t>
+        <w:t>The pipeline was enhanced with step-by-step logging, latency and throughput measurement, and metadata-based attribution to identify the source Wikipedia page for each query result. Errors caused by empty ingestion batches led to the addition of safety checks and reusable delete/reset functions to make the pipeline robust and restartable.</w:t>
       </w:r>
     </w:p>
     <w:p>
@@ -764,7 +570,6 @@
           <w:szCs w:val="20"/>
         </w:rPr>
       </w:pPr>
-      <w:proofErr w:type="spellStart"/>
       <w:r>
         <w:rPr>
           <w:rStyle w:val="Strong"/>
@@ -772,17 +577,7 @@
           <w:sz w:val="20"/>
           <w:szCs w:val="20"/>
         </w:rPr>
-        <w:t>Wikiset</w:t>
-      </w:r>
-      <w:proofErr w:type="spellEnd"/>
-      <w:r>
-        <w:rPr>
-          <w:rStyle w:val="Strong"/>
-          <w:rFonts w:eastAsiaTheme="majorEastAsia"/>
-          <w:sz w:val="20"/>
-          <w:szCs w:val="20"/>
-        </w:rPr>
-        <w:t xml:space="preserve"> exploration and issues.</w:t>
+        <w:t>Wikiset exploration and issues.</w:t>
       </w:r>
       <w:r>
         <w:rPr>
@@ -790,22 +585,7 @@
           <w:szCs w:val="20"/>
         </w:rPr>
         <w:br/>
-      </w:r>
-      <w:proofErr w:type="spellStart"/>
-      <w:r>
-        <w:rPr>
-          <w:sz w:val="20"/>
-          <w:szCs w:val="20"/>
-        </w:rPr>
-        <w:t>Wikiset</w:t>
-      </w:r>
-      <w:proofErr w:type="spellEnd"/>
-      <w:r>
-        <w:rPr>
-          <w:sz w:val="20"/>
-          <w:szCs w:val="20"/>
-        </w:rPr>
-        <w:t xml:space="preserve"> was initially considered to sample Wikipedia data by language and size, but repeated import errors and dataset-availability issues occurred on Windows with Python 3.12. Due to instability and missing snapshot support, this approach was abandoned.</w:t>
+        <w:t>Wikiset was initially considered to sample Wikipedia data by language and size, but repeated import errors and dataset-availability issues occurred on Windows with Python 3.12. Due to instability and missing snapshot support, this approach was abandoned.</w:t>
       </w:r>
     </w:p>
     <w:p>
@@ -978,21 +758,12 @@
           <w:szCs w:val="26"/>
         </w:rPr>
       </w:pPr>
-      <w:proofErr w:type="spellStart"/>
       <w:r>
         <w:rPr>
           <w:sz w:val="26"/>
           <w:szCs w:val="26"/>
         </w:rPr>
-        <w:t>Qdrant</w:t>
-      </w:r>
-      <w:proofErr w:type="spellEnd"/>
-      <w:r>
-        <w:rPr>
-          <w:sz w:val="26"/>
-          <w:szCs w:val="26"/>
-        </w:rPr>
-        <w:t xml:space="preserve"> Setup</w:t>
+        <w:t>Qdrant Setup</w:t>
       </w:r>
       <w:r>
         <w:rPr>
@@ -1021,27 +792,7 @@
           <w:sz w:val="20"/>
           <w:szCs w:val="20"/>
         </w:rPr>
-        <w:t xml:space="preserve">Initial </w:t>
-      </w:r>
-      <w:proofErr w:type="spellStart"/>
-      <w:r>
-        <w:rPr>
-          <w:rStyle w:val="Strong"/>
-          <w:rFonts w:eastAsiaTheme="majorEastAsia"/>
-          <w:sz w:val="20"/>
-          <w:szCs w:val="20"/>
-        </w:rPr>
-        <w:t>Qdrant</w:t>
-      </w:r>
-      <w:proofErr w:type="spellEnd"/>
-      <w:r>
-        <w:rPr>
-          <w:rStyle w:val="Strong"/>
-          <w:rFonts w:eastAsiaTheme="majorEastAsia"/>
-          <w:sz w:val="20"/>
-          <w:szCs w:val="20"/>
-        </w:rPr>
-        <w:t xml:space="preserve"> setup and collection creation</w:t>
+        <w:t>Initial Qdrant setup and collection creation</w:t>
       </w:r>
       <w:r>
         <w:rPr>
@@ -1049,22 +800,7 @@
           <w:szCs w:val="20"/>
         </w:rPr>
         <w:br/>
-      </w:r>
-      <w:proofErr w:type="spellStart"/>
-      <w:r>
-        <w:rPr>
-          <w:sz w:val="20"/>
-          <w:szCs w:val="20"/>
-        </w:rPr>
-        <w:t>Qdrant</w:t>
-      </w:r>
-      <w:proofErr w:type="spellEnd"/>
-      <w:r>
-        <w:rPr>
-          <w:sz w:val="20"/>
-          <w:szCs w:val="20"/>
-        </w:rPr>
-        <w:t xml:space="preserve"> was set up locally and connected through the Python client, followed by creating a collection with an explicit vector schema defining embedding size and cosine distance. This established a stricter, schema-driven equivalent to the earlier Chroma setup.</w:t>
+        <w:t>Qdrant was set up locally and connected through the Python client, followed by creating a collection with an explicit vector schema defining embedding size and cosine distance. This established a stricter, schema-driven equivalent to the earlier Chroma setup.</w:t>
       </w:r>
     </w:p>
     <w:p>
@@ -1086,42 +822,15 @@
           <w:sz w:val="20"/>
           <w:szCs w:val="20"/>
         </w:rPr>
-        <w:t xml:space="preserve">Pipeline migration from Chroma to </w:t>
-      </w:r>
-      <w:proofErr w:type="spellStart"/>
-      <w:r>
-        <w:rPr>
-          <w:rStyle w:val="Strong"/>
-          <w:rFonts w:eastAsiaTheme="majorEastAsia"/>
-          <w:sz w:val="20"/>
-          <w:szCs w:val="20"/>
-        </w:rPr>
-        <w:t>Qdrant</w:t>
-      </w:r>
-      <w:proofErr w:type="spellEnd"/>
+        <w:t>Pipeline migration from Chroma to Qdrant</w:t>
+      </w:r>
       <w:r>
         <w:rPr>
           <w:sz w:val="20"/>
           <w:szCs w:val="20"/>
         </w:rPr>
         <w:br/>
-        <w:t xml:space="preserve">The existing Chroma pipeline was replicated in </w:t>
-      </w:r>
-      <w:proofErr w:type="spellStart"/>
-      <w:r>
-        <w:rPr>
-          <w:sz w:val="20"/>
-          <w:szCs w:val="20"/>
-        </w:rPr>
-        <w:t>Qdrant</w:t>
-      </w:r>
-      <w:proofErr w:type="spellEnd"/>
-      <w:r>
-        <w:rPr>
-          <w:sz w:val="20"/>
-          <w:szCs w:val="20"/>
-        </w:rPr>
-        <w:t>, covering file loading, overlapping text chunking, embedding generation, and storing vectors along with metadata pointers. The overall loop of vector plus ID plus payload was preserved to keep the experiment comparable.</w:t>
+        <w:t>The existing Chroma pipeline was replicated in Qdrant, covering file loading, overlapping text chunking, embedding generation, and storing vectors along with metadata pointers. The overall loop of vector plus ID plus payload was preserved to keep the experiment comparable.</w:t>
       </w:r>
     </w:p>
     <w:p>
@@ -1160,41 +869,8 @@
           <w:szCs w:val="20"/>
         </w:rPr>
         <w:br/>
-        <w:t xml:space="preserve">During ingestion, an error occurred because </w:t>
-      </w:r>
-      <w:proofErr w:type="spellStart"/>
-      <w:r>
-        <w:rPr>
-          <w:sz w:val="20"/>
-          <w:szCs w:val="20"/>
-        </w:rPr>
-        <w:t>Qdrant</w:t>
-      </w:r>
-      <w:proofErr w:type="spellEnd"/>
-      <w:r>
-        <w:rPr>
-          <w:sz w:val="20"/>
-          <w:szCs w:val="20"/>
-        </w:rPr>
-        <w:t xml:space="preserve"> does not accept raw dictionaries for point insertion. This was resolved by switching to </w:t>
-      </w:r>
-      <w:proofErr w:type="spellStart"/>
-      <w:r>
-        <w:rPr>
-          <w:sz w:val="20"/>
-          <w:szCs w:val="20"/>
-        </w:rPr>
-        <w:t>Qdrant’s</w:t>
-      </w:r>
-      <w:proofErr w:type="spellEnd"/>
-      <w:r>
-        <w:rPr>
-          <w:sz w:val="20"/>
-          <w:szCs w:val="20"/>
-        </w:rPr>
-        <w:t xml:space="preserve"> </w:t>
-      </w:r>
-      <w:proofErr w:type="spellStart"/>
+        <w:t xml:space="preserve">During ingestion, an error occurred because Qdrant does not accept raw dictionaries for point insertion. This was resolved by switching to Qdrant’s </w:t>
+      </w:r>
       <w:r>
         <w:rPr>
           <w:rStyle w:val="HTMLCode"/>
@@ -1202,7 +878,6 @@
         </w:rPr>
         <w:t>PointStruct</w:t>
       </w:r>
-      <w:proofErr w:type="spellEnd"/>
       <w:r>
         <w:rPr>
           <w:sz w:val="20"/>
@@ -1238,55 +913,14 @@
           <w:szCs w:val="20"/>
         </w:rPr>
         <w:br/>
-        <w:t xml:space="preserve">Query execution initially failed due to deprecated methods and parameter names in newer </w:t>
-      </w:r>
-      <w:proofErr w:type="spellStart"/>
-      <w:r>
-        <w:rPr>
-          <w:sz w:val="20"/>
-          <w:szCs w:val="20"/>
-        </w:rPr>
-        <w:t>Qdrant</w:t>
-      </w:r>
-      <w:proofErr w:type="spellEnd"/>
-      <w:r>
-        <w:rPr>
-          <w:sz w:val="20"/>
-          <w:szCs w:val="20"/>
-        </w:rPr>
-        <w:t xml:space="preserve"> client versions. The issue was fixed by migrating to the unified </w:t>
-      </w:r>
-      <w:proofErr w:type="spellStart"/>
+        <w:t xml:space="preserve">Query execution initially failed due to deprecated methods and parameter names in newer Qdrant client versions. The issue was fixed by migrating to the unified </w:t>
+      </w:r>
       <w:r>
         <w:rPr>
           <w:rStyle w:val="HTMLCode"/>
           <w:rFonts w:eastAsiaTheme="majorEastAsia"/>
         </w:rPr>
-        <w:t>query_</w:t>
-      </w:r>
-      <w:proofErr w:type="gramStart"/>
-      <w:r>
-        <w:rPr>
-          <w:rStyle w:val="HTMLCode"/>
-          <w:rFonts w:eastAsiaTheme="majorEastAsia"/>
-        </w:rPr>
-        <w:t>points</w:t>
-      </w:r>
-      <w:proofErr w:type="spellEnd"/>
-      <w:r>
-        <w:rPr>
-          <w:rStyle w:val="HTMLCode"/>
-          <w:rFonts w:eastAsiaTheme="majorEastAsia"/>
-        </w:rPr>
-        <w:t>(</w:t>
-      </w:r>
-      <w:proofErr w:type="gramEnd"/>
-      <w:r>
-        <w:rPr>
-          <w:rStyle w:val="HTMLCode"/>
-          <w:rFonts w:eastAsiaTheme="majorEastAsia"/>
-        </w:rPr>
-        <w:t>)</w:t>
+        <w:t>query_points()</w:t>
       </w:r>
       <w:r>
         <w:rPr>
@@ -1338,39 +972,7 @@
           <w:szCs w:val="20"/>
         </w:rPr>
         <w:br/>
-        <w:t xml:space="preserve">A </w:t>
-      </w:r>
-      <w:proofErr w:type="spellStart"/>
-      <w:r>
-        <w:rPr>
-          <w:sz w:val="20"/>
-          <w:szCs w:val="20"/>
-        </w:rPr>
-        <w:t>Qdrant</w:t>
-      </w:r>
-      <w:proofErr w:type="spellEnd"/>
-      <w:r>
-        <w:rPr>
-          <w:sz w:val="20"/>
-          <w:szCs w:val="20"/>
-        </w:rPr>
-        <w:t xml:space="preserve">-based evaluation function was implemented to mirror the Chroma evaluation output, including latency, throughput, ranked results, and sample query inspection. This ensured that performance comparisons between Chroma and </w:t>
-      </w:r>
-      <w:proofErr w:type="spellStart"/>
-      <w:r>
-        <w:rPr>
-          <w:sz w:val="20"/>
-          <w:szCs w:val="20"/>
-        </w:rPr>
-        <w:t>Qdrant</w:t>
-      </w:r>
-      <w:proofErr w:type="spellEnd"/>
-      <w:r>
-        <w:rPr>
-          <w:sz w:val="20"/>
-          <w:szCs w:val="20"/>
-        </w:rPr>
-        <w:t xml:space="preserve"> are methodologically consistent and fair</w:t>
+        <w:t>A Qdrant-based evaluation function was implemented to mirror the Chroma evaluation output, including latency, throughput, ranked results, and sample query inspection. This ensured that performance comparisons between Chroma and Qdrant are methodologically consistent and fair</w:t>
       </w:r>
     </w:p>
     <w:p>
@@ -1435,43 +1037,7 @@
           <w:szCs w:val="20"/>
         </w:rPr>
         <w:br/>
-        <w:t xml:space="preserve">The original end-to-end notebook pipeline was refactored into a modular file-based architecture separating dataset loading, embedding, vector database interaction, query processing, and display logic. A unified structure was created to support both Chroma and </w:t>
-      </w:r>
-      <w:proofErr w:type="spellStart"/>
-      <w:r>
-        <w:rPr>
-          <w:rFonts w:asciiTheme="minorHAnsi" w:hAnsiTheme="minorHAnsi"/>
-          <w:sz w:val="20"/>
-          <w:szCs w:val="20"/>
-        </w:rPr>
-        <w:t>Qdrant</w:t>
-      </w:r>
-      <w:proofErr w:type="spellEnd"/>
-      <w:r>
-        <w:rPr>
-          <w:rFonts w:asciiTheme="minorHAnsi" w:hAnsiTheme="minorHAnsi"/>
-          <w:sz w:val="20"/>
-          <w:szCs w:val="20"/>
-        </w:rPr>
-        <w:t xml:space="preserve"> while sharing the same embedding model and evaluation flow. This made the system cleaner, reusable, and </w:t>
-      </w:r>
-      <w:proofErr w:type="gramStart"/>
-      <w:r>
-        <w:rPr>
-          <w:rFonts w:asciiTheme="minorHAnsi" w:hAnsiTheme="minorHAnsi"/>
-          <w:sz w:val="20"/>
-          <w:szCs w:val="20"/>
-        </w:rPr>
-        <w:t>benchmark-ready</w:t>
-      </w:r>
-      <w:proofErr w:type="gramEnd"/>
-      <w:r>
-        <w:rPr>
-          <w:rFonts w:asciiTheme="minorHAnsi" w:hAnsiTheme="minorHAnsi"/>
-          <w:sz w:val="20"/>
-          <w:szCs w:val="20"/>
-        </w:rPr>
-        <w:t>.</w:t>
+        <w:t>The original end-to-end notebook pipeline was refactored into a modular file-based architecture separating dataset loading, embedding, vector database interaction, query processing, and display logic. A unified structure was created to support both Chroma and Qdrant while sharing the same embedding model and evaluation flow. This made the system cleaner, reusable, and benchmark-ready.</w:t>
       </w:r>
     </w:p>
     <w:p>
@@ -1550,43 +1116,7 @@
           <w:szCs w:val="20"/>
         </w:rPr>
         <w:br/>
-        <w:t xml:space="preserve">In-memory vector storage was replaced with persistent storage for both Chroma and </w:t>
-      </w:r>
-      <w:proofErr w:type="spellStart"/>
-      <w:r>
-        <w:rPr>
-          <w:rFonts w:asciiTheme="minorHAnsi" w:hAnsiTheme="minorHAnsi"/>
-          <w:sz w:val="20"/>
-          <w:szCs w:val="20"/>
-        </w:rPr>
-        <w:t>Qdrant</w:t>
-      </w:r>
-      <w:proofErr w:type="spellEnd"/>
-      <w:r>
-        <w:rPr>
-          <w:rFonts w:asciiTheme="minorHAnsi" w:hAnsiTheme="minorHAnsi"/>
-          <w:sz w:val="20"/>
-          <w:szCs w:val="20"/>
-        </w:rPr>
-        <w:t xml:space="preserve"> to avoid rebuilding the index on every run and to enable proper benchmarking. A </w:t>
-      </w:r>
-      <w:proofErr w:type="spellStart"/>
-      <w:r>
-        <w:rPr>
-          <w:rFonts w:asciiTheme="minorHAnsi" w:hAnsiTheme="minorHAnsi"/>
-          <w:sz w:val="20"/>
-          <w:szCs w:val="20"/>
-        </w:rPr>
-        <w:t>Recall@k</w:t>
-      </w:r>
-      <w:proofErr w:type="spellEnd"/>
-      <w:r>
-        <w:rPr>
-          <w:rFonts w:asciiTheme="minorHAnsi" w:hAnsiTheme="minorHAnsi"/>
-          <w:sz w:val="20"/>
-          <w:szCs w:val="20"/>
-        </w:rPr>
-        <w:t xml:space="preserve"> metric was added as a proxy relevance measure based on substring matching within retrieved documents. Aggregate metrics including total time, average latency, throughput, and recall were computed for comparison.</w:t>
+        <w:t>In-memory vector storage was replaced with persistent storage for both Chroma and Qdrant to avoid rebuilding the index on every run and to enable proper benchmarking. A Recall@k metric was added as a proxy relevance measure based on substring matching within retrieved documents. Aggregate metrics including total time, average latency, throughput, and recall were computed for comparison.</w:t>
       </w:r>
     </w:p>
     <w:p>
@@ -1620,37 +1150,12 @@
         <w:br/>
         <w:t xml:space="preserve">A Chroma batch size error occurred due to exceeding the maximum insertion limit, which was resolved by implementing batched inserts. A tuple-versus-dictionary mismatch in the return structure of </w:t>
       </w:r>
-      <w:proofErr w:type="spellStart"/>
       <w:r>
         <w:rPr>
           <w:rStyle w:val="HTMLCode"/>
           <w:rFonts w:asciiTheme="minorHAnsi" w:eastAsiaTheme="majorEastAsia" w:hAnsiTheme="minorHAnsi"/>
         </w:rPr>
-        <w:t>run_</w:t>
-      </w:r>
-      <w:proofErr w:type="gramStart"/>
-      <w:r>
-        <w:rPr>
-          <w:rStyle w:val="HTMLCode"/>
-          <w:rFonts w:asciiTheme="minorHAnsi" w:eastAsiaTheme="majorEastAsia" w:hAnsiTheme="minorHAnsi"/>
-        </w:rPr>
-        <w:t>queries</w:t>
-      </w:r>
-      <w:proofErr w:type="spellEnd"/>
-      <w:r>
-        <w:rPr>
-          <w:rStyle w:val="HTMLCode"/>
-          <w:rFonts w:asciiTheme="minorHAnsi" w:eastAsiaTheme="majorEastAsia" w:hAnsiTheme="minorHAnsi"/>
-        </w:rPr>
-        <w:t>(</w:t>
-      </w:r>
-      <w:proofErr w:type="gramEnd"/>
-      <w:r>
-        <w:rPr>
-          <w:rStyle w:val="HTMLCode"/>
-          <w:rFonts w:asciiTheme="minorHAnsi" w:eastAsiaTheme="majorEastAsia" w:hAnsiTheme="minorHAnsi"/>
-        </w:rPr>
-        <w:t>)</w:t>
+        <w:t>run_queries()</w:t>
       </w:r>
       <w:r>
         <w:rPr>
@@ -1658,25 +1163,7 @@
           <w:sz w:val="20"/>
           <w:szCs w:val="20"/>
         </w:rPr>
-        <w:t xml:space="preserve"> caused a </w:t>
-      </w:r>
-      <w:proofErr w:type="spellStart"/>
-      <w:r>
-        <w:rPr>
-          <w:rFonts w:asciiTheme="minorHAnsi" w:hAnsiTheme="minorHAnsi"/>
-          <w:sz w:val="20"/>
-          <w:szCs w:val="20"/>
-        </w:rPr>
-        <w:t>TypeError</w:t>
-      </w:r>
-      <w:proofErr w:type="spellEnd"/>
-      <w:r>
-        <w:rPr>
-          <w:rFonts w:asciiTheme="minorHAnsi" w:hAnsiTheme="minorHAnsi"/>
-          <w:sz w:val="20"/>
-          <w:szCs w:val="20"/>
-        </w:rPr>
-        <w:t>, which was fixed by aligning the return type with the display function. These fixes stabilized the benchmarking execution for dual database runs.</w:t>
+        <w:t xml:space="preserve"> caused a TypeError, which was fixed by aligning the return type with the display function. These fixes stabilized the benchmarking execution for dual database runs.</w:t>
       </w:r>
     </w:p>
     <w:p>
@@ -1703,43 +1190,7 @@
           <w:szCs w:val="20"/>
         </w:rPr>
         <w:br/>
-        <w:t xml:space="preserve">The system was updated to support sequential execution of both Chroma and </w:t>
-      </w:r>
-      <w:proofErr w:type="spellStart"/>
-      <w:r>
-        <w:rPr>
-          <w:rFonts w:asciiTheme="minorHAnsi" w:hAnsiTheme="minorHAnsi"/>
-          <w:sz w:val="20"/>
-          <w:szCs w:val="20"/>
-        </w:rPr>
-        <w:t>Qdrant</w:t>
-      </w:r>
-      <w:proofErr w:type="spellEnd"/>
-      <w:r>
-        <w:rPr>
-          <w:rFonts w:asciiTheme="minorHAnsi" w:hAnsiTheme="minorHAnsi"/>
-          <w:sz w:val="20"/>
-          <w:szCs w:val="20"/>
-        </w:rPr>
-        <w:t xml:space="preserve"> within the same run for fair comparison. A structured workflow was designed for visualization in Eraser AI, outlining data preparation, indexing, retrieval, and evaluation phases. Additionally, a PPT was created to explain the workflow along with a conceptual comparison of HNSW and </w:t>
-      </w:r>
-      <w:proofErr w:type="spellStart"/>
-      <w:r>
-        <w:rPr>
-          <w:rFonts w:asciiTheme="minorHAnsi" w:hAnsiTheme="minorHAnsi"/>
-          <w:sz w:val="20"/>
-          <w:szCs w:val="20"/>
-        </w:rPr>
-        <w:t>DiskANN</w:t>
-      </w:r>
-      <w:proofErr w:type="spellEnd"/>
-      <w:r>
-        <w:rPr>
-          <w:rFonts w:asciiTheme="minorHAnsi" w:hAnsiTheme="minorHAnsi"/>
-          <w:sz w:val="20"/>
-          <w:szCs w:val="20"/>
-        </w:rPr>
-        <w:t xml:space="preserve"> indexing algorithms to support technical presentation and discussion.</w:t>
+        <w:t>The system was updated to support sequential execution of both Chroma and Qdrant within the same run for fair comparison. A structured workflow was designed for visualization in Eraser AI, outlining data preparation, indexing, retrieval, and evaluation phases. Additionally, a PPT was created to explain the workflow along with a conceptual comparison of HNSW and DiskANN indexing algorithms to support technical presentation and discussion.</w:t>
       </w:r>
       <w:r>
         <w:rPr>
@@ -1773,7 +1224,292 @@
           <w:sz w:val="26"/>
           <w:szCs w:val="26"/>
         </w:rPr>
+        <w:t xml:space="preserve">Add Milvus </w:t>
+      </w:r>
+      <w:r>
+        <w:rPr>
+          <w:sz w:val="26"/>
+          <w:szCs w:val="26"/>
+        </w:rPr>
         <w:t>(15-21 Feb)</w:t>
+      </w:r>
+    </w:p>
+    <w:p>
+      <w:pPr>
+        <w:pStyle w:val="NormalWeb"/>
+        <w:numPr>
+          <w:ilvl w:val="0"/>
+          <w:numId w:val="19"/>
+        </w:numPr>
+        <w:rPr>
+          <w:rFonts w:asciiTheme="minorHAnsi" w:hAnsiTheme="minorHAnsi"/>
+          <w:sz w:val="20"/>
+          <w:szCs w:val="20"/>
+        </w:rPr>
+      </w:pPr>
+      <w:r>
+        <w:rPr>
+          <w:rStyle w:val="Strong"/>
+          <w:rFonts w:asciiTheme="minorHAnsi" w:eastAsiaTheme="majorEastAsia" w:hAnsiTheme="minorHAnsi"/>
+          <w:sz w:val="20"/>
+          <w:szCs w:val="20"/>
+        </w:rPr>
+        <w:t>Initial Milvus Integration &amp; Connection Errors</w:t>
+      </w:r>
+      <w:r>
+        <w:rPr>
+          <w:rFonts w:asciiTheme="minorHAnsi" w:hAnsiTheme="minorHAnsi"/>
+          <w:sz w:val="20"/>
+          <w:szCs w:val="20"/>
+        </w:rPr>
+        <w:br/>
+        <w:t>After successfully modularizing the pipeline for Chroma and Qdrant, Milvus was added as a third vector database. The first issue encountered was connection failure because Milvus requires a running server. Attempts were made to use Milvus Lite locally, which worked on Linux and macOS but failed on Windows due to dependency and compatibility issues.</w:t>
+      </w:r>
+    </w:p>
+    <w:p>
+      <w:pPr>
+        <w:pStyle w:val="NormalWeb"/>
+        <w:numPr>
+          <w:ilvl w:val="0"/>
+          <w:numId w:val="19"/>
+        </w:numPr>
+        <w:rPr>
+          <w:rFonts w:asciiTheme="minorHAnsi" w:hAnsiTheme="minorHAnsi"/>
+          <w:sz w:val="20"/>
+          <w:szCs w:val="20"/>
+        </w:rPr>
+      </w:pPr>
+      <w:r>
+        <w:rPr>
+          <w:rStyle w:val="Strong"/>
+          <w:rFonts w:asciiTheme="minorHAnsi" w:eastAsiaTheme="majorEastAsia" w:hAnsiTheme="minorHAnsi"/>
+          <w:sz w:val="20"/>
+          <w:szCs w:val="20"/>
+        </w:rPr>
+        <w:t>Environment Fixes and Python Compatibility Issues</w:t>
+      </w:r>
+      <w:r>
+        <w:rPr>
+          <w:rFonts w:asciiTheme="minorHAnsi" w:hAnsiTheme="minorHAnsi"/>
+          <w:sz w:val="20"/>
+          <w:szCs w:val="20"/>
+        </w:rPr>
+        <w:br/>
+        <w:t xml:space="preserve">Multiple environment-level errors were resolved, including Python version incompatibilities (Python 3.14 breaking Chroma/Pydantic), missing </w:t>
+      </w:r>
+      <w:r>
+        <w:rPr>
+          <w:rStyle w:val="HTMLCode"/>
+          <w:rFonts w:asciiTheme="minorHAnsi" w:eastAsiaTheme="majorEastAsia" w:hAnsiTheme="minorHAnsi"/>
+        </w:rPr>
+        <w:t>pkg_resources</w:t>
+      </w:r>
+      <w:r>
+        <w:rPr>
+          <w:rFonts w:asciiTheme="minorHAnsi" w:hAnsiTheme="minorHAnsi"/>
+          <w:sz w:val="20"/>
+          <w:szCs w:val="20"/>
+        </w:rPr>
+        <w:t>, and setuptools version conflicts. The environment was stabilized by switching to Python 3.11/3.12 in a proper virtual environment and downgrading setuptools to ensure Milvus Lite compatibility.</w:t>
+      </w:r>
+    </w:p>
+    <w:p>
+      <w:pPr>
+        <w:pStyle w:val="NormalWeb"/>
+        <w:numPr>
+          <w:ilvl w:val="0"/>
+          <w:numId w:val="19"/>
+        </w:numPr>
+        <w:rPr>
+          <w:rFonts w:asciiTheme="minorHAnsi" w:hAnsiTheme="minorHAnsi"/>
+          <w:sz w:val="20"/>
+          <w:szCs w:val="20"/>
+        </w:rPr>
+      </w:pPr>
+      <w:r>
+        <w:rPr>
+          <w:rStyle w:val="Strong"/>
+          <w:rFonts w:asciiTheme="minorHAnsi" w:eastAsiaTheme="majorEastAsia" w:hAnsiTheme="minorHAnsi"/>
+          <w:sz w:val="20"/>
+          <w:szCs w:val="20"/>
+        </w:rPr>
+        <w:t>Milvus Lite Indexing and Search Debugging</w:t>
+      </w:r>
+      <w:r>
+        <w:rPr>
+          <w:rFonts w:asciiTheme="minorHAnsi" w:hAnsiTheme="minorHAnsi"/>
+          <w:sz w:val="20"/>
+          <w:szCs w:val="20"/>
+        </w:rPr>
+        <w:br/>
+        <w:t xml:space="preserve">After Milvus Lite was successfully installed on the university RED Linux environment, indexing </w:t>
+      </w:r>
+      <w:r>
+        <w:rPr>
+          <w:rFonts w:asciiTheme="minorHAnsi" w:hAnsiTheme="minorHAnsi"/>
+          <w:sz w:val="20"/>
+          <w:szCs w:val="20"/>
+        </w:rPr>
+        <w:lastRenderedPageBreak/>
+        <w:t>errors occurred due to unsupported index types (HNSW not supported in Lite mode). The index was changed to IVF_FLAT, and the order of operations was corrected to insert → create index → load → search, resolving the “No index found” issue.</w:t>
+      </w:r>
+    </w:p>
+    <w:p>
+      <w:pPr>
+        <w:pStyle w:val="NormalWeb"/>
+        <w:numPr>
+          <w:ilvl w:val="0"/>
+          <w:numId w:val="19"/>
+        </w:numPr>
+        <w:rPr>
+          <w:rFonts w:asciiTheme="minorHAnsi" w:hAnsiTheme="minorHAnsi"/>
+          <w:sz w:val="20"/>
+          <w:szCs w:val="20"/>
+        </w:rPr>
+      </w:pPr>
+      <w:r>
+        <w:rPr>
+          <w:rStyle w:val="Strong"/>
+          <w:rFonts w:asciiTheme="minorHAnsi" w:eastAsiaTheme="majorEastAsia" w:hAnsiTheme="minorHAnsi"/>
+          <w:sz w:val="20"/>
+          <w:szCs w:val="20"/>
+        </w:rPr>
+        <w:t>Transition to Milvus Standalone (Docker) for Full HNSW Support</w:t>
+      </w:r>
+      <w:r>
+        <w:rPr>
+          <w:rFonts w:asciiTheme="minorHAnsi" w:hAnsiTheme="minorHAnsi"/>
+          <w:sz w:val="20"/>
+          <w:szCs w:val="20"/>
+        </w:rPr>
+        <w:br/>
+        <w:t xml:space="preserve">To enable HNSW and DiskANN benchmarking, Milvus Standalone was set up using Docker locally on Windows. The initial </w:t>
+      </w:r>
+      <w:r>
+        <w:rPr>
+          <w:rStyle w:val="HTMLCode"/>
+          <w:rFonts w:asciiTheme="minorHAnsi" w:eastAsiaTheme="majorEastAsia" w:hAnsiTheme="minorHAnsi"/>
+        </w:rPr>
+        <w:t>docker run</w:t>
+      </w:r>
+      <w:r>
+        <w:rPr>
+          <w:rFonts w:asciiTheme="minorHAnsi" w:hAnsiTheme="minorHAnsi"/>
+          <w:sz w:val="20"/>
+          <w:szCs w:val="20"/>
+        </w:rPr>
+        <w:t xml:space="preserve"> attempt failed due to missing dependencies, so the official Docker Compose setup was used instead. This allowed proper deployment of Milvus with etcd and MinIO, enabling HNSW indexing for more realistic benchmarking.</w:t>
+      </w:r>
+    </w:p>
+    <w:p>
+      <w:pPr>
+        <w:pStyle w:val="NormalWeb"/>
+        <w:numPr>
+          <w:ilvl w:val="0"/>
+          <w:numId w:val="19"/>
+        </w:numPr>
+        <w:rPr>
+          <w:rFonts w:asciiTheme="minorHAnsi" w:hAnsiTheme="minorHAnsi"/>
+          <w:sz w:val="20"/>
+          <w:szCs w:val="20"/>
+        </w:rPr>
+      </w:pPr>
+      <w:r>
+        <w:rPr>
+          <w:rStyle w:val="Strong"/>
+          <w:rFonts w:asciiTheme="minorHAnsi" w:eastAsiaTheme="majorEastAsia" w:hAnsiTheme="minorHAnsi"/>
+          <w:sz w:val="20"/>
+          <w:szCs w:val="20"/>
+        </w:rPr>
+        <w:t>Documentation, Benchmark Direction &amp; PPT Preparation</w:t>
+      </w:r>
+      <w:r>
+        <w:rPr>
+          <w:rFonts w:asciiTheme="minorHAnsi" w:hAnsiTheme="minorHAnsi"/>
+          <w:sz w:val="20"/>
+          <w:szCs w:val="20"/>
+        </w:rPr>
+        <w:br/>
+        <w:t>The overall workflow was documented, including completed components (Chroma, Qdrant, Milvus Lite, Milvus Standalone setup) and pending enhancements (index tuning, DiskANN testing, large-scale benchmarking). A PPT was prepared to clearly explain what has been completed so far and what remains to be implemented, focusing on Done vs To Be Done milestones for discussion with the professor.</w:t>
+      </w:r>
+    </w:p>
+    <w:p>
+      <w:pPr>
+        <w:rPr>
+          <w:sz w:val="26"/>
+          <w:szCs w:val="26"/>
+        </w:rPr>
+      </w:pPr>
+    </w:p>
+    <w:p>
+      <w:r>
+        <w:rPr>
+          <w:sz w:val="20"/>
+          <w:szCs w:val="20"/>
+        </w:rPr>
+        <w:t xml:space="preserve">Medium article on Vdb: </w:t>
+      </w:r>
+      <w:hyperlink r:id="rId7" w:history="1">
+        <w:r>
+          <w:rPr>
+            <w:rStyle w:val="Hyperlink"/>
+            <w:sz w:val="20"/>
+            <w:szCs w:val="20"/>
+          </w:rPr>
+          <w:t>https://mehmetozkaya.medium.com/exploring-vector-databases-pinecone-chroma-weaviate-qdrant-milvus-pgvector-and-redis-f0618fe9e92d</w:t>
+        </w:r>
+      </w:hyperlink>
+    </w:p>
+    <w:p/>
+    <w:p>
+      <w:pPr>
+        <w:pStyle w:val="ListParagraph"/>
+        <w:numPr>
+          <w:ilvl w:val="0"/>
+          <w:numId w:val="5"/>
+        </w:numPr>
+      </w:pPr>
+      <w:r>
+        <w:t>Image Input</w:t>
+      </w:r>
+      <w:r>
+        <w:t xml:space="preserve"> </w:t>
+      </w:r>
+      <w:r>
+        <w:t xml:space="preserve">Multimodal </w:t>
+      </w:r>
+      <w:r>
+        <w:t>Extension</w:t>
+      </w:r>
+    </w:p>
+    <w:p>
+      <w:pPr>
+        <w:rPr>
+          <w:sz w:val="20"/>
+          <w:szCs w:val="20"/>
+        </w:rPr>
+      </w:pPr>
+      <w:r>
+        <w:rPr>
+          <w:sz w:val="20"/>
+          <w:szCs w:val="20"/>
+        </w:rPr>
+        <w:t>Done:</w:t>
+      </w:r>
+    </w:p>
+    <w:p>
+      <w:pPr>
+        <w:rPr>
+          <w:sz w:val="20"/>
+          <w:szCs w:val="20"/>
+        </w:rPr>
+      </w:pPr>
+      <w:r>
+        <w:rPr>
+          <w:sz w:val="20"/>
+          <w:szCs w:val="20"/>
+        </w:rPr>
+        <w:t xml:space="preserve">Explored option to add images, </w:t>
       </w:r>
     </w:p>
     <w:p>
@@ -1784,10 +1520,155 @@
           <w:numId w:val="5"/>
         </w:numPr>
         <w:rPr>
-          <w:sz w:val="26"/>
-          <w:szCs w:val="26"/>
-        </w:rPr>
-      </w:pPr>
+          <w:sz w:val="20"/>
+          <w:szCs w:val="20"/>
+        </w:rPr>
+      </w:pPr>
+      <w:r>
+        <w:rPr>
+          <w:sz w:val="20"/>
+          <w:szCs w:val="20"/>
+        </w:rPr>
+        <w:t>Text image different vector space / same space (diff model /same embedder)</w:t>
+      </w:r>
+    </w:p>
+    <w:p>
+      <w:pPr>
+        <w:pStyle w:val="ListParagraph"/>
+        <w:numPr>
+          <w:ilvl w:val="1"/>
+          <w:numId w:val="5"/>
+        </w:numPr>
+        <w:rPr>
+          <w:sz w:val="20"/>
+          <w:szCs w:val="20"/>
+        </w:rPr>
+      </w:pPr>
+      <w:r>
+        <w:rPr>
+          <w:sz w:val="20"/>
+          <w:szCs w:val="20"/>
+        </w:rPr>
+        <w:t>C</w:t>
+      </w:r>
+      <w:r>
+        <w:rPr>
+          <w:sz w:val="20"/>
+          <w:szCs w:val="20"/>
+        </w:rPr>
+        <w:t>onvert images to text(hybrid)</w:t>
+      </w:r>
+    </w:p>
+    <w:p>
+      <w:pPr>
+        <w:pStyle w:val="ListParagraph"/>
+        <w:numPr>
+          <w:ilvl w:val="1"/>
+          <w:numId w:val="5"/>
+        </w:numPr>
+        <w:rPr>
+          <w:sz w:val="20"/>
+          <w:szCs w:val="20"/>
+        </w:rPr>
+      </w:pPr>
+      <w:r>
+        <w:rPr>
+          <w:sz w:val="20"/>
+          <w:szCs w:val="20"/>
+        </w:rPr>
+        <w:t>Extract directly from Wikipedia…or explore Wikimedia</w:t>
+      </w:r>
+    </w:p>
+    <w:p>
+      <w:pPr>
+        <w:pStyle w:val="ListParagraph"/>
+        <w:numPr>
+          <w:ilvl w:val="1"/>
+          <w:numId w:val="5"/>
+        </w:numPr>
+        <w:rPr>
+          <w:sz w:val="20"/>
+          <w:szCs w:val="20"/>
+        </w:rPr>
+      </w:pPr>
+      <w:r>
+        <w:rPr>
+          <w:sz w:val="20"/>
+          <w:szCs w:val="20"/>
+        </w:rPr>
+        <w:t>HF datasets (MS coco, Conceptual Captions, LAION)</w:t>
+      </w:r>
+    </w:p>
+    <w:p>
+      <w:pPr>
+        <w:rPr>
+          <w:sz w:val="20"/>
+          <w:szCs w:val="20"/>
+        </w:rPr>
+      </w:pPr>
+      <w:r>
+        <w:rPr>
+          <w:sz w:val="20"/>
+          <w:szCs w:val="20"/>
+        </w:rPr>
+        <w:t>To do:</w:t>
+      </w:r>
+      <w:r>
+        <w:rPr>
+          <w:sz w:val="20"/>
+          <w:szCs w:val="20"/>
+        </w:rPr>
+        <w:br/>
+        <w:t>Match images to your existing 1,000 wiki articles.</w:t>
+      </w:r>
+      <w:r>
+        <w:rPr>
+          <w:sz w:val="20"/>
+          <w:szCs w:val="20"/>
+        </w:rPr>
+        <w:t xml:space="preserve"> When scaling</w:t>
+      </w:r>
+    </w:p>
+    <w:p>
+      <w:pPr>
+        <w:rPr>
+          <w:sz w:val="20"/>
+          <w:szCs w:val="20"/>
+        </w:rPr>
+      </w:pPr>
+    </w:p>
+    <w:p>
+      <w:pPr>
+        <w:rPr>
+          <w:sz w:val="20"/>
+          <w:szCs w:val="20"/>
+        </w:rPr>
+      </w:pPr>
+    </w:p>
+    <w:p>
+      <w:pPr>
+        <w:rPr>
+          <w:sz w:val="20"/>
+          <w:szCs w:val="20"/>
+        </w:rPr>
+      </w:pPr>
+      <w:r>
+        <w:rPr>
+          <w:sz w:val="20"/>
+          <w:szCs w:val="20"/>
+        </w:rPr>
+        <w:t xml:space="preserve">Image WIT dataset: </w:t>
+      </w:r>
+      <w:hyperlink r:id="rId8" w:history="1">
+        <w:r>
+          <w:rPr>
+            <w:rStyle w:val="Hyperlink"/>
+            <w:sz w:val="20"/>
+            <w:szCs w:val="20"/>
+          </w:rPr>
+          <w:t>https://huggingface.co/datasets/wikimedia/wit_base</w:t>
+        </w:r>
+      </w:hyperlink>
     </w:p>
     <w:sectPr>
       <w:pgSz w:w="11906" w:h="16838"/>
@@ -1892,6 +1773,119 @@
     </w:lvl>
   </w:abstractNum>
   <w:abstractNum w:abstractNumId="1" w15:restartNumberingAfterBreak="0">
+    <w:nsid w:val="0E3B247C"/>
+    <w:multiLevelType w:val="hybridMultilevel"/>
+    <w:tmpl w:val="DBDE76C6"/>
+    <w:lvl w:ilvl="0" w:tplc="40090001">
+      <w:start w:val="1"/>
+      <w:numFmt w:val="bullet"/>
+      <w:lvlText w:val=""/>
+      <w:lvlJc w:val="left"/>
+      <w:pPr>
+        <w:ind w:left="720" w:hanging="360"/>
+      </w:pPr>
+      <w:rPr>
+        <w:rFonts w:ascii="Symbol" w:hAnsi="Symbol" w:hint="default"/>
+      </w:rPr>
+    </w:lvl>
+    <w:lvl w:ilvl="1" w:tplc="40090003" w:tentative="1">
+      <w:start w:val="1"/>
+      <w:numFmt w:val="bullet"/>
+      <w:lvlText w:val="o"/>
+      <w:lvlJc w:val="left"/>
+      <w:pPr>
+        <w:ind w:left="1440" w:hanging="360"/>
+      </w:pPr>
+      <w:rPr>
+        <w:rFonts w:ascii="Courier New" w:hAnsi="Courier New" w:cs="Courier New" w:hint="default"/>
+      </w:rPr>
+    </w:lvl>
+    <w:lvl w:ilvl="2" w:tplc="40090005" w:tentative="1">
+      <w:start w:val="1"/>
+      <w:numFmt w:val="bullet"/>
+      <w:lvlText w:val=""/>
+      <w:lvlJc w:val="left"/>
+      <w:pPr>
+        <w:ind w:left="2160" w:hanging="360"/>
+      </w:pPr>
+      <w:rPr>
+        <w:rFonts w:ascii="Wingdings" w:hAnsi="Wingdings" w:hint="default"/>
+      </w:rPr>
+    </w:lvl>
+    <w:lvl w:ilvl="3" w:tplc="40090001" w:tentative="1">
+      <w:start w:val="1"/>
+      <w:numFmt w:val="bullet"/>
+      <w:lvlText w:val=""/>
+      <w:lvlJc w:val="left"/>
+      <w:pPr>
+        <w:ind w:left="2880" w:hanging="360"/>
+      </w:pPr>
+      <w:rPr>
+        <w:rFonts w:ascii="Symbol" w:hAnsi="Symbol" w:hint="default"/>
+      </w:rPr>
+    </w:lvl>
+    <w:lvl w:ilvl="4" w:tplc="40090003" w:tentative="1">
+      <w:start w:val="1"/>
+      <w:numFmt w:val="bullet"/>
+      <w:lvlText w:val="o"/>
+      <w:lvlJc w:val="left"/>
+      <w:pPr>
+        <w:ind w:left="3600" w:hanging="360"/>
+      </w:pPr>
+      <w:rPr>
+        <w:rFonts w:ascii="Courier New" w:hAnsi="Courier New" w:cs="Courier New" w:hint="default"/>
+      </w:rPr>
+    </w:lvl>
+    <w:lvl w:ilvl="5" w:tplc="40090005" w:tentative="1">
+      <w:start w:val="1"/>
+      <w:numFmt w:val="bullet"/>
+      <w:lvlText w:val=""/>
+      <w:lvlJc w:val="left"/>
+      <w:pPr>
+        <w:ind w:left="4320" w:hanging="360"/>
+      </w:pPr>
+      <w:rPr>
+        <w:rFonts w:ascii="Wingdings" w:hAnsi="Wingdings" w:hint="default"/>
+      </w:rPr>
+    </w:lvl>
+    <w:lvl w:ilvl="6" w:tplc="40090001" w:tentative="1">
+      <w:start w:val="1"/>
+      <w:numFmt w:val="bullet"/>
+      <w:lvlText w:val=""/>
+      <w:lvlJc w:val="left"/>
+      <w:pPr>
+        <w:ind w:left="5040" w:hanging="360"/>
+      </w:pPr>
+      <w:rPr>
+        <w:rFonts w:ascii="Symbol" w:hAnsi="Symbol" w:hint="default"/>
+      </w:rPr>
+    </w:lvl>
+    <w:lvl w:ilvl="7" w:tplc="40090003" w:tentative="1">
+      <w:start w:val="1"/>
+      <w:numFmt w:val="bullet"/>
+      <w:lvlText w:val="o"/>
+      <w:lvlJc w:val="left"/>
+      <w:pPr>
+        <w:ind w:left="5760" w:hanging="360"/>
+      </w:pPr>
+      <w:rPr>
+        <w:rFonts w:ascii="Courier New" w:hAnsi="Courier New" w:cs="Courier New" w:hint="default"/>
+      </w:rPr>
+    </w:lvl>
+    <w:lvl w:ilvl="8" w:tplc="40090005" w:tentative="1">
+      <w:start w:val="1"/>
+      <w:numFmt w:val="bullet"/>
+      <w:lvlText w:val=""/>
+      <w:lvlJc w:val="left"/>
+      <w:pPr>
+        <w:ind w:left="6480" w:hanging="360"/>
+      </w:pPr>
+      <w:rPr>
+        <w:rFonts w:ascii="Wingdings" w:hAnsi="Wingdings" w:hint="default"/>
+      </w:rPr>
+    </w:lvl>
+  </w:abstractNum>
+  <w:abstractNum w:abstractNumId="2" w15:restartNumberingAfterBreak="0">
     <w:nsid w:val="22705407"/>
     <w:multiLevelType w:val="multilevel"/>
     <w:tmpl w:val="CFB4C6C4"/>
@@ -2008,7 +2002,7 @@
       </w:rPr>
     </w:lvl>
   </w:abstractNum>
-  <w:abstractNum w:abstractNumId="2" w15:restartNumberingAfterBreak="0">
+  <w:abstractNum w:abstractNumId="3" w15:restartNumberingAfterBreak="0">
     <w:nsid w:val="24796F1A"/>
     <w:multiLevelType w:val="multilevel"/>
     <w:tmpl w:val="4009001D"/>
@@ -2094,7 +2088,7 @@
       </w:pPr>
     </w:lvl>
   </w:abstractNum>
-  <w:abstractNum w:abstractNumId="3" w15:restartNumberingAfterBreak="0">
+  <w:abstractNum w:abstractNumId="4" w15:restartNumberingAfterBreak="0">
     <w:nsid w:val="25736702"/>
     <w:multiLevelType w:val="hybridMultilevel"/>
     <w:tmpl w:val="32D43B86"/>
@@ -2206,7 +2200,7 @@
       </w:rPr>
     </w:lvl>
   </w:abstractNum>
-  <w:abstractNum w:abstractNumId="4" w15:restartNumberingAfterBreak="0">
+  <w:abstractNum w:abstractNumId="5" w15:restartNumberingAfterBreak="0">
     <w:nsid w:val="280C05E2"/>
     <w:multiLevelType w:val="multilevel"/>
     <w:tmpl w:val="4009001D"/>
@@ -2292,7 +2286,7 @@
       </w:pPr>
     </w:lvl>
   </w:abstractNum>
-  <w:abstractNum w:abstractNumId="5" w15:restartNumberingAfterBreak="0">
+  <w:abstractNum w:abstractNumId="6" w15:restartNumberingAfterBreak="0">
     <w:nsid w:val="32011BA9"/>
     <w:multiLevelType w:val="multilevel"/>
     <w:tmpl w:val="4009001D"/>
@@ -2378,7 +2372,7 @@
       </w:pPr>
     </w:lvl>
   </w:abstractNum>
-  <w:abstractNum w:abstractNumId="6" w15:restartNumberingAfterBreak="0">
+  <w:abstractNum w:abstractNumId="7" w15:restartNumberingAfterBreak="0">
     <w:nsid w:val="376559E3"/>
     <w:multiLevelType w:val="hybridMultilevel"/>
     <w:tmpl w:val="43A8EA60"/>
@@ -2464,7 +2458,7 @@
       </w:pPr>
     </w:lvl>
   </w:abstractNum>
-  <w:abstractNum w:abstractNumId="7" w15:restartNumberingAfterBreak="0">
+  <w:abstractNum w:abstractNumId="8" w15:restartNumberingAfterBreak="0">
     <w:nsid w:val="37823E13"/>
     <w:multiLevelType w:val="hybridMultilevel"/>
     <w:tmpl w:val="3A3C715A"/>
@@ -2577,7 +2571,7 @@
       </w:rPr>
     </w:lvl>
   </w:abstractNum>
-  <w:abstractNum w:abstractNumId="8" w15:restartNumberingAfterBreak="0">
+  <w:abstractNum w:abstractNumId="9" w15:restartNumberingAfterBreak="0">
     <w:nsid w:val="3A4D5B0C"/>
     <w:multiLevelType w:val="hybridMultilevel"/>
     <w:tmpl w:val="F0F6C362"/>
@@ -2690,7 +2684,7 @@
       </w:rPr>
     </w:lvl>
   </w:abstractNum>
-  <w:abstractNum w:abstractNumId="9" w15:restartNumberingAfterBreak="0">
+  <w:abstractNum w:abstractNumId="10" w15:restartNumberingAfterBreak="0">
     <w:nsid w:val="3C414492"/>
     <w:multiLevelType w:val="hybridMultilevel"/>
     <w:tmpl w:val="D452CC6A"/>
@@ -2803,7 +2797,119 @@
       </w:rPr>
     </w:lvl>
   </w:abstractNum>
-  <w:abstractNum w:abstractNumId="10" w15:restartNumberingAfterBreak="0">
+  <w:abstractNum w:abstractNumId="11" w15:restartNumberingAfterBreak="0">
+    <w:nsid w:val="447D3562"/>
+    <w:multiLevelType w:val="hybridMultilevel"/>
+    <w:tmpl w:val="2C12389A"/>
+    <w:lvl w:ilvl="0" w:tplc="40090001">
+      <w:numFmt w:val="bullet"/>
+      <w:lvlText w:val=""/>
+      <w:lvlJc w:val="left"/>
+      <w:pPr>
+        <w:ind w:left="720" w:hanging="360"/>
+      </w:pPr>
+      <w:rPr>
+        <w:rFonts w:ascii="Symbol" w:eastAsia="Times New Roman" w:hAnsi="Symbol" w:cs="Times New Roman" w:hint="default"/>
+      </w:rPr>
+    </w:lvl>
+    <w:lvl w:ilvl="1" w:tplc="40090003" w:tentative="1">
+      <w:start w:val="1"/>
+      <w:numFmt w:val="bullet"/>
+      <w:lvlText w:val="o"/>
+      <w:lvlJc w:val="left"/>
+      <w:pPr>
+        <w:ind w:left="1440" w:hanging="360"/>
+      </w:pPr>
+      <w:rPr>
+        <w:rFonts w:ascii="Courier New" w:hAnsi="Courier New" w:cs="Courier New" w:hint="default"/>
+      </w:rPr>
+    </w:lvl>
+    <w:lvl w:ilvl="2" w:tplc="40090005" w:tentative="1">
+      <w:start w:val="1"/>
+      <w:numFmt w:val="bullet"/>
+      <w:lvlText w:val=""/>
+      <w:lvlJc w:val="left"/>
+      <w:pPr>
+        <w:ind w:left="2160" w:hanging="360"/>
+      </w:pPr>
+      <w:rPr>
+        <w:rFonts w:ascii="Wingdings" w:hAnsi="Wingdings" w:hint="default"/>
+      </w:rPr>
+    </w:lvl>
+    <w:lvl w:ilvl="3" w:tplc="40090001" w:tentative="1">
+      <w:start w:val="1"/>
+      <w:numFmt w:val="bullet"/>
+      <w:lvlText w:val=""/>
+      <w:lvlJc w:val="left"/>
+      <w:pPr>
+        <w:ind w:left="2880" w:hanging="360"/>
+      </w:pPr>
+      <w:rPr>
+        <w:rFonts w:ascii="Symbol" w:hAnsi="Symbol" w:hint="default"/>
+      </w:rPr>
+    </w:lvl>
+    <w:lvl w:ilvl="4" w:tplc="40090003" w:tentative="1">
+      <w:start w:val="1"/>
+      <w:numFmt w:val="bullet"/>
+      <w:lvlText w:val="o"/>
+      <w:lvlJc w:val="left"/>
+      <w:pPr>
+        <w:ind w:left="3600" w:hanging="360"/>
+      </w:pPr>
+      <w:rPr>
+        <w:rFonts w:ascii="Courier New" w:hAnsi="Courier New" w:cs="Courier New" w:hint="default"/>
+      </w:rPr>
+    </w:lvl>
+    <w:lvl w:ilvl="5" w:tplc="40090005" w:tentative="1">
+      <w:start w:val="1"/>
+      <w:numFmt w:val="bullet"/>
+      <w:lvlText w:val=""/>
+      <w:lvlJc w:val="left"/>
+      <w:pPr>
+        <w:ind w:left="4320" w:hanging="360"/>
+      </w:pPr>
+      <w:rPr>
+        <w:rFonts w:ascii="Wingdings" w:hAnsi="Wingdings" w:hint="default"/>
+      </w:rPr>
+    </w:lvl>
+    <w:lvl w:ilvl="6" w:tplc="40090001" w:tentative="1">
+      <w:start w:val="1"/>
+      <w:numFmt w:val="bullet"/>
+      <w:lvlText w:val=""/>
+      <w:lvlJc w:val="left"/>
+      <w:pPr>
+        <w:ind w:left="5040" w:hanging="360"/>
+      </w:pPr>
+      <w:rPr>
+        <w:rFonts w:ascii="Symbol" w:hAnsi="Symbol" w:hint="default"/>
+      </w:rPr>
+    </w:lvl>
+    <w:lvl w:ilvl="7" w:tplc="40090003" w:tentative="1">
+      <w:start w:val="1"/>
+      <w:numFmt w:val="bullet"/>
+      <w:lvlText w:val="o"/>
+      <w:lvlJc w:val="left"/>
+      <w:pPr>
+        <w:ind w:left="5760" w:hanging="360"/>
+      </w:pPr>
+      <w:rPr>
+        <w:rFonts w:ascii="Courier New" w:hAnsi="Courier New" w:cs="Courier New" w:hint="default"/>
+      </w:rPr>
+    </w:lvl>
+    <w:lvl w:ilvl="8" w:tplc="40090005" w:tentative="1">
+      <w:start w:val="1"/>
+      <w:numFmt w:val="bullet"/>
+      <w:lvlText w:val=""/>
+      <w:lvlJc w:val="left"/>
+      <w:pPr>
+        <w:ind w:left="6480" w:hanging="360"/>
+      </w:pPr>
+      <w:rPr>
+        <w:rFonts w:ascii="Wingdings" w:hAnsi="Wingdings" w:hint="default"/>
+      </w:rPr>
+    </w:lvl>
+  </w:abstractNum>
+  <w:abstractNum w:abstractNumId="12" w15:restartNumberingAfterBreak="0">
     <w:nsid w:val="47107DBC"/>
     <w:multiLevelType w:val="hybridMultilevel"/>
     <w:tmpl w:val="6240B50C"/>
@@ -2889,7 +2995,7 @@
       </w:pPr>
     </w:lvl>
   </w:abstractNum>
-  <w:abstractNum w:abstractNumId="11" w15:restartNumberingAfterBreak="0">
+  <w:abstractNum w:abstractNumId="13" w15:restartNumberingAfterBreak="0">
     <w:nsid w:val="50964278"/>
     <w:multiLevelType w:val="hybridMultilevel"/>
     <w:tmpl w:val="396C56C0"/>
@@ -3001,7 +3107,93 @@
       </w:rPr>
     </w:lvl>
   </w:abstractNum>
-  <w:abstractNum w:abstractNumId="12" w15:restartNumberingAfterBreak="0">
+  <w:abstractNum w:abstractNumId="14" w15:restartNumberingAfterBreak="0">
+    <w:nsid w:val="53B3350B"/>
+    <w:multiLevelType w:val="hybridMultilevel"/>
+    <w:tmpl w:val="3B2C978A"/>
+    <w:lvl w:ilvl="0" w:tplc="40090019">
+      <w:start w:val="1"/>
+      <w:numFmt w:val="lowerLetter"/>
+      <w:lvlText w:val="%1."/>
+      <w:lvlJc w:val="left"/>
+      <w:pPr>
+        <w:ind w:left="720" w:hanging="360"/>
+      </w:pPr>
+    </w:lvl>
+    <w:lvl w:ilvl="1" w:tplc="40090019" w:tentative="1">
+      <w:start w:val="1"/>
+      <w:numFmt w:val="lowerLetter"/>
+      <w:lvlText w:val="%2."/>
+      <w:lvlJc w:val="left"/>
+      <w:pPr>
+        <w:ind w:left="1440" w:hanging="360"/>
+      </w:pPr>
+    </w:lvl>
+    <w:lvl w:ilvl="2" w:tplc="4009001B" w:tentative="1">
+      <w:start w:val="1"/>
+      <w:numFmt w:val="lowerRoman"/>
+      <w:lvlText w:val="%3."/>
+      <w:lvlJc w:val="right"/>
+      <w:pPr>
+        <w:ind w:left="2160" w:hanging="180"/>
+      </w:pPr>
+    </w:lvl>
+    <w:lvl w:ilvl="3" w:tplc="4009000F" w:tentative="1">
+      <w:start w:val="1"/>
+      <w:numFmt w:val="decimal"/>
+      <w:lvlText w:val="%4."/>
+      <w:lvlJc w:val="left"/>
+      <w:pPr>
+        <w:ind w:left="2880" w:hanging="360"/>
+      </w:pPr>
+    </w:lvl>
+    <w:lvl w:ilvl="4" w:tplc="40090019" w:tentative="1">
+      <w:start w:val="1"/>
+      <w:numFmt w:val="lowerLetter"/>
+      <w:lvlText w:val="%5."/>
+      <w:lvlJc w:val="left"/>
+      <w:pPr>
+        <w:ind w:left="3600" w:hanging="360"/>
+      </w:pPr>
+    </w:lvl>
+    <w:lvl w:ilvl="5" w:tplc="4009001B" w:tentative="1">
+      <w:start w:val="1"/>
+      <w:numFmt w:val="lowerRoman"/>
+      <w:lvlText w:val="%6."/>
+      <w:lvlJc w:val="right"/>
+      <w:pPr>
+        <w:ind w:left="4320" w:hanging="180"/>
+      </w:pPr>
+    </w:lvl>
+    <w:lvl w:ilvl="6" w:tplc="4009000F" w:tentative="1">
+      <w:start w:val="1"/>
+      <w:numFmt w:val="decimal"/>
+      <w:lvlText w:val="%7."/>
+      <w:lvlJc w:val="left"/>
+      <w:pPr>
+        <w:ind w:left="5040" w:hanging="360"/>
+      </w:pPr>
+    </w:lvl>
+    <w:lvl w:ilvl="7" w:tplc="40090019" w:tentative="1">
+      <w:start w:val="1"/>
+      <w:numFmt w:val="lowerLetter"/>
+      <w:lvlText w:val="%8."/>
+      <w:lvlJc w:val="left"/>
+      <w:pPr>
+        <w:ind w:left="5760" w:hanging="360"/>
+      </w:pPr>
+    </w:lvl>
+    <w:lvl w:ilvl="8" w:tplc="4009001B" w:tentative="1">
+      <w:start w:val="1"/>
+      <w:numFmt w:val="lowerRoman"/>
+      <w:lvlText w:val="%9."/>
+      <w:lvlJc w:val="right"/>
+      <w:pPr>
+        <w:ind w:left="6480" w:hanging="180"/>
+      </w:pPr>
+    </w:lvl>
+  </w:abstractNum>
+  <w:abstractNum w:abstractNumId="15" w15:restartNumberingAfterBreak="0">
     <w:nsid w:val="6762762E"/>
     <w:multiLevelType w:val="hybridMultilevel"/>
     <w:tmpl w:val="8EB2CFE0"/>
@@ -3091,7 +3283,206 @@
       </w:pPr>
     </w:lvl>
   </w:abstractNum>
-  <w:abstractNum w:abstractNumId="13" w15:restartNumberingAfterBreak="0">
+  <w:abstractNum w:abstractNumId="16" w15:restartNumberingAfterBreak="0">
+    <w:nsid w:val="6C990371"/>
+    <w:multiLevelType w:val="hybridMultilevel"/>
+    <w:tmpl w:val="7CA440AA"/>
+    <w:lvl w:ilvl="0" w:tplc="40090001">
+      <w:start w:val="1"/>
+      <w:numFmt w:val="bullet"/>
+      <w:lvlText w:val=""/>
+      <w:lvlJc w:val="left"/>
+      <w:pPr>
+        <w:ind w:left="1080" w:hanging="360"/>
+      </w:pPr>
+      <w:rPr>
+        <w:rFonts w:ascii="Symbol" w:hAnsi="Symbol" w:hint="default"/>
+      </w:rPr>
+    </w:lvl>
+    <w:lvl w:ilvl="1" w:tplc="40090003" w:tentative="1">
+      <w:start w:val="1"/>
+      <w:numFmt w:val="bullet"/>
+      <w:lvlText w:val="o"/>
+      <w:lvlJc w:val="left"/>
+      <w:pPr>
+        <w:ind w:left="1800" w:hanging="360"/>
+      </w:pPr>
+      <w:rPr>
+        <w:rFonts w:ascii="Courier New" w:hAnsi="Courier New" w:cs="Courier New" w:hint="default"/>
+      </w:rPr>
+    </w:lvl>
+    <w:lvl w:ilvl="2" w:tplc="40090005" w:tentative="1">
+      <w:start w:val="1"/>
+      <w:numFmt w:val="bullet"/>
+      <w:lvlText w:val=""/>
+      <w:lvlJc w:val="left"/>
+      <w:pPr>
+        <w:ind w:left="2520" w:hanging="360"/>
+      </w:pPr>
+      <w:rPr>
+        <w:rFonts w:ascii="Wingdings" w:hAnsi="Wingdings" w:hint="default"/>
+      </w:rPr>
+    </w:lvl>
+    <w:lvl w:ilvl="3" w:tplc="40090001" w:tentative="1">
+      <w:start w:val="1"/>
+      <w:numFmt w:val="bullet"/>
+      <w:lvlText w:val=""/>
+      <w:lvlJc w:val="left"/>
+      <w:pPr>
+        <w:ind w:left="3240" w:hanging="360"/>
+      </w:pPr>
+      <w:rPr>
+        <w:rFonts w:ascii="Symbol" w:hAnsi="Symbol" w:hint="default"/>
+      </w:rPr>
+    </w:lvl>
+    <w:lvl w:ilvl="4" w:tplc="40090003" w:tentative="1">
+      <w:start w:val="1"/>
+      <w:numFmt w:val="bullet"/>
+      <w:lvlText w:val="o"/>
+      <w:lvlJc w:val="left"/>
+      <w:pPr>
+        <w:ind w:left="3960" w:hanging="360"/>
+      </w:pPr>
+      <w:rPr>
+        <w:rFonts w:ascii="Courier New" w:hAnsi="Courier New" w:cs="Courier New" w:hint="default"/>
+      </w:rPr>
+    </w:lvl>
+    <w:lvl w:ilvl="5" w:tplc="40090005" w:tentative="1">
+      <w:start w:val="1"/>
+      <w:numFmt w:val="bullet"/>
+      <w:lvlText w:val=""/>
+      <w:lvlJc w:val="left"/>
+      <w:pPr>
+        <w:ind w:left="4680" w:hanging="360"/>
+      </w:pPr>
+      <w:rPr>
+        <w:rFonts w:ascii="Wingdings" w:hAnsi="Wingdings" w:hint="default"/>
+      </w:rPr>
+    </w:lvl>
+    <w:lvl w:ilvl="6" w:tplc="40090001" w:tentative="1">
+      <w:start w:val="1"/>
+      <w:numFmt w:val="bullet"/>
+      <w:lvlText w:val=""/>
+      <w:lvlJc w:val="left"/>
+      <w:pPr>
+        <w:ind w:left="5400" w:hanging="360"/>
+      </w:pPr>
+      <w:rPr>
+        <w:rFonts w:ascii="Symbol" w:hAnsi="Symbol" w:hint="default"/>
+      </w:rPr>
+    </w:lvl>
+    <w:lvl w:ilvl="7" w:tplc="40090003" w:tentative="1">
+      <w:start w:val="1"/>
+      <w:numFmt w:val="bullet"/>
+      <w:lvlText w:val="o"/>
+      <w:lvlJc w:val="left"/>
+      <w:pPr>
+        <w:ind w:left="6120" w:hanging="360"/>
+      </w:pPr>
+      <w:rPr>
+        <w:rFonts w:ascii="Courier New" w:hAnsi="Courier New" w:cs="Courier New" w:hint="default"/>
+      </w:rPr>
+    </w:lvl>
+    <w:lvl w:ilvl="8" w:tplc="40090005" w:tentative="1">
+      <w:start w:val="1"/>
+      <w:numFmt w:val="bullet"/>
+      <w:lvlText w:val=""/>
+      <w:lvlJc w:val="left"/>
+      <w:pPr>
+        <w:ind w:left="6840" w:hanging="360"/>
+      </w:pPr>
+      <w:rPr>
+        <w:rFonts w:ascii="Wingdings" w:hAnsi="Wingdings" w:hint="default"/>
+      </w:rPr>
+    </w:lvl>
+  </w:abstractNum>
+  <w:abstractNum w:abstractNumId="17" w15:restartNumberingAfterBreak="0">
+    <w:nsid w:val="6FF4454C"/>
+    <w:multiLevelType w:val="hybridMultilevel"/>
+    <w:tmpl w:val="7D2C6ECA"/>
+    <w:lvl w:ilvl="0" w:tplc="40090019">
+      <w:start w:val="1"/>
+      <w:numFmt w:val="lowerLetter"/>
+      <w:lvlText w:val="%1."/>
+      <w:lvlJc w:val="left"/>
+      <w:pPr>
+        <w:ind w:left="720" w:hanging="360"/>
+      </w:pPr>
+    </w:lvl>
+    <w:lvl w:ilvl="1" w:tplc="40090019" w:tentative="1">
+      <w:start w:val="1"/>
+      <w:numFmt w:val="lowerLetter"/>
+      <w:lvlText w:val="%2."/>
+      <w:lvlJc w:val="left"/>
+      <w:pPr>
+        <w:ind w:left="1440" w:hanging="360"/>
+      </w:pPr>
+    </w:lvl>
+    <w:lvl w:ilvl="2" w:tplc="4009001B" w:tentative="1">
+      <w:start w:val="1"/>
+      <w:numFmt w:val="lowerRoman"/>
+      <w:lvlText w:val="%3."/>
+      <w:lvlJc w:val="right"/>
+      <w:pPr>
+        <w:ind w:left="2160" w:hanging="180"/>
+      </w:pPr>
+    </w:lvl>
+    <w:lvl w:ilvl="3" w:tplc="4009000F" w:tentative="1">
+      <w:start w:val="1"/>
+      <w:numFmt w:val="decimal"/>
+      <w:lvlText w:val="%4."/>
+      <w:lvlJc w:val="left"/>
+      <w:pPr>
+        <w:ind w:left="2880" w:hanging="360"/>
+      </w:pPr>
+    </w:lvl>
+    <w:lvl w:ilvl="4" w:tplc="40090019" w:tentative="1">
+      <w:start w:val="1"/>
+      <w:numFmt w:val="lowerLetter"/>
+      <w:lvlText w:val="%5."/>
+      <w:lvlJc w:val="left"/>
+      <w:pPr>
+        <w:ind w:left="3600" w:hanging="360"/>
+      </w:pPr>
+    </w:lvl>
+    <w:lvl w:ilvl="5" w:tplc="4009001B" w:tentative="1">
+      <w:start w:val="1"/>
+      <w:numFmt w:val="lowerRoman"/>
+      <w:lvlText w:val="%6."/>
+      <w:lvlJc w:val="right"/>
+      <w:pPr>
+        <w:ind w:left="4320" w:hanging="180"/>
+      </w:pPr>
+    </w:lvl>
+    <w:lvl w:ilvl="6" w:tplc="4009000F" w:tentative="1">
+      <w:start w:val="1"/>
+      <w:numFmt w:val="decimal"/>
+      <w:lvlText w:val="%7."/>
+      <w:lvlJc w:val="left"/>
+      <w:pPr>
+        <w:ind w:left="5040" w:hanging="360"/>
+      </w:pPr>
+    </w:lvl>
+    <w:lvl w:ilvl="7" w:tplc="40090019" w:tentative="1">
+      <w:start w:val="1"/>
+      <w:numFmt w:val="lowerLetter"/>
+      <w:lvlText w:val="%8."/>
+      <w:lvlJc w:val="left"/>
+      <w:pPr>
+        <w:ind w:left="5760" w:hanging="360"/>
+      </w:pPr>
+    </w:lvl>
+    <w:lvl w:ilvl="8" w:tplc="4009001B" w:tentative="1">
+      <w:start w:val="1"/>
+      <w:numFmt w:val="lowerRoman"/>
+      <w:lvlText w:val="%9."/>
+      <w:lvlJc w:val="right"/>
+      <w:pPr>
+        <w:ind w:left="6480" w:hanging="180"/>
+      </w:pPr>
+    </w:lvl>
+  </w:abstractNum>
+  <w:abstractNum w:abstractNumId="18" w15:restartNumberingAfterBreak="0">
     <w:nsid w:val="7770503F"/>
     <w:multiLevelType w:val="multilevel"/>
     <w:tmpl w:val="8AC63372"/>
@@ -3208,7 +3599,7 @@
       </w:rPr>
     </w:lvl>
   </w:abstractNum>
-  <w:abstractNum w:abstractNumId="14" w15:restartNumberingAfterBreak="0">
+  <w:abstractNum w:abstractNumId="19" w15:restartNumberingAfterBreak="0">
     <w:nsid w:val="7BFC541C"/>
     <w:multiLevelType w:val="hybridMultilevel"/>
     <w:tmpl w:val="1F8EE216"/>
@@ -3321,49 +3712,64 @@
     </w:lvl>
   </w:abstractNum>
   <w:num w:numId="1" w16cid:durableId="374738325">
+    <w:abstractNumId w:val="8"/>
+  </w:num>
+  <w:num w:numId="2" w16cid:durableId="798494441">
+    <w:abstractNumId w:val="3"/>
+  </w:num>
+  <w:num w:numId="3" w16cid:durableId="1792435694">
+    <w:abstractNumId w:val="5"/>
+  </w:num>
+  <w:num w:numId="4" w16cid:durableId="1732386054">
+    <w:abstractNumId w:val="13"/>
+  </w:num>
+  <w:num w:numId="5" w16cid:durableId="1667634934">
+    <w:abstractNumId w:val="2"/>
+  </w:num>
+  <w:num w:numId="6" w16cid:durableId="1381707866">
+    <w:abstractNumId w:val="6"/>
+  </w:num>
+  <w:num w:numId="7" w16cid:durableId="1619750966">
+    <w:abstractNumId w:val="19"/>
+  </w:num>
+  <w:num w:numId="8" w16cid:durableId="69474323">
     <w:abstractNumId w:val="7"/>
   </w:num>
-  <w:num w:numId="2" w16cid:durableId="798494441">
-    <w:abstractNumId w:val="2"/>
-  </w:num>
-  <w:num w:numId="3" w16cid:durableId="1792435694">
-    <w:abstractNumId w:val="4"/>
-  </w:num>
-  <w:num w:numId="4" w16cid:durableId="1732386054">
-    <w:abstractNumId w:val="11"/>
-  </w:num>
-  <w:num w:numId="5" w16cid:durableId="1667634934">
-    <w:abstractNumId w:val="1"/>
-  </w:num>
-  <w:num w:numId="6" w16cid:durableId="1381707866">
-    <w:abstractNumId w:val="5"/>
-  </w:num>
-  <w:num w:numId="7" w16cid:durableId="1619750966">
-    <w:abstractNumId w:val="14"/>
-  </w:num>
-  <w:num w:numId="8" w16cid:durableId="69474323">
-    <w:abstractNumId w:val="6"/>
-  </w:num>
   <w:num w:numId="9" w16cid:durableId="1775049196">
-    <w:abstractNumId w:val="10"/>
+    <w:abstractNumId w:val="12"/>
   </w:num>
   <w:num w:numId="10" w16cid:durableId="311101813">
     <w:abstractNumId w:val="0"/>
   </w:num>
   <w:num w:numId="11" w16cid:durableId="1820537310">
+    <w:abstractNumId w:val="10"/>
+  </w:num>
+  <w:num w:numId="12" w16cid:durableId="1851529975">
+    <w:abstractNumId w:val="4"/>
+  </w:num>
+  <w:num w:numId="13" w16cid:durableId="1497182463">
+    <w:abstractNumId w:val="15"/>
+  </w:num>
+  <w:num w:numId="14" w16cid:durableId="1656452770">
+    <w:abstractNumId w:val="18"/>
+  </w:num>
+  <w:num w:numId="15" w16cid:durableId="451560045">
     <w:abstractNumId w:val="9"/>
   </w:num>
-  <w:num w:numId="12" w16cid:durableId="1851529975">
-    <w:abstractNumId w:val="3"/>
+  <w:num w:numId="16" w16cid:durableId="1180895936">
+    <w:abstractNumId w:val="1"/>
   </w:num>
-  <w:num w:numId="13" w16cid:durableId="1497182463">
-    <w:abstractNumId w:val="12"/>
+  <w:num w:numId="17" w16cid:durableId="1317414891">
+    <w:abstractNumId w:val="11"/>
   </w:num>
-  <w:num w:numId="14" w16cid:durableId="1656452770">
-    <w:abstractNumId w:val="13"/>
+  <w:num w:numId="18" w16cid:durableId="1266427798">
+    <w:abstractNumId w:val="16"/>
   </w:num>
-  <w:num w:numId="15" w16cid:durableId="451560045">
-    <w:abstractNumId w:val="8"/>
+  <w:num w:numId="19" w16cid:durableId="212009486">
+    <w:abstractNumId w:val="17"/>
+  </w:num>
+  <w:num w:numId="20" w16cid:durableId="617025732">
+    <w:abstractNumId w:val="14"/>
   </w:num>
 </w:numbering>
 </file>
@@ -3971,6 +4377,7 @@
   <w:style w:type="character" w:default="1" w:styleId="DefaultParagraphFont">
     <w:name w:val="Default Paragraph Font"/>
     <w:uiPriority w:val="1"/>
+    <w:semiHidden/>
     <w:unhideWhenUsed/>
   </w:style>
   <w:style w:type="table" w:default="1" w:styleId="TableNormal">
@@ -4347,6 +4754,18 @@
       <w:shd w:val="clear" w:color="auto" w:fill="E1DFDD"/>
     </w:rPr>
   </w:style>
+  <w:style w:type="character" w:styleId="FollowedHyperlink">
+    <w:name w:val="FollowedHyperlink"/>
+    <w:basedOn w:val="DefaultParagraphFont"/>
+    <w:uiPriority w:val="99"/>
+    <w:semiHidden/>
+    <w:unhideWhenUsed/>
+    <w:rsid w:val="00203ADE"/>
+    <w:rPr>
+      <w:color w:val="96607D" w:themeColor="followedHyperlink"/>
+      <w:u w:val="single"/>
+    </w:rPr>
+  </w:style>
 </w:styles>
 </file>
 

--- a/mom/CSCI-Y_Documentation.docx
+++ b/mom/CSCI-Y_Documentation.docx
@@ -60,6 +60,7 @@
           <w:numId w:val="9"/>
         </w:numPr>
         <w:rPr>
+          <w:rFonts w:asciiTheme="minorHAnsi" w:hAnsiTheme="minorHAnsi"/>
           <w:sz w:val="20"/>
           <w:szCs w:val="20"/>
         </w:rPr>
@@ -67,7 +68,7 @@
       <w:r>
         <w:rPr>
           <w:rStyle w:val="Strong"/>
-          <w:rFonts w:eastAsiaTheme="majorEastAsia"/>
+          <w:rFonts w:asciiTheme="minorHAnsi" w:eastAsiaTheme="majorEastAsia" w:hAnsiTheme="minorHAnsi"/>
           <w:sz w:val="20"/>
           <w:szCs w:val="20"/>
         </w:rPr>
@@ -75,35 +76,65 @@
       </w:r>
       <w:r>
         <w:rPr>
+          <w:rFonts w:asciiTheme="minorHAnsi" w:hAnsiTheme="minorHAnsi"/>
           <w:sz w:val="20"/>
           <w:szCs w:val="20"/>
         </w:rPr>
         <w:br/>
         <w:t>The initial Chroma setup failed because a deprecated configuration (</w:t>
       </w:r>
+      <w:proofErr w:type="spellStart"/>
       <w:r>
         <w:rPr>
           <w:rStyle w:val="HTMLCode"/>
-          <w:rFonts w:eastAsiaTheme="majorEastAsia"/>
-        </w:rPr>
-        <w:t>chroma_db_impl="duckdb+parquet"</w:t>
-      </w:r>
-      <w:r>
-        <w:rPr>
+          <w:rFonts w:asciiTheme="minorHAnsi" w:eastAsiaTheme="majorEastAsia" w:hAnsiTheme="minorHAnsi"/>
+        </w:rPr>
+        <w:t>chroma_db_impl</w:t>
+      </w:r>
+      <w:proofErr w:type="spellEnd"/>
+      <w:r>
+        <w:rPr>
+          <w:rStyle w:val="HTMLCode"/>
+          <w:rFonts w:asciiTheme="minorHAnsi" w:eastAsiaTheme="majorEastAsia" w:hAnsiTheme="minorHAnsi"/>
+        </w:rPr>
+        <w:t>="</w:t>
+      </w:r>
+      <w:proofErr w:type="spellStart"/>
+      <w:r>
+        <w:rPr>
+          <w:rStyle w:val="HTMLCode"/>
+          <w:rFonts w:asciiTheme="minorHAnsi" w:eastAsiaTheme="majorEastAsia" w:hAnsiTheme="minorHAnsi"/>
+        </w:rPr>
+        <w:t>duckdb+parquet</w:t>
+      </w:r>
+      <w:proofErr w:type="spellEnd"/>
+      <w:r>
+        <w:rPr>
+          <w:rStyle w:val="HTMLCode"/>
+          <w:rFonts w:asciiTheme="minorHAnsi" w:eastAsiaTheme="majorEastAsia" w:hAnsiTheme="minorHAnsi"/>
+        </w:rPr>
+        <w:t>"</w:t>
+      </w:r>
+      <w:r>
+        <w:rPr>
+          <w:rFonts w:asciiTheme="minorHAnsi" w:hAnsiTheme="minorHAnsi"/>
           <w:sz w:val="20"/>
           <w:szCs w:val="20"/>
         </w:rPr>
         <w:t xml:space="preserve">) was used. This was resolved by switching to the new client initialization pattern where Chroma manages storage internally and only </w:t>
       </w:r>
+      <w:proofErr w:type="spellStart"/>
       <w:r>
         <w:rPr>
           <w:rStyle w:val="HTMLCode"/>
-          <w:rFonts w:eastAsiaTheme="majorEastAsia"/>
+          <w:rFonts w:asciiTheme="minorHAnsi" w:eastAsiaTheme="majorEastAsia" w:hAnsiTheme="minorHAnsi"/>
         </w:rPr>
         <w:t>persist_directory</w:t>
       </w:r>
-      <w:r>
-        <w:rPr>
+      <w:proofErr w:type="spellEnd"/>
+      <w:r>
+        <w:rPr>
+          <w:rFonts w:asciiTheme="minorHAnsi" w:hAnsiTheme="minorHAnsi"/>
           <w:sz w:val="20"/>
           <w:szCs w:val="20"/>
         </w:rPr>
@@ -118,6 +149,7 @@
           <w:numId w:val="9"/>
         </w:numPr>
         <w:rPr>
+          <w:rFonts w:asciiTheme="minorHAnsi" w:hAnsiTheme="minorHAnsi"/>
           <w:sz w:val="20"/>
           <w:szCs w:val="20"/>
         </w:rPr>
@@ -125,7 +157,7 @@
       <w:r>
         <w:rPr>
           <w:rStyle w:val="Strong"/>
-          <w:rFonts w:eastAsiaTheme="majorEastAsia"/>
+          <w:rFonts w:asciiTheme="minorHAnsi" w:eastAsiaTheme="majorEastAsia" w:hAnsiTheme="minorHAnsi"/>
           <w:sz w:val="20"/>
           <w:szCs w:val="20"/>
         </w:rPr>
@@ -133,6 +165,7 @@
       </w:r>
       <w:r>
         <w:rPr>
+          <w:rFonts w:asciiTheme="minorHAnsi" w:hAnsiTheme="minorHAnsi"/>
           <w:sz w:val="20"/>
           <w:szCs w:val="20"/>
         </w:rPr>
@@ -142,12 +175,13 @@
       <w:r>
         <w:rPr>
           <w:rStyle w:val="HTMLCode"/>
-          <w:rFonts w:eastAsiaTheme="majorEastAsia"/>
+          <w:rFonts w:asciiTheme="minorHAnsi" w:eastAsiaTheme="majorEastAsia" w:hAnsiTheme="minorHAnsi"/>
         </w:rPr>
         <w:t>CHROMA_OPENAI_API_KEY</w:t>
       </w:r>
       <w:r>
         <w:rPr>
+          <w:rFonts w:asciiTheme="minorHAnsi" w:hAnsiTheme="minorHAnsi"/>
           <w:sz w:val="20"/>
           <w:szCs w:val="20"/>
         </w:rPr>
@@ -156,12 +190,13 @@
       <w:r>
         <w:rPr>
           <w:rStyle w:val="HTMLCode"/>
-          <w:rFonts w:eastAsiaTheme="majorEastAsia"/>
+          <w:rFonts w:asciiTheme="minorHAnsi" w:eastAsiaTheme="majorEastAsia" w:hAnsiTheme="minorHAnsi"/>
         </w:rPr>
         <w:t>OPENAI_API_KEY</w:t>
       </w:r>
       <w:r>
         <w:rPr>
+          <w:rFonts w:asciiTheme="minorHAnsi" w:hAnsiTheme="minorHAnsi"/>
           <w:sz w:val="20"/>
           <w:szCs w:val="20"/>
         </w:rPr>
@@ -176,6 +211,7 @@
           <w:numId w:val="9"/>
         </w:numPr>
         <w:rPr>
+          <w:rFonts w:asciiTheme="minorHAnsi" w:hAnsiTheme="minorHAnsi"/>
           <w:sz w:val="20"/>
           <w:szCs w:val="20"/>
         </w:rPr>
@@ -183,7 +219,7 @@
       <w:r>
         <w:rPr>
           <w:rStyle w:val="Strong"/>
-          <w:rFonts w:eastAsiaTheme="majorEastAsia"/>
+          <w:rFonts w:asciiTheme="minorHAnsi" w:eastAsiaTheme="majorEastAsia" w:hAnsiTheme="minorHAnsi"/>
           <w:sz w:val="20"/>
           <w:szCs w:val="20"/>
         </w:rPr>
@@ -191,11 +227,30 @@
       </w:r>
       <w:r>
         <w:rPr>
+          <w:rFonts w:asciiTheme="minorHAnsi" w:hAnsiTheme="minorHAnsi"/>
           <w:sz w:val="20"/>
           <w:szCs w:val="20"/>
         </w:rPr>
         <w:br/>
-        <w:t>Since the OpenAI API returned a quota/insufficient billing error, it was decided to switch to local embedding generation to avoid external dependencies and billing constraints. SentenceTransformers was chosen as a suitable local alternative for generating embeddings compatible with Chroma.</w:t>
+        <w:t xml:space="preserve">Since the OpenAI API returned a quota/insufficient billing error, it was decided to switch to local embedding generation to avoid external dependencies and billing constraints. </w:t>
+      </w:r>
+      <w:proofErr w:type="spellStart"/>
+      <w:r>
+        <w:rPr>
+          <w:rFonts w:asciiTheme="minorHAnsi" w:hAnsiTheme="minorHAnsi"/>
+          <w:sz w:val="20"/>
+          <w:szCs w:val="20"/>
+        </w:rPr>
+        <w:t>SentenceTransformers</w:t>
+      </w:r>
+      <w:proofErr w:type="spellEnd"/>
+      <w:r>
+        <w:rPr>
+          <w:rFonts w:asciiTheme="minorHAnsi" w:hAnsiTheme="minorHAnsi"/>
+          <w:sz w:val="20"/>
+          <w:szCs w:val="20"/>
+        </w:rPr>
+        <w:t xml:space="preserve"> was chosen as a suitable local alternative for generating embeddings compatible with Chroma.</w:t>
       </w:r>
     </w:p>
     <w:p>
@@ -206,6 +261,7 @@
           <w:numId w:val="9"/>
         </w:numPr>
         <w:rPr>
+          <w:rFonts w:asciiTheme="minorHAnsi" w:hAnsiTheme="minorHAnsi"/>
           <w:sz w:val="20"/>
           <w:szCs w:val="20"/>
         </w:rPr>
@@ -213,19 +269,76 @@
       <w:r>
         <w:rPr>
           <w:rStyle w:val="Strong"/>
-          <w:rFonts w:eastAsiaTheme="majorEastAsia"/>
-          <w:sz w:val="20"/>
-          <w:szCs w:val="20"/>
-        </w:rPr>
-        <w:t>TensorFlow / Keras compatibility issues on Python 3.12:</w:t>
-      </w:r>
-      <w:r>
-        <w:rPr>
+          <w:rFonts w:asciiTheme="minorHAnsi" w:eastAsiaTheme="majorEastAsia" w:hAnsiTheme="minorHAnsi"/>
+          <w:sz w:val="20"/>
+          <w:szCs w:val="20"/>
+        </w:rPr>
+        <w:t xml:space="preserve">TensorFlow / </w:t>
+      </w:r>
+      <w:proofErr w:type="spellStart"/>
+      <w:r>
+        <w:rPr>
+          <w:rStyle w:val="Strong"/>
+          <w:rFonts w:asciiTheme="minorHAnsi" w:eastAsiaTheme="majorEastAsia" w:hAnsiTheme="minorHAnsi"/>
+          <w:sz w:val="20"/>
+          <w:szCs w:val="20"/>
+        </w:rPr>
+        <w:t>Keras</w:t>
+      </w:r>
+      <w:proofErr w:type="spellEnd"/>
+      <w:r>
+        <w:rPr>
+          <w:rStyle w:val="Strong"/>
+          <w:rFonts w:asciiTheme="minorHAnsi" w:eastAsiaTheme="majorEastAsia" w:hAnsiTheme="minorHAnsi"/>
+          <w:sz w:val="20"/>
+          <w:szCs w:val="20"/>
+        </w:rPr>
+        <w:t xml:space="preserve"> compatibility issues on Python 3.12:</w:t>
+      </w:r>
+      <w:r>
+        <w:rPr>
+          <w:rFonts w:asciiTheme="minorHAnsi" w:hAnsiTheme="minorHAnsi"/>
           <w:sz w:val="20"/>
           <w:szCs w:val="20"/>
         </w:rPr>
         <w:br/>
-        <w:t>Importing SentenceTransformers triggered multiple errors due to TensorFlow and Keras 3 being partially installed and incompatible with the Transformers library on Python 3.12. These issues were compounded by Windows file-locking, preventing clean uninstallation and causing repeated import failures.</w:t>
+        <w:t xml:space="preserve">Importing </w:t>
+      </w:r>
+      <w:proofErr w:type="spellStart"/>
+      <w:r>
+        <w:rPr>
+          <w:rFonts w:asciiTheme="minorHAnsi" w:hAnsiTheme="minorHAnsi"/>
+          <w:sz w:val="20"/>
+          <w:szCs w:val="20"/>
+        </w:rPr>
+        <w:t>SentenceTransformers</w:t>
+      </w:r>
+      <w:proofErr w:type="spellEnd"/>
+      <w:r>
+        <w:rPr>
+          <w:rFonts w:asciiTheme="minorHAnsi" w:hAnsiTheme="minorHAnsi"/>
+          <w:sz w:val="20"/>
+          <w:szCs w:val="20"/>
+        </w:rPr>
+        <w:t xml:space="preserve"> triggered multiple errors due to TensorFlow and </w:t>
+      </w:r>
+      <w:proofErr w:type="spellStart"/>
+      <w:r>
+        <w:rPr>
+          <w:rFonts w:asciiTheme="minorHAnsi" w:hAnsiTheme="minorHAnsi"/>
+          <w:sz w:val="20"/>
+          <w:szCs w:val="20"/>
+        </w:rPr>
+        <w:t>Keras</w:t>
+      </w:r>
+      <w:proofErr w:type="spellEnd"/>
+      <w:r>
+        <w:rPr>
+          <w:rFonts w:asciiTheme="minorHAnsi" w:hAnsiTheme="minorHAnsi"/>
+          <w:sz w:val="20"/>
+          <w:szCs w:val="20"/>
+        </w:rPr>
+        <w:t xml:space="preserve"> 3 being partially installed and incompatible with the Transformers library on Python 3.12. These issues were compounded by Windows file-locking, preventing clean uninstallation and causing repeated import failures.</w:t>
       </w:r>
     </w:p>
     <w:p>
@@ -236,6 +349,7 @@
           <w:numId w:val="9"/>
         </w:numPr>
         <w:rPr>
+          <w:rFonts w:asciiTheme="minorHAnsi" w:hAnsiTheme="minorHAnsi"/>
           <w:sz w:val="20"/>
           <w:szCs w:val="20"/>
         </w:rPr>
@@ -243,19 +357,94 @@
       <w:r>
         <w:rPr>
           <w:rStyle w:val="Strong"/>
-          <w:rFonts w:eastAsiaTheme="majorEastAsia"/>
-          <w:sz w:val="20"/>
-          <w:szCs w:val="20"/>
-        </w:rPr>
-        <w:t>Final stabilization using a PyTorch-only stack:</w:t>
-      </w:r>
-      <w:r>
-        <w:rPr>
+          <w:rFonts w:asciiTheme="minorHAnsi" w:eastAsiaTheme="majorEastAsia" w:hAnsiTheme="minorHAnsi"/>
+          <w:sz w:val="20"/>
+          <w:szCs w:val="20"/>
+        </w:rPr>
+        <w:t xml:space="preserve">Final stabilization using a </w:t>
+      </w:r>
+      <w:proofErr w:type="spellStart"/>
+      <w:r>
+        <w:rPr>
+          <w:rStyle w:val="Strong"/>
+          <w:rFonts w:asciiTheme="minorHAnsi" w:eastAsiaTheme="majorEastAsia" w:hAnsiTheme="minorHAnsi"/>
+          <w:sz w:val="20"/>
+          <w:szCs w:val="20"/>
+        </w:rPr>
+        <w:t>PyTorch</w:t>
+      </w:r>
+      <w:proofErr w:type="spellEnd"/>
+      <w:r>
+        <w:rPr>
+          <w:rStyle w:val="Strong"/>
+          <w:rFonts w:asciiTheme="minorHAnsi" w:eastAsiaTheme="majorEastAsia" w:hAnsiTheme="minorHAnsi"/>
+          <w:sz w:val="20"/>
+          <w:szCs w:val="20"/>
+        </w:rPr>
+        <w:t>-only stack:</w:t>
+      </w:r>
+      <w:r>
+        <w:rPr>
+          <w:rFonts w:asciiTheme="minorHAnsi" w:hAnsiTheme="minorHAnsi"/>
           <w:sz w:val="20"/>
           <w:szCs w:val="20"/>
         </w:rPr>
         <w:br/>
-        <w:t>The resolution involved fully removing all TensorFlow and Keras remnants, manually deleting leftover files, and forcing Transformers to ignore TensorFlow entirely. A clean PyTorch-only environment (torch + sentence-transformers + chromadb) was established as the final, stable setup for local embeddings and vector database work.</w:t>
+        <w:t xml:space="preserve">The resolution involved fully removing all TensorFlow and </w:t>
+      </w:r>
+      <w:proofErr w:type="spellStart"/>
+      <w:r>
+        <w:rPr>
+          <w:rFonts w:asciiTheme="minorHAnsi" w:hAnsiTheme="minorHAnsi"/>
+          <w:sz w:val="20"/>
+          <w:szCs w:val="20"/>
+        </w:rPr>
+        <w:t>Keras</w:t>
+      </w:r>
+      <w:proofErr w:type="spellEnd"/>
+      <w:r>
+        <w:rPr>
+          <w:rFonts w:asciiTheme="minorHAnsi" w:hAnsiTheme="minorHAnsi"/>
+          <w:sz w:val="20"/>
+          <w:szCs w:val="20"/>
+        </w:rPr>
+        <w:t xml:space="preserve"> remnants, manually deleting leftover files, and forcing Transformers to ignore TensorFlow entirely. A clean </w:t>
+      </w:r>
+      <w:proofErr w:type="spellStart"/>
+      <w:r>
+        <w:rPr>
+          <w:rFonts w:asciiTheme="minorHAnsi" w:hAnsiTheme="minorHAnsi"/>
+          <w:sz w:val="20"/>
+          <w:szCs w:val="20"/>
+        </w:rPr>
+        <w:t>PyTorch</w:t>
+      </w:r>
+      <w:proofErr w:type="spellEnd"/>
+      <w:r>
+        <w:rPr>
+          <w:rFonts w:asciiTheme="minorHAnsi" w:hAnsiTheme="minorHAnsi"/>
+          <w:sz w:val="20"/>
+          <w:szCs w:val="20"/>
+        </w:rPr>
+        <w:t xml:space="preserve">-only environment (torch + sentence-transformers + </w:t>
+      </w:r>
+      <w:proofErr w:type="spellStart"/>
+      <w:r>
+        <w:rPr>
+          <w:rFonts w:asciiTheme="minorHAnsi" w:hAnsiTheme="minorHAnsi"/>
+          <w:sz w:val="20"/>
+          <w:szCs w:val="20"/>
+        </w:rPr>
+        <w:t>chromadb</w:t>
+      </w:r>
+      <w:proofErr w:type="spellEnd"/>
+      <w:r>
+        <w:rPr>
+          <w:rFonts w:asciiTheme="minorHAnsi" w:hAnsiTheme="minorHAnsi"/>
+          <w:sz w:val="20"/>
+          <w:szCs w:val="20"/>
+        </w:rPr>
+        <w:t>) was established as the final, stable setup for local embeddings and vector database work.</w:t>
       </w:r>
     </w:p>
     <w:p>
@@ -283,8 +472,17 @@
           <w:sz w:val="26"/>
           <w:szCs w:val="26"/>
         </w:rPr>
-        <w:t>Embedding and Queriying</w:t>
-      </w:r>
+        <w:t xml:space="preserve">Embedding and </w:t>
+      </w:r>
+      <w:proofErr w:type="spellStart"/>
+      <w:r>
+        <w:rPr>
+          <w:sz w:val="26"/>
+          <w:szCs w:val="26"/>
+        </w:rPr>
+        <w:t>Queriying</w:t>
+      </w:r>
+      <w:proofErr w:type="spellEnd"/>
       <w:r>
         <w:rPr>
           <w:sz w:val="26"/>
@@ -301,6 +499,7 @@
           <w:numId w:val="13"/>
         </w:numPr>
         <w:rPr>
+          <w:rFonts w:asciiTheme="minorHAnsi" w:hAnsiTheme="minorHAnsi"/>
           <w:sz w:val="20"/>
           <w:szCs w:val="20"/>
         </w:rPr>
@@ -308,7 +507,7 @@
       <w:r>
         <w:rPr>
           <w:rStyle w:val="Strong"/>
-          <w:rFonts w:eastAsiaTheme="majorEastAsia"/>
+          <w:rFonts w:asciiTheme="minorHAnsi" w:eastAsiaTheme="majorEastAsia" w:hAnsiTheme="minorHAnsi"/>
           <w:sz w:val="20"/>
           <w:szCs w:val="20"/>
         </w:rPr>
@@ -316,6 +515,7 @@
       </w:r>
       <w:r>
         <w:rPr>
+          <w:rFonts w:asciiTheme="minorHAnsi" w:hAnsiTheme="minorHAnsi"/>
           <w:sz w:val="20"/>
           <w:szCs w:val="20"/>
         </w:rPr>
@@ -325,26 +525,30 @@
       <w:r>
         <w:rPr>
           <w:rStyle w:val="HTMLCode"/>
-          <w:rFonts w:eastAsiaTheme="majorEastAsia"/>
+          <w:rFonts w:asciiTheme="minorHAnsi" w:eastAsiaTheme="majorEastAsia" w:hAnsiTheme="minorHAnsi"/>
         </w:rPr>
         <w:t>__call__</w:t>
       </w:r>
       <w:r>
         <w:rPr>
+          <w:rFonts w:asciiTheme="minorHAnsi" w:hAnsiTheme="minorHAnsi"/>
           <w:sz w:val="20"/>
           <w:szCs w:val="20"/>
         </w:rPr>
         <w:t xml:space="preserve">, </w:t>
       </w:r>
+      <w:proofErr w:type="spellStart"/>
       <w:r>
         <w:rPr>
           <w:rStyle w:val="HTMLCode"/>
-          <w:rFonts w:eastAsiaTheme="majorEastAsia"/>
+          <w:rFonts w:asciiTheme="minorHAnsi" w:eastAsiaTheme="majorEastAsia" w:hAnsiTheme="minorHAnsi"/>
         </w:rPr>
         <w:t>embed_query</w:t>
       </w:r>
-      <w:r>
-        <w:rPr>
+      <w:proofErr w:type="spellEnd"/>
+      <w:r>
+        <w:rPr>
+          <w:rFonts w:asciiTheme="minorHAnsi" w:hAnsiTheme="minorHAnsi"/>
           <w:sz w:val="20"/>
           <w:szCs w:val="20"/>
         </w:rPr>
@@ -359,6 +563,7 @@
           <w:numId w:val="13"/>
         </w:numPr>
         <w:rPr>
+          <w:rFonts w:asciiTheme="minorHAnsi" w:hAnsiTheme="minorHAnsi"/>
           <w:sz w:val="20"/>
           <w:szCs w:val="20"/>
         </w:rPr>
@@ -366,7 +571,7 @@
       <w:r>
         <w:rPr>
           <w:rStyle w:val="Strong"/>
-          <w:rFonts w:eastAsiaTheme="majorEastAsia"/>
+          <w:rFonts w:asciiTheme="minorHAnsi" w:eastAsiaTheme="majorEastAsia" w:hAnsiTheme="minorHAnsi"/>
           <w:sz w:val="20"/>
           <w:szCs w:val="20"/>
         </w:rPr>
@@ -374,6 +579,7 @@
       </w:r>
       <w:r>
         <w:rPr>
+          <w:rFonts w:asciiTheme="minorHAnsi" w:hAnsiTheme="minorHAnsi"/>
           <w:sz w:val="20"/>
           <w:szCs w:val="20"/>
         </w:rPr>
@@ -389,6 +595,7 @@
           <w:numId w:val="13"/>
         </w:numPr>
         <w:rPr>
+          <w:rFonts w:asciiTheme="minorHAnsi" w:hAnsiTheme="minorHAnsi"/>
           <w:sz w:val="20"/>
           <w:szCs w:val="20"/>
         </w:rPr>
@@ -396,7 +603,7 @@
       <w:r>
         <w:rPr>
           <w:rStyle w:val="Strong"/>
-          <w:rFonts w:eastAsiaTheme="majorEastAsia"/>
+          <w:rFonts w:asciiTheme="minorHAnsi" w:eastAsiaTheme="majorEastAsia" w:hAnsiTheme="minorHAnsi"/>
           <w:sz w:val="20"/>
           <w:szCs w:val="20"/>
         </w:rPr>
@@ -404,21 +611,27 @@
       </w:r>
       <w:r>
         <w:rPr>
+          <w:rFonts w:asciiTheme="minorHAnsi" w:hAnsiTheme="minorHAnsi"/>
           <w:sz w:val="20"/>
           <w:szCs w:val="20"/>
         </w:rPr>
         <w:br/>
         <w:t xml:space="preserve">Instead of ingesting random Wikipedia pages, a standardized and reproducible ingestion strategy was designed using fixed page lists derived from categories and saved to </w:t>
       </w:r>
+      <w:proofErr w:type="spellStart"/>
+      <w:proofErr w:type="gramStart"/>
       <w:r>
         <w:rPr>
           <w:rStyle w:val="HTMLCode"/>
-          <w:rFonts w:eastAsiaTheme="majorEastAsia"/>
+          <w:rFonts w:asciiTheme="minorHAnsi" w:eastAsiaTheme="majorEastAsia" w:hAnsiTheme="minorHAnsi"/>
         </w:rPr>
         <w:t>pages.json</w:t>
       </w:r>
-      <w:r>
-        <w:rPr>
+      <w:proofErr w:type="spellEnd"/>
+      <w:proofErr w:type="gramEnd"/>
+      <w:r>
+        <w:rPr>
+          <w:rFonts w:asciiTheme="minorHAnsi" w:hAnsiTheme="minorHAnsi"/>
           <w:sz w:val="20"/>
           <w:szCs w:val="20"/>
         </w:rPr>
@@ -433,6 +646,7 @@
           <w:numId w:val="13"/>
         </w:numPr>
         <w:rPr>
+          <w:rFonts w:asciiTheme="minorHAnsi" w:hAnsiTheme="minorHAnsi"/>
           <w:sz w:val="20"/>
           <w:szCs w:val="20"/>
         </w:rPr>
@@ -440,27 +654,21 @@
       <w:r>
         <w:rPr>
           <w:rStyle w:val="Strong"/>
-          <w:rFonts w:eastAsiaTheme="majorEastAsia"/>
-          <w:sz w:val="20"/>
-          <w:szCs w:val="20"/>
-        </w:rPr>
+          <w:rFonts w:asciiTheme="minorHAnsi" w:eastAsiaTheme="majorEastAsia" w:hAnsiTheme="minorHAnsi"/>
+          <w:sz w:val="20"/>
+          <w:szCs w:val="20"/>
+        </w:rPr>
+        <w:lastRenderedPageBreak/>
         <w:t>Chunking and semantic retrieval understanding:</w:t>
       </w:r>
       <w:r>
         <w:rPr>
+          <w:rFonts w:asciiTheme="minorHAnsi" w:hAnsiTheme="minorHAnsi"/>
           <w:sz w:val="20"/>
           <w:szCs w:val="20"/>
         </w:rPr>
         <w:br/>
-        <w:t xml:space="preserve">Text was chunked into smaller semantic units before embedding to improve retrieval quality, with discussions clarifying that retrieval is based on vector similarity rather than exact sentence matching. It </w:t>
-      </w:r>
-      <w:r>
-        <w:rPr>
-          <w:sz w:val="20"/>
-          <w:szCs w:val="20"/>
-        </w:rPr>
-        <w:lastRenderedPageBreak/>
-        <w:t>was established that returned results are semantically relevant chunks, not necessarily the original full sentences or documents.</w:t>
+        <w:t>Text was chunked into smaller semantic units before embedding to improve retrieval quality, with discussions clarifying that retrieval is based on vector similarity rather than exact sentence matching. It was established that returned results are semantically relevant chunks, not necessarily the original full sentences or documents.</w:t>
       </w:r>
     </w:p>
     <w:p>
@@ -471,6 +679,7 @@
           <w:numId w:val="13"/>
         </w:numPr>
         <w:rPr>
+          <w:rFonts w:asciiTheme="minorHAnsi" w:hAnsiTheme="minorHAnsi"/>
           <w:sz w:val="20"/>
           <w:szCs w:val="20"/>
         </w:rPr>
@@ -478,7 +687,7 @@
       <w:r>
         <w:rPr>
           <w:rStyle w:val="Strong"/>
-          <w:rFonts w:eastAsiaTheme="majorEastAsia"/>
+          <w:rFonts w:asciiTheme="minorHAnsi" w:eastAsiaTheme="majorEastAsia" w:hAnsiTheme="minorHAnsi"/>
           <w:sz w:val="20"/>
           <w:szCs w:val="20"/>
         </w:rPr>
@@ -486,11 +695,30 @@
       </w:r>
       <w:r>
         <w:rPr>
+          <w:rFonts w:asciiTheme="minorHAnsi" w:hAnsiTheme="minorHAnsi"/>
           <w:sz w:val="20"/>
           <w:szCs w:val="20"/>
         </w:rPr>
         <w:br/>
-        <w:t>The pipeline was enhanced with step-by-step logging, latency and throughput measurement, and metadata-based attribution to identify the source Wikipedia page for each query result. Errors caused by empty ingestion batches led to the addition of safety checks and reusable delete/reset functions to make the pipeline robust and restartable.</w:t>
+        <w:t xml:space="preserve">The pipeline was enhanced with step-by-step logging, latency and throughput measurement, and metadata-based attribution to identify the source Wikipedia page for each query result. Errors caused by empty ingestion batches led to the addition of safety checks and reusable delete/reset functions to make the pipeline robust and </w:t>
+      </w:r>
+      <w:proofErr w:type="spellStart"/>
+      <w:r>
+        <w:rPr>
+          <w:rFonts w:asciiTheme="minorHAnsi" w:hAnsiTheme="minorHAnsi"/>
+          <w:sz w:val="20"/>
+          <w:szCs w:val="20"/>
+        </w:rPr>
+        <w:t>restartable</w:t>
+      </w:r>
+      <w:proofErr w:type="spellEnd"/>
+      <w:r>
+        <w:rPr>
+          <w:rFonts w:asciiTheme="minorHAnsi" w:hAnsiTheme="minorHAnsi"/>
+          <w:sz w:val="20"/>
+          <w:szCs w:val="20"/>
+        </w:rPr>
+        <w:t>.</w:t>
       </w:r>
     </w:p>
     <w:p>
@@ -536,6 +764,7 @@
           <w:numId w:val="5"/>
         </w:numPr>
         <w:rPr>
+          <w:rFonts w:asciiTheme="minorHAnsi" w:hAnsiTheme="minorHAnsi"/>
           <w:sz w:val="20"/>
           <w:szCs w:val="20"/>
         </w:rPr>
@@ -543,7 +772,7 @@
       <w:r>
         <w:rPr>
           <w:rStyle w:val="Strong"/>
-          <w:rFonts w:eastAsiaTheme="majorEastAsia"/>
+          <w:rFonts w:asciiTheme="minorHAnsi" w:eastAsiaTheme="majorEastAsia" w:hAnsiTheme="minorHAnsi"/>
           <w:sz w:val="20"/>
           <w:szCs w:val="20"/>
         </w:rPr>
@@ -551,6 +780,7 @@
       </w:r>
       <w:r>
         <w:rPr>
+          <w:rFonts w:asciiTheme="minorHAnsi" w:hAnsiTheme="minorHAnsi"/>
           <w:sz w:val="20"/>
           <w:szCs w:val="20"/>
         </w:rPr>
@@ -566,26 +796,56 @@
           <w:numId w:val="5"/>
         </w:numPr>
         <w:rPr>
-          <w:sz w:val="20"/>
-          <w:szCs w:val="20"/>
-        </w:rPr>
-      </w:pPr>
+          <w:rFonts w:asciiTheme="minorHAnsi" w:hAnsiTheme="minorHAnsi"/>
+          <w:sz w:val="20"/>
+          <w:szCs w:val="20"/>
+        </w:rPr>
+      </w:pPr>
+      <w:proofErr w:type="spellStart"/>
       <w:r>
         <w:rPr>
           <w:rStyle w:val="Strong"/>
-          <w:rFonts w:eastAsiaTheme="majorEastAsia"/>
-          <w:sz w:val="20"/>
-          <w:szCs w:val="20"/>
-        </w:rPr>
-        <w:t>Wikiset exploration and issues.</w:t>
-      </w:r>
-      <w:r>
-        <w:rPr>
+          <w:rFonts w:asciiTheme="minorHAnsi" w:eastAsiaTheme="majorEastAsia" w:hAnsiTheme="minorHAnsi"/>
+          <w:sz w:val="20"/>
+          <w:szCs w:val="20"/>
+        </w:rPr>
+        <w:t>Wikiset</w:t>
+      </w:r>
+      <w:proofErr w:type="spellEnd"/>
+      <w:r>
+        <w:rPr>
+          <w:rStyle w:val="Strong"/>
+          <w:rFonts w:asciiTheme="minorHAnsi" w:eastAsiaTheme="majorEastAsia" w:hAnsiTheme="minorHAnsi"/>
+          <w:sz w:val="20"/>
+          <w:szCs w:val="20"/>
+        </w:rPr>
+        <w:t xml:space="preserve"> exploration and issues.</w:t>
+      </w:r>
+      <w:r>
+        <w:rPr>
+          <w:rFonts w:asciiTheme="minorHAnsi" w:hAnsiTheme="minorHAnsi"/>
           <w:sz w:val="20"/>
           <w:szCs w:val="20"/>
         </w:rPr>
         <w:br/>
-        <w:t>Wikiset was initially considered to sample Wikipedia data by language and size, but repeated import errors and dataset-availability issues occurred on Windows with Python 3.12. Due to instability and missing snapshot support, this approach was abandoned.</w:t>
+      </w:r>
+      <w:proofErr w:type="spellStart"/>
+      <w:r>
+        <w:rPr>
+          <w:rFonts w:asciiTheme="minorHAnsi" w:hAnsiTheme="minorHAnsi"/>
+          <w:sz w:val="20"/>
+          <w:szCs w:val="20"/>
+        </w:rPr>
+        <w:t>Wikiset</w:t>
+      </w:r>
+      <w:proofErr w:type="spellEnd"/>
+      <w:r>
+        <w:rPr>
+          <w:rFonts w:asciiTheme="minorHAnsi" w:hAnsiTheme="minorHAnsi"/>
+          <w:sz w:val="20"/>
+          <w:szCs w:val="20"/>
+        </w:rPr>
+        <w:t xml:space="preserve"> was initially considered to sample Wikipedia data by language and size, but repeated import errors and dataset-availability issues occurred on Windows with Python 3.12. Due to instability and missing snapshot support, this approach was abandoned.</w:t>
       </w:r>
     </w:p>
     <w:p>
@@ -596,6 +856,7 @@
           <w:numId w:val="5"/>
         </w:numPr>
         <w:rPr>
+          <w:rFonts w:asciiTheme="minorHAnsi" w:hAnsiTheme="minorHAnsi"/>
           <w:sz w:val="20"/>
           <w:szCs w:val="20"/>
         </w:rPr>
@@ -603,7 +864,7 @@
       <w:r>
         <w:rPr>
           <w:rStyle w:val="Strong"/>
-          <w:rFonts w:eastAsiaTheme="majorEastAsia"/>
+          <w:rFonts w:asciiTheme="minorHAnsi" w:eastAsiaTheme="majorEastAsia" w:hAnsiTheme="minorHAnsi"/>
           <w:sz w:val="20"/>
           <w:szCs w:val="20"/>
         </w:rPr>
@@ -611,6 +872,7 @@
       </w:r>
       <w:r>
         <w:rPr>
+          <w:rFonts w:asciiTheme="minorHAnsi" w:hAnsiTheme="minorHAnsi"/>
           <w:sz w:val="20"/>
           <w:szCs w:val="20"/>
         </w:rPr>
@@ -620,12 +882,13 @@
       <w:r>
         <w:rPr>
           <w:rStyle w:val="HTMLCode"/>
-          <w:rFonts w:eastAsiaTheme="majorEastAsia"/>
+          <w:rFonts w:asciiTheme="minorHAnsi" w:eastAsiaTheme="majorEastAsia" w:hAnsiTheme="minorHAnsi"/>
         </w:rPr>
         <w:t>20220301.en</w:t>
       </w:r>
       <w:r>
         <w:rPr>
+          <w:rFonts w:asciiTheme="minorHAnsi" w:hAnsiTheme="minorHAnsi"/>
           <w:sz w:val="20"/>
           <w:szCs w:val="20"/>
         </w:rPr>
@@ -640,6 +903,7 @@
           <w:numId w:val="5"/>
         </w:numPr>
         <w:rPr>
+          <w:rFonts w:asciiTheme="minorHAnsi" w:hAnsiTheme="minorHAnsi"/>
           <w:sz w:val="20"/>
           <w:szCs w:val="20"/>
         </w:rPr>
@@ -647,7 +911,7 @@
       <w:r>
         <w:rPr>
           <w:rStyle w:val="Strong"/>
-          <w:rFonts w:eastAsiaTheme="majorEastAsia"/>
+          <w:rFonts w:asciiTheme="minorHAnsi" w:eastAsiaTheme="majorEastAsia" w:hAnsiTheme="minorHAnsi"/>
           <w:sz w:val="20"/>
           <w:szCs w:val="20"/>
         </w:rPr>
@@ -655,6 +919,7 @@
       </w:r>
       <w:r>
         <w:rPr>
+          <w:rFonts w:asciiTheme="minorHAnsi" w:hAnsiTheme="minorHAnsi"/>
           <w:sz w:val="20"/>
           <w:szCs w:val="20"/>
         </w:rPr>
@@ -670,6 +935,7 @@
           <w:numId w:val="5"/>
         </w:numPr>
         <w:rPr>
+          <w:rFonts w:asciiTheme="minorHAnsi" w:hAnsiTheme="minorHAnsi"/>
           <w:sz w:val="20"/>
           <w:szCs w:val="20"/>
         </w:rPr>
@@ -677,7 +943,7 @@
       <w:r>
         <w:rPr>
           <w:rStyle w:val="Strong"/>
-          <w:rFonts w:eastAsiaTheme="majorEastAsia"/>
+          <w:rFonts w:asciiTheme="minorHAnsi" w:eastAsiaTheme="majorEastAsia" w:hAnsiTheme="minorHAnsi"/>
           <w:sz w:val="20"/>
           <w:szCs w:val="20"/>
         </w:rPr>
@@ -685,6 +951,7 @@
       </w:r>
       <w:r>
         <w:rPr>
+          <w:rFonts w:asciiTheme="minorHAnsi" w:hAnsiTheme="minorHAnsi"/>
           <w:sz w:val="20"/>
           <w:szCs w:val="20"/>
         </w:rPr>
@@ -697,6 +964,7 @@
         <w:pStyle w:val="NormalWeb"/>
         <w:ind w:left="360"/>
         <w:rPr>
+          <w:rFonts w:asciiTheme="minorHAnsi" w:hAnsiTheme="minorHAnsi"/>
           <w:sz w:val="20"/>
           <w:szCs w:val="20"/>
         </w:rPr>
@@ -706,9 +974,13 @@
       <w:pPr>
         <w:pStyle w:val="NormalWeb"/>
         <w:ind w:left="360"/>
-      </w:pPr>
-      <w:r>
-        <w:rPr>
+        <w:rPr>
+          <w:rFonts w:asciiTheme="minorHAnsi" w:hAnsiTheme="minorHAnsi"/>
+        </w:rPr>
+      </w:pPr>
+      <w:r>
+        <w:rPr>
+          <w:rFonts w:asciiTheme="minorHAnsi" w:hAnsiTheme="minorHAnsi"/>
           <w:sz w:val="20"/>
           <w:szCs w:val="20"/>
         </w:rPr>
@@ -718,6 +990,7 @@
         <w:r>
           <w:rPr>
             <w:rStyle w:val="Hyperlink"/>
+            <w:rFonts w:asciiTheme="minorHAnsi" w:hAnsiTheme="minorHAnsi"/>
             <w:sz w:val="20"/>
             <w:szCs w:val="20"/>
           </w:rPr>
@@ -726,6 +999,7 @@
       </w:hyperlink>
       <w:r>
         <w:rPr>
+          <w:rFonts w:asciiTheme="minorHAnsi" w:hAnsiTheme="minorHAnsi"/>
           <w:sz w:val="20"/>
           <w:szCs w:val="20"/>
         </w:rPr>
@@ -736,6 +1010,7 @@
         <w:r>
           <w:rPr>
             <w:rStyle w:val="Hyperlink"/>
+            <w:rFonts w:asciiTheme="minorHAnsi" w:hAnsiTheme="minorHAnsi"/>
             <w:sz w:val="20"/>
             <w:szCs w:val="20"/>
           </w:rPr>
@@ -743,6 +1018,9 @@
         </w:r>
       </w:hyperlink>
       <w:r>
+        <w:rPr>
+          <w:rFonts w:asciiTheme="minorHAnsi" w:hAnsiTheme="minorHAnsi"/>
+        </w:rPr>
         <w:br/>
       </w:r>
     </w:p>
@@ -758,12 +1036,21 @@
           <w:szCs w:val="26"/>
         </w:rPr>
       </w:pPr>
+      <w:proofErr w:type="spellStart"/>
       <w:r>
         <w:rPr>
           <w:sz w:val="26"/>
           <w:szCs w:val="26"/>
         </w:rPr>
-        <w:t>Qdrant Setup</w:t>
+        <w:t>Qdrant</w:t>
+      </w:r>
+      <w:proofErr w:type="spellEnd"/>
+      <w:r>
+        <w:rPr>
+          <w:sz w:val="26"/>
+          <w:szCs w:val="26"/>
+        </w:rPr>
+        <w:t xml:space="preserve"> Setup</w:t>
       </w:r>
       <w:r>
         <w:rPr>
@@ -781,6 +1068,7 @@
           <w:numId w:val="5"/>
         </w:numPr>
         <w:rPr>
+          <w:rFonts w:asciiTheme="minorHAnsi" w:hAnsiTheme="minorHAnsi"/>
           <w:sz w:val="20"/>
           <w:szCs w:val="20"/>
         </w:rPr>
@@ -788,19 +1076,57 @@
       <w:r>
         <w:rPr>
           <w:rStyle w:val="Strong"/>
-          <w:rFonts w:eastAsiaTheme="majorEastAsia"/>
-          <w:sz w:val="20"/>
-          <w:szCs w:val="20"/>
-        </w:rPr>
-        <w:t>Initial Qdrant setup and collection creation</w:t>
-      </w:r>
-      <w:r>
-        <w:rPr>
+          <w:rFonts w:asciiTheme="minorHAnsi" w:eastAsiaTheme="majorEastAsia" w:hAnsiTheme="minorHAnsi"/>
+          <w:sz w:val="20"/>
+          <w:szCs w:val="20"/>
+        </w:rPr>
+        <w:t xml:space="preserve">Initial </w:t>
+      </w:r>
+      <w:proofErr w:type="spellStart"/>
+      <w:r>
+        <w:rPr>
+          <w:rStyle w:val="Strong"/>
+          <w:rFonts w:asciiTheme="minorHAnsi" w:eastAsiaTheme="majorEastAsia" w:hAnsiTheme="minorHAnsi"/>
+          <w:sz w:val="20"/>
+          <w:szCs w:val="20"/>
+        </w:rPr>
+        <w:t>Qdrant</w:t>
+      </w:r>
+      <w:proofErr w:type="spellEnd"/>
+      <w:r>
+        <w:rPr>
+          <w:rStyle w:val="Strong"/>
+          <w:rFonts w:asciiTheme="minorHAnsi" w:eastAsiaTheme="majorEastAsia" w:hAnsiTheme="minorHAnsi"/>
+          <w:sz w:val="20"/>
+          <w:szCs w:val="20"/>
+        </w:rPr>
+        <w:t xml:space="preserve"> setup and collection creation</w:t>
+      </w:r>
+      <w:r>
+        <w:rPr>
+          <w:rFonts w:asciiTheme="minorHAnsi" w:hAnsiTheme="minorHAnsi"/>
           <w:sz w:val="20"/>
           <w:szCs w:val="20"/>
         </w:rPr>
         <w:br/>
-        <w:t>Qdrant was set up locally and connected through the Python client, followed by creating a collection with an explicit vector schema defining embedding size and cosine distance. This established a stricter, schema-driven equivalent to the earlier Chroma setup.</w:t>
+      </w:r>
+      <w:proofErr w:type="spellStart"/>
+      <w:r>
+        <w:rPr>
+          <w:rFonts w:asciiTheme="minorHAnsi" w:hAnsiTheme="minorHAnsi"/>
+          <w:sz w:val="20"/>
+          <w:szCs w:val="20"/>
+        </w:rPr>
+        <w:t>Qdrant</w:t>
+      </w:r>
+      <w:proofErr w:type="spellEnd"/>
+      <w:r>
+        <w:rPr>
+          <w:rFonts w:asciiTheme="minorHAnsi" w:hAnsiTheme="minorHAnsi"/>
+          <w:sz w:val="20"/>
+          <w:szCs w:val="20"/>
+        </w:rPr>
+        <w:t xml:space="preserve"> was set up locally and connected through the Python client, followed by creating a collection with an explicit vector schema defining embedding size and cosine distance. This established a stricter, schema-driven equivalent to the earlier Chroma setup.</w:t>
       </w:r>
     </w:p>
     <w:p>
@@ -811,6 +1137,7 @@
           <w:numId w:val="5"/>
         </w:numPr>
         <w:rPr>
+          <w:rFonts w:asciiTheme="minorHAnsi" w:hAnsiTheme="minorHAnsi"/>
           <w:sz w:val="20"/>
           <w:szCs w:val="20"/>
         </w:rPr>
@@ -818,19 +1145,49 @@
       <w:r>
         <w:rPr>
           <w:rStyle w:val="Strong"/>
-          <w:rFonts w:eastAsiaTheme="majorEastAsia"/>
-          <w:sz w:val="20"/>
-          <w:szCs w:val="20"/>
-        </w:rPr>
-        <w:t>Pipeline migration from Chroma to Qdrant</w:t>
-      </w:r>
-      <w:r>
-        <w:rPr>
+          <w:rFonts w:asciiTheme="minorHAnsi" w:eastAsiaTheme="majorEastAsia" w:hAnsiTheme="minorHAnsi"/>
+          <w:sz w:val="20"/>
+          <w:szCs w:val="20"/>
+        </w:rPr>
+        <w:t xml:space="preserve">Pipeline migration from Chroma to </w:t>
+      </w:r>
+      <w:proofErr w:type="spellStart"/>
+      <w:r>
+        <w:rPr>
+          <w:rStyle w:val="Strong"/>
+          <w:rFonts w:asciiTheme="minorHAnsi" w:eastAsiaTheme="majorEastAsia" w:hAnsiTheme="minorHAnsi"/>
+          <w:sz w:val="20"/>
+          <w:szCs w:val="20"/>
+        </w:rPr>
+        <w:t>Qdrant</w:t>
+      </w:r>
+      <w:proofErr w:type="spellEnd"/>
+      <w:r>
+        <w:rPr>
+          <w:rFonts w:asciiTheme="minorHAnsi" w:hAnsiTheme="minorHAnsi"/>
           <w:sz w:val="20"/>
           <w:szCs w:val="20"/>
         </w:rPr>
         <w:br/>
-        <w:t>The existing Chroma pipeline was replicated in Qdrant, covering file loading, overlapping text chunking, embedding generation, and storing vectors along with metadata pointers. The overall loop of vector plus ID plus payload was preserved to keep the experiment comparable.</w:t>
+        <w:t xml:space="preserve">The existing Chroma pipeline was replicated in </w:t>
+      </w:r>
+      <w:proofErr w:type="spellStart"/>
+      <w:r>
+        <w:rPr>
+          <w:rFonts w:asciiTheme="minorHAnsi" w:hAnsiTheme="minorHAnsi"/>
+          <w:sz w:val="20"/>
+          <w:szCs w:val="20"/>
+        </w:rPr>
+        <w:t>Qdrant</w:t>
+      </w:r>
+      <w:proofErr w:type="spellEnd"/>
+      <w:r>
+        <w:rPr>
+          <w:rFonts w:asciiTheme="minorHAnsi" w:hAnsiTheme="minorHAnsi"/>
+          <w:sz w:val="20"/>
+          <w:szCs w:val="20"/>
+        </w:rPr>
+        <w:t>, covering file loading, overlapping text chunking, embedding generation, and storing vectors along with metadata pointers. The overall loop of vector plus ID plus payload was preserved to keep the experiment comparable.</w:t>
       </w:r>
     </w:p>
     <w:p>
@@ -841,6 +1198,7 @@
           <w:numId w:val="5"/>
         </w:numPr>
         <w:rPr>
+          <w:rFonts w:asciiTheme="minorHAnsi" w:hAnsiTheme="minorHAnsi"/>
           <w:sz w:val="20"/>
           <w:szCs w:val="20"/>
         </w:rPr>
@@ -848,7 +1206,7 @@
       <w:r>
         <w:rPr>
           <w:rStyle w:val="Strong"/>
-          <w:rFonts w:eastAsiaTheme="majorEastAsia"/>
+          <w:rFonts w:asciiTheme="minorHAnsi" w:eastAsiaTheme="majorEastAsia" w:hAnsiTheme="minorHAnsi"/>
           <w:sz w:val="20"/>
           <w:szCs w:val="20"/>
         </w:rPr>
@@ -857,7 +1215,7 @@
       <w:r>
         <w:rPr>
           <w:rStyle w:val="Strong"/>
-          <w:rFonts w:eastAsiaTheme="majorEastAsia"/>
+          <w:rFonts w:asciiTheme="minorHAnsi" w:eastAsiaTheme="majorEastAsia" w:hAnsiTheme="minorHAnsi"/>
           <w:sz w:val="20"/>
           <w:szCs w:val="20"/>
         </w:rPr>
@@ -865,21 +1223,70 @@
       </w:r>
       <w:r>
         <w:rPr>
+          <w:rFonts w:asciiTheme="minorHAnsi" w:hAnsiTheme="minorHAnsi"/>
           <w:sz w:val="20"/>
           <w:szCs w:val="20"/>
         </w:rPr>
         <w:br/>
-        <w:t xml:space="preserve">During ingestion, an error occurred because Qdrant does not accept raw dictionaries for point insertion. This was resolved by switching to Qdrant’s </w:t>
-      </w:r>
+        <w:t xml:space="preserve">During ingestion, an error occurred because </w:t>
+      </w:r>
+      <w:proofErr w:type="spellStart"/>
+      <w:r>
+        <w:rPr>
+          <w:rFonts w:asciiTheme="minorHAnsi" w:hAnsiTheme="minorHAnsi"/>
+          <w:sz w:val="20"/>
+          <w:szCs w:val="20"/>
+        </w:rPr>
+        <w:t>Qdrant</w:t>
+      </w:r>
+      <w:proofErr w:type="spellEnd"/>
+      <w:r>
+        <w:rPr>
+          <w:rFonts w:asciiTheme="minorHAnsi" w:hAnsiTheme="minorHAnsi"/>
+          <w:sz w:val="20"/>
+          <w:szCs w:val="20"/>
+        </w:rPr>
+        <w:t xml:space="preserve"> does not accept raw dictionaries for point </w:t>
+      </w:r>
+      <w:r>
+        <w:rPr>
+          <w:rFonts w:asciiTheme="minorHAnsi" w:hAnsiTheme="minorHAnsi"/>
+          <w:sz w:val="20"/>
+          <w:szCs w:val="20"/>
+        </w:rPr>
+        <w:lastRenderedPageBreak/>
+        <w:t xml:space="preserve">insertion. This was resolved by switching to </w:t>
+      </w:r>
+      <w:proofErr w:type="spellStart"/>
+      <w:r>
+        <w:rPr>
+          <w:rFonts w:asciiTheme="minorHAnsi" w:hAnsiTheme="minorHAnsi"/>
+          <w:sz w:val="20"/>
+          <w:szCs w:val="20"/>
+        </w:rPr>
+        <w:t>Qdrant’s</w:t>
+      </w:r>
+      <w:proofErr w:type="spellEnd"/>
+      <w:r>
+        <w:rPr>
+          <w:rFonts w:asciiTheme="minorHAnsi" w:hAnsiTheme="minorHAnsi"/>
+          <w:sz w:val="20"/>
+          <w:szCs w:val="20"/>
+        </w:rPr>
+        <w:t xml:space="preserve"> </w:t>
+      </w:r>
+      <w:proofErr w:type="spellStart"/>
       <w:r>
         <w:rPr>
           <w:rStyle w:val="HTMLCode"/>
-          <w:rFonts w:eastAsiaTheme="majorEastAsia"/>
+          <w:rFonts w:asciiTheme="minorHAnsi" w:eastAsiaTheme="majorEastAsia" w:hAnsiTheme="minorHAnsi"/>
         </w:rPr>
         <w:t>PointStruct</w:t>
       </w:r>
-      <w:r>
-        <w:rPr>
+      <w:proofErr w:type="spellEnd"/>
+      <w:r>
+        <w:rPr>
+          <w:rFonts w:asciiTheme="minorHAnsi" w:hAnsiTheme="minorHAnsi"/>
           <w:sz w:val="20"/>
           <w:szCs w:val="20"/>
         </w:rPr>
@@ -894,6 +1301,7 @@
           <w:numId w:val="5"/>
         </w:numPr>
         <w:rPr>
+          <w:rFonts w:asciiTheme="minorHAnsi" w:hAnsiTheme="minorHAnsi"/>
           <w:sz w:val="20"/>
           <w:szCs w:val="20"/>
         </w:rPr>
@@ -901,7 +1309,7 @@
       <w:r>
         <w:rPr>
           <w:rStyle w:val="Strong"/>
-          <w:rFonts w:eastAsiaTheme="majorEastAsia"/>
+          <w:rFonts w:asciiTheme="minorHAnsi" w:eastAsiaTheme="majorEastAsia" w:hAnsiTheme="minorHAnsi"/>
           <w:sz w:val="20"/>
           <w:szCs w:val="20"/>
         </w:rPr>
@@ -909,21 +1317,66 @@
       </w:r>
       <w:r>
         <w:rPr>
+          <w:rFonts w:asciiTheme="minorHAnsi" w:hAnsiTheme="minorHAnsi"/>
           <w:sz w:val="20"/>
           <w:szCs w:val="20"/>
         </w:rPr>
         <w:br/>
-        <w:t xml:space="preserve">Query execution initially failed due to deprecated methods and parameter names in newer Qdrant client versions. The issue was fixed by migrating to the unified </w:t>
-      </w:r>
+        <w:t xml:space="preserve">Query execution initially failed due to deprecated methods and parameter names in newer </w:t>
+      </w:r>
+      <w:proofErr w:type="spellStart"/>
+      <w:r>
+        <w:rPr>
+          <w:rFonts w:asciiTheme="minorHAnsi" w:hAnsiTheme="minorHAnsi"/>
+          <w:sz w:val="20"/>
+          <w:szCs w:val="20"/>
+        </w:rPr>
+        <w:t>Qdrant</w:t>
+      </w:r>
+      <w:proofErr w:type="spellEnd"/>
+      <w:r>
+        <w:rPr>
+          <w:rFonts w:asciiTheme="minorHAnsi" w:hAnsiTheme="minorHAnsi"/>
+          <w:sz w:val="20"/>
+          <w:szCs w:val="20"/>
+        </w:rPr>
+        <w:t xml:space="preserve"> client versions. The issue was fixed by migrating to the unified </w:t>
+      </w:r>
+      <w:proofErr w:type="spellStart"/>
       <w:r>
         <w:rPr>
           <w:rStyle w:val="HTMLCode"/>
-          <w:rFonts w:eastAsiaTheme="majorEastAsia"/>
-        </w:rPr>
-        <w:t>query_points()</w:t>
-      </w:r>
-      <w:r>
-        <w:rPr>
+          <w:rFonts w:asciiTheme="minorHAnsi" w:eastAsiaTheme="majorEastAsia" w:hAnsiTheme="minorHAnsi"/>
+        </w:rPr>
+        <w:t>query_</w:t>
+      </w:r>
+      <w:proofErr w:type="gramStart"/>
+      <w:r>
+        <w:rPr>
+          <w:rStyle w:val="HTMLCode"/>
+          <w:rFonts w:asciiTheme="minorHAnsi" w:eastAsiaTheme="majorEastAsia" w:hAnsiTheme="minorHAnsi"/>
+        </w:rPr>
+        <w:t>points</w:t>
+      </w:r>
+      <w:proofErr w:type="spellEnd"/>
+      <w:r>
+        <w:rPr>
+          <w:rStyle w:val="HTMLCode"/>
+          <w:rFonts w:asciiTheme="minorHAnsi" w:eastAsiaTheme="majorEastAsia" w:hAnsiTheme="minorHAnsi"/>
+        </w:rPr>
+        <w:t>(</w:t>
+      </w:r>
+      <w:proofErr w:type="gramEnd"/>
+      <w:r>
+        <w:rPr>
+          <w:rStyle w:val="HTMLCode"/>
+          <w:rFonts w:asciiTheme="minorHAnsi" w:eastAsiaTheme="majorEastAsia" w:hAnsiTheme="minorHAnsi"/>
+        </w:rPr>
+        <w:t>)</w:t>
+      </w:r>
+      <w:r>
+        <w:rPr>
+          <w:rFonts w:asciiTheme="minorHAnsi" w:hAnsiTheme="minorHAnsi"/>
           <w:sz w:val="20"/>
           <w:szCs w:val="20"/>
         </w:rPr>
@@ -932,12 +1385,13 @@
       <w:r>
         <w:rPr>
           <w:rStyle w:val="HTMLCode"/>
-          <w:rFonts w:eastAsiaTheme="majorEastAsia"/>
+          <w:rFonts w:asciiTheme="minorHAnsi" w:eastAsiaTheme="majorEastAsia" w:hAnsiTheme="minorHAnsi"/>
         </w:rPr>
         <w:t>query</w:t>
       </w:r>
       <w:r>
         <w:rPr>
+          <w:rFonts w:asciiTheme="minorHAnsi" w:hAnsiTheme="minorHAnsi"/>
           <w:sz w:val="20"/>
           <w:szCs w:val="20"/>
         </w:rPr>
@@ -952,6 +1406,7 @@
           <w:numId w:val="5"/>
         </w:numPr>
         <w:rPr>
+          <w:rFonts w:asciiTheme="minorHAnsi" w:hAnsiTheme="minorHAnsi"/>
           <w:sz w:val="20"/>
           <w:szCs w:val="20"/>
         </w:rPr>
@@ -959,26 +1414,65 @@
       <w:r>
         <w:rPr>
           <w:rStyle w:val="Strong"/>
-          <w:rFonts w:eastAsiaTheme="majorEastAsia"/>
-          <w:sz w:val="20"/>
-          <w:szCs w:val="20"/>
-        </w:rPr>
-        <w:lastRenderedPageBreak/>
+          <w:rFonts w:asciiTheme="minorHAnsi" w:eastAsiaTheme="majorEastAsia" w:hAnsiTheme="minorHAnsi"/>
+          <w:sz w:val="20"/>
+          <w:szCs w:val="20"/>
+        </w:rPr>
         <w:t>Evaluation and metrics alignment with Chroma</w:t>
       </w:r>
       <w:r>
         <w:rPr>
+          <w:rFonts w:asciiTheme="minorHAnsi" w:hAnsiTheme="minorHAnsi"/>
           <w:sz w:val="20"/>
           <w:szCs w:val="20"/>
         </w:rPr>
         <w:br/>
-        <w:t>A Qdrant-based evaluation function was implemented to mirror the Chroma evaluation output, including latency, throughput, ranked results, and sample query inspection. This ensured that performance comparisons between Chroma and Qdrant are methodologically consistent and fair</w:t>
+        <w:t xml:space="preserve">A </w:t>
+      </w:r>
+      <w:proofErr w:type="spellStart"/>
+      <w:r>
+        <w:rPr>
+          <w:rFonts w:asciiTheme="minorHAnsi" w:hAnsiTheme="minorHAnsi"/>
+          <w:sz w:val="20"/>
+          <w:szCs w:val="20"/>
+        </w:rPr>
+        <w:t>Qdrant</w:t>
+      </w:r>
+      <w:proofErr w:type="spellEnd"/>
+      <w:r>
+        <w:rPr>
+          <w:rFonts w:asciiTheme="minorHAnsi" w:hAnsiTheme="minorHAnsi"/>
+          <w:sz w:val="20"/>
+          <w:szCs w:val="20"/>
+        </w:rPr>
+        <w:t xml:space="preserve">-based evaluation function was implemented to mirror the Chroma evaluation output, including latency, throughput, ranked results, and sample query inspection. This ensured that performance comparisons between Chroma and </w:t>
+      </w:r>
+      <w:proofErr w:type="spellStart"/>
+      <w:r>
+        <w:rPr>
+          <w:rFonts w:asciiTheme="minorHAnsi" w:hAnsiTheme="minorHAnsi"/>
+          <w:sz w:val="20"/>
+          <w:szCs w:val="20"/>
+        </w:rPr>
+        <w:t>Qdrant</w:t>
+      </w:r>
+      <w:proofErr w:type="spellEnd"/>
+      <w:r>
+        <w:rPr>
+          <w:rFonts w:asciiTheme="minorHAnsi" w:hAnsiTheme="minorHAnsi"/>
+          <w:sz w:val="20"/>
+          <w:szCs w:val="20"/>
+        </w:rPr>
+        <w:t xml:space="preserve"> are methodologically consistent and fair</w:t>
       </w:r>
     </w:p>
     <w:p>
       <w:pPr>
         <w:pStyle w:val="NormalWeb"/>
         <w:ind w:left="360"/>
+        <w:rPr>
+          <w:rFonts w:asciiTheme="minorHAnsi" w:hAnsiTheme="minorHAnsi"/>
+        </w:rPr>
       </w:pPr>
     </w:p>
     <w:p>
@@ -1037,7 +1531,43 @@
           <w:szCs w:val="20"/>
         </w:rPr>
         <w:br/>
-        <w:t>The original end-to-end notebook pipeline was refactored into a modular file-based architecture separating dataset loading, embedding, vector database interaction, query processing, and display logic. A unified structure was created to support both Chroma and Qdrant while sharing the same embedding model and evaluation flow. This made the system cleaner, reusable, and benchmark-ready.</w:t>
+        <w:t xml:space="preserve">The original end-to-end notebook pipeline was refactored into a modular file-based architecture separating dataset loading, embedding, vector database interaction, query processing, and display logic. A unified structure was created to support both Chroma and </w:t>
+      </w:r>
+      <w:proofErr w:type="spellStart"/>
+      <w:r>
+        <w:rPr>
+          <w:rFonts w:asciiTheme="minorHAnsi" w:hAnsiTheme="minorHAnsi"/>
+          <w:sz w:val="20"/>
+          <w:szCs w:val="20"/>
+        </w:rPr>
+        <w:t>Qdrant</w:t>
+      </w:r>
+      <w:proofErr w:type="spellEnd"/>
+      <w:r>
+        <w:rPr>
+          <w:rFonts w:asciiTheme="minorHAnsi" w:hAnsiTheme="minorHAnsi"/>
+          <w:sz w:val="20"/>
+          <w:szCs w:val="20"/>
+        </w:rPr>
+        <w:t xml:space="preserve"> while sharing the same embedding model and evaluation flow. This made the system cleaner, reusable, and </w:t>
+      </w:r>
+      <w:proofErr w:type="gramStart"/>
+      <w:r>
+        <w:rPr>
+          <w:rFonts w:asciiTheme="minorHAnsi" w:hAnsiTheme="minorHAnsi"/>
+          <w:sz w:val="20"/>
+          <w:szCs w:val="20"/>
+        </w:rPr>
+        <w:t>benchmark-ready</w:t>
+      </w:r>
+      <w:proofErr w:type="gramEnd"/>
+      <w:r>
+        <w:rPr>
+          <w:rFonts w:asciiTheme="minorHAnsi" w:hAnsiTheme="minorHAnsi"/>
+          <w:sz w:val="20"/>
+          <w:szCs w:val="20"/>
+        </w:rPr>
+        <w:t>.</w:t>
       </w:r>
     </w:p>
     <w:p>
@@ -1116,7 +1646,43 @@
           <w:szCs w:val="20"/>
         </w:rPr>
         <w:br/>
-        <w:t>In-memory vector storage was replaced with persistent storage for both Chroma and Qdrant to avoid rebuilding the index on every run and to enable proper benchmarking. A Recall@k metric was added as a proxy relevance measure based on substring matching within retrieved documents. Aggregate metrics including total time, average latency, throughput, and recall were computed for comparison.</w:t>
+        <w:t xml:space="preserve">In-memory vector storage was replaced with persistent storage for both Chroma and </w:t>
+      </w:r>
+      <w:proofErr w:type="spellStart"/>
+      <w:r>
+        <w:rPr>
+          <w:rFonts w:asciiTheme="minorHAnsi" w:hAnsiTheme="minorHAnsi"/>
+          <w:sz w:val="20"/>
+          <w:szCs w:val="20"/>
+        </w:rPr>
+        <w:t>Qdrant</w:t>
+      </w:r>
+      <w:proofErr w:type="spellEnd"/>
+      <w:r>
+        <w:rPr>
+          <w:rFonts w:asciiTheme="minorHAnsi" w:hAnsiTheme="minorHAnsi"/>
+          <w:sz w:val="20"/>
+          <w:szCs w:val="20"/>
+        </w:rPr>
+        <w:t xml:space="preserve"> to avoid rebuilding the index on every run and to enable proper benchmarking. A </w:t>
+      </w:r>
+      <w:proofErr w:type="spellStart"/>
+      <w:r>
+        <w:rPr>
+          <w:rFonts w:asciiTheme="minorHAnsi" w:hAnsiTheme="minorHAnsi"/>
+          <w:sz w:val="20"/>
+          <w:szCs w:val="20"/>
+        </w:rPr>
+        <w:t>Recall@k</w:t>
+      </w:r>
+      <w:proofErr w:type="spellEnd"/>
+      <w:r>
+        <w:rPr>
+          <w:rFonts w:asciiTheme="minorHAnsi" w:hAnsiTheme="minorHAnsi"/>
+          <w:sz w:val="20"/>
+          <w:szCs w:val="20"/>
+        </w:rPr>
+        <w:t xml:space="preserve"> metric was added as a proxy relevance measure based on substring matching within retrieved documents. Aggregate metrics including total time, average latency, throughput, and recall were computed for comparison.</w:t>
       </w:r>
     </w:p>
     <w:p>
@@ -1150,20 +1716,63 @@
         <w:br/>
         <w:t xml:space="preserve">A Chroma batch size error occurred due to exceeding the maximum insertion limit, which was resolved by implementing batched inserts. A tuple-versus-dictionary mismatch in the return structure of </w:t>
       </w:r>
+      <w:proofErr w:type="spellStart"/>
       <w:r>
         <w:rPr>
           <w:rStyle w:val="HTMLCode"/>
           <w:rFonts w:asciiTheme="minorHAnsi" w:eastAsiaTheme="majorEastAsia" w:hAnsiTheme="minorHAnsi"/>
         </w:rPr>
-        <w:t>run_queries()</w:t>
-      </w:r>
-      <w:r>
-        <w:rPr>
-          <w:rFonts w:asciiTheme="minorHAnsi" w:hAnsiTheme="minorHAnsi"/>
-          <w:sz w:val="20"/>
-          <w:szCs w:val="20"/>
-        </w:rPr>
-        <w:t xml:space="preserve"> caused a TypeError, which was fixed by aligning the return type with the display function. These fixes stabilized the benchmarking execution for dual database runs.</w:t>
+        <w:t>run_</w:t>
+      </w:r>
+      <w:proofErr w:type="gramStart"/>
+      <w:r>
+        <w:rPr>
+          <w:rStyle w:val="HTMLCode"/>
+          <w:rFonts w:asciiTheme="minorHAnsi" w:eastAsiaTheme="majorEastAsia" w:hAnsiTheme="minorHAnsi"/>
+        </w:rPr>
+        <w:t>queries</w:t>
+      </w:r>
+      <w:proofErr w:type="spellEnd"/>
+      <w:r>
+        <w:rPr>
+          <w:rStyle w:val="HTMLCode"/>
+          <w:rFonts w:asciiTheme="minorHAnsi" w:eastAsiaTheme="majorEastAsia" w:hAnsiTheme="minorHAnsi"/>
+        </w:rPr>
+        <w:t>(</w:t>
+      </w:r>
+      <w:proofErr w:type="gramEnd"/>
+      <w:r>
+        <w:rPr>
+          <w:rStyle w:val="HTMLCode"/>
+          <w:rFonts w:asciiTheme="minorHAnsi" w:eastAsiaTheme="majorEastAsia" w:hAnsiTheme="minorHAnsi"/>
+        </w:rPr>
+        <w:t>)</w:t>
+      </w:r>
+      <w:r>
+        <w:rPr>
+          <w:rFonts w:asciiTheme="minorHAnsi" w:hAnsiTheme="minorHAnsi"/>
+          <w:sz w:val="20"/>
+          <w:szCs w:val="20"/>
+        </w:rPr>
+        <w:t xml:space="preserve"> caused a </w:t>
+      </w:r>
+      <w:proofErr w:type="spellStart"/>
+      <w:r>
+        <w:rPr>
+          <w:rFonts w:asciiTheme="minorHAnsi" w:hAnsiTheme="minorHAnsi"/>
+          <w:sz w:val="20"/>
+          <w:szCs w:val="20"/>
+        </w:rPr>
+        <w:t>TypeError</w:t>
+      </w:r>
+      <w:proofErr w:type="spellEnd"/>
+      <w:r>
+        <w:rPr>
+          <w:rFonts w:asciiTheme="minorHAnsi" w:hAnsiTheme="minorHAnsi"/>
+          <w:sz w:val="20"/>
+          <w:szCs w:val="20"/>
+        </w:rPr>
+        <w:t>, which was fixed by aligning the return type with the display function. These fixes stabilized the benchmarking execution for dual database runs.</w:t>
       </w:r>
     </w:p>
     <w:p>
@@ -1173,6 +1782,9 @@
           <w:ilvl w:val="0"/>
           <w:numId w:val="14"/>
         </w:numPr>
+        <w:rPr>
+          <w:rFonts w:asciiTheme="minorHAnsi" w:hAnsiTheme="minorHAnsi"/>
+        </w:rPr>
       </w:pPr>
       <w:r>
         <w:rPr>
@@ -1190,10 +1802,47 @@
           <w:szCs w:val="20"/>
         </w:rPr>
         <w:br/>
-        <w:t>The system was updated to support sequential execution of both Chroma and Qdrant within the same run for fair comparison. A structured workflow was designed for visualization in Eraser AI, outlining data preparation, indexing, retrieval, and evaluation phases. Additionally, a PPT was created to explain the workflow along with a conceptual comparison of HNSW and DiskANN indexing algorithms to support technical presentation and discussion.</w:t>
-      </w:r>
-      <w:r>
-        <w:rPr>
+        <w:t xml:space="preserve">The system was updated to support sequential execution of both Chroma and </w:t>
+      </w:r>
+      <w:proofErr w:type="spellStart"/>
+      <w:r>
+        <w:rPr>
+          <w:rFonts w:asciiTheme="minorHAnsi" w:hAnsiTheme="minorHAnsi"/>
+          <w:sz w:val="20"/>
+          <w:szCs w:val="20"/>
+        </w:rPr>
+        <w:t>Qdrant</w:t>
+      </w:r>
+      <w:proofErr w:type="spellEnd"/>
+      <w:r>
+        <w:rPr>
+          <w:rFonts w:asciiTheme="minorHAnsi" w:hAnsiTheme="minorHAnsi"/>
+          <w:sz w:val="20"/>
+          <w:szCs w:val="20"/>
+        </w:rPr>
+        <w:t xml:space="preserve"> within the same run for fair comparison. A structured workflow was designed for visualization in Eraser AI, outlining data preparation, indexing, retrieval, and evaluation phases. Additionally, a PPT was created to explain the workflow along with a conceptual comparison of HNSW and </w:t>
+      </w:r>
+      <w:proofErr w:type="spellStart"/>
+      <w:r>
+        <w:rPr>
+          <w:rFonts w:asciiTheme="minorHAnsi" w:hAnsiTheme="minorHAnsi"/>
+          <w:sz w:val="20"/>
+          <w:szCs w:val="20"/>
+        </w:rPr>
+        <w:t>DiskANN</w:t>
+      </w:r>
+      <w:proofErr w:type="spellEnd"/>
+      <w:r>
+        <w:rPr>
+          <w:rFonts w:asciiTheme="minorHAnsi" w:hAnsiTheme="minorHAnsi"/>
+          <w:sz w:val="20"/>
+          <w:szCs w:val="20"/>
+        </w:rPr>
+        <w:t xml:space="preserve"> indexing algorithms to support technical presentation and discussion.</w:t>
+      </w:r>
+      <w:r>
+        <w:rPr>
+          <w:rFonts w:asciiTheme="minorHAnsi" w:hAnsiTheme="minorHAnsi"/>
           <w:sz w:val="30"/>
           <w:szCs w:val="30"/>
         </w:rPr>
@@ -1201,6 +1850,7 @@
       </w:r>
       <w:r>
         <w:rPr>
+          <w:rFonts w:asciiTheme="minorHAnsi" w:hAnsiTheme="minorHAnsi"/>
           <w:sz w:val="30"/>
           <w:szCs w:val="30"/>
         </w:rPr>
@@ -1263,7 +1913,25 @@
           <w:szCs w:val="20"/>
         </w:rPr>
         <w:br/>
-        <w:t>After successfully modularizing the pipeline for Chroma and Qdrant, Milvus was added as a third vector database. The first issue encountered was connection failure because Milvus requires a running server. Attempts were made to use Milvus Lite locally, which worked on Linux and macOS but failed on Windows due to dependency and compatibility issues.</w:t>
+        <w:t xml:space="preserve">After successfully modularizing the pipeline for Chroma and </w:t>
+      </w:r>
+      <w:proofErr w:type="spellStart"/>
+      <w:r>
+        <w:rPr>
+          <w:rFonts w:asciiTheme="minorHAnsi" w:hAnsiTheme="minorHAnsi"/>
+          <w:sz w:val="20"/>
+          <w:szCs w:val="20"/>
+        </w:rPr>
+        <w:t>Qdrant</w:t>
+      </w:r>
+      <w:proofErr w:type="spellEnd"/>
+      <w:r>
+        <w:rPr>
+          <w:rFonts w:asciiTheme="minorHAnsi" w:hAnsiTheme="minorHAnsi"/>
+          <w:sz w:val="20"/>
+          <w:szCs w:val="20"/>
+        </w:rPr>
+        <w:t>, Milvus was added as a third vector database. The first issue encountered was connection failure because Milvus requires a running server. Attempts were made to use Milvus Lite locally, which worked on Linux and macOS but failed on Windows due to dependency and compatibility issues.</w:t>
       </w:r>
     </w:p>
     <w:p>
@@ -1286,6 +1954,7 @@
           <w:sz w:val="20"/>
           <w:szCs w:val="20"/>
         </w:rPr>
+        <w:lastRenderedPageBreak/>
         <w:t>Environment Fixes and Python Compatibility Issues</w:t>
       </w:r>
       <w:r>
@@ -1295,8 +1964,27 @@
           <w:szCs w:val="20"/>
         </w:rPr>
         <w:br/>
-        <w:t xml:space="preserve">Multiple environment-level errors were resolved, including Python version incompatibilities (Python 3.14 breaking Chroma/Pydantic), missing </w:t>
-      </w:r>
+        <w:t>Multiple environment-level errors were resolved, including Python version incompatibilities (Python 3.14 breaking Chroma/</w:t>
+      </w:r>
+      <w:proofErr w:type="spellStart"/>
+      <w:r>
+        <w:rPr>
+          <w:rFonts w:asciiTheme="minorHAnsi" w:hAnsiTheme="minorHAnsi"/>
+          <w:sz w:val="20"/>
+          <w:szCs w:val="20"/>
+        </w:rPr>
+        <w:t>Pydantic</w:t>
+      </w:r>
+      <w:proofErr w:type="spellEnd"/>
+      <w:r>
+        <w:rPr>
+          <w:rFonts w:asciiTheme="minorHAnsi" w:hAnsiTheme="minorHAnsi"/>
+          <w:sz w:val="20"/>
+          <w:szCs w:val="20"/>
+        </w:rPr>
+        <w:t xml:space="preserve">), missing </w:t>
+      </w:r>
+      <w:proofErr w:type="spellStart"/>
       <w:r>
         <w:rPr>
           <w:rStyle w:val="HTMLCode"/>
@@ -1304,13 +1992,50 @@
         </w:rPr>
         <w:t>pkg_resources</w:t>
       </w:r>
-      <w:r>
-        <w:rPr>
-          <w:rFonts w:asciiTheme="minorHAnsi" w:hAnsiTheme="minorHAnsi"/>
-          <w:sz w:val="20"/>
-          <w:szCs w:val="20"/>
-        </w:rPr>
-        <w:t>, and setuptools version conflicts. The environment was stabilized by switching to Python 3.11/3.12 in a proper virtual environment and downgrading setuptools to ensure Milvus Lite compatibility.</w:t>
+      <w:proofErr w:type="spellEnd"/>
+      <w:r>
+        <w:rPr>
+          <w:rFonts w:asciiTheme="minorHAnsi" w:hAnsiTheme="minorHAnsi"/>
+          <w:sz w:val="20"/>
+          <w:szCs w:val="20"/>
+        </w:rPr>
+        <w:t xml:space="preserve">, and </w:t>
+      </w:r>
+      <w:proofErr w:type="spellStart"/>
+      <w:r>
+        <w:rPr>
+          <w:rFonts w:asciiTheme="minorHAnsi" w:hAnsiTheme="minorHAnsi"/>
+          <w:sz w:val="20"/>
+          <w:szCs w:val="20"/>
+        </w:rPr>
+        <w:t>setuptools</w:t>
+      </w:r>
+      <w:proofErr w:type="spellEnd"/>
+      <w:r>
+        <w:rPr>
+          <w:rFonts w:asciiTheme="minorHAnsi" w:hAnsiTheme="minorHAnsi"/>
+          <w:sz w:val="20"/>
+          <w:szCs w:val="20"/>
+        </w:rPr>
+        <w:t xml:space="preserve"> version conflicts. The environment was stabilized by switching to Python 3.11/3.12 in a proper virtual environment and downgrading </w:t>
+      </w:r>
+      <w:proofErr w:type="spellStart"/>
+      <w:r>
+        <w:rPr>
+          <w:rFonts w:asciiTheme="minorHAnsi" w:hAnsiTheme="minorHAnsi"/>
+          <w:sz w:val="20"/>
+          <w:szCs w:val="20"/>
+        </w:rPr>
+        <w:t>setuptools</w:t>
+      </w:r>
+      <w:proofErr w:type="spellEnd"/>
+      <w:r>
+        <w:rPr>
+          <w:rFonts w:asciiTheme="minorHAnsi" w:hAnsiTheme="minorHAnsi"/>
+          <w:sz w:val="20"/>
+          <w:szCs w:val="20"/>
+        </w:rPr>
+        <w:t xml:space="preserve"> to ensure Milvus Lite compatibility.</w:t>
       </w:r>
     </w:p>
     <w:p>
@@ -1342,16 +2067,7 @@
           <w:szCs w:val="20"/>
         </w:rPr>
         <w:br/>
-        <w:t xml:space="preserve">After Milvus Lite was successfully installed on the university RED Linux environment, indexing </w:t>
-      </w:r>
-      <w:r>
-        <w:rPr>
-          <w:rFonts w:asciiTheme="minorHAnsi" w:hAnsiTheme="minorHAnsi"/>
-          <w:sz w:val="20"/>
-          <w:szCs w:val="20"/>
-        </w:rPr>
-        <w:lastRenderedPageBreak/>
-        <w:t>errors occurred due to unsupported index types (HNSW not supported in Lite mode). The index was changed to IVF_FLAT, and the order of operations was corrected to insert → create index → load → search, resolving the “No index found” issue.</w:t>
+        <w:t>After Milvus Lite was successfully installed on the university RED Linux environment, indexing errors occurred due to unsupported index types (HNSW not supported in Lite mode). The index was changed to IVF_FLAT, and the order of operations was corrected to insert → create index → load → search, resolving the “No index found” issue.</w:t>
       </w:r>
     </w:p>
     <w:p>
@@ -1383,7 +2099,25 @@
           <w:szCs w:val="20"/>
         </w:rPr>
         <w:br/>
-        <w:t xml:space="preserve">To enable HNSW and DiskANN benchmarking, Milvus Standalone was set up using Docker locally on Windows. The initial </w:t>
+        <w:t xml:space="preserve">To enable HNSW and </w:t>
+      </w:r>
+      <w:proofErr w:type="spellStart"/>
+      <w:r>
+        <w:rPr>
+          <w:rFonts w:asciiTheme="minorHAnsi" w:hAnsiTheme="minorHAnsi"/>
+          <w:sz w:val="20"/>
+          <w:szCs w:val="20"/>
+        </w:rPr>
+        <w:t>DiskANN</w:t>
+      </w:r>
+      <w:proofErr w:type="spellEnd"/>
+      <w:r>
+        <w:rPr>
+          <w:rFonts w:asciiTheme="minorHAnsi" w:hAnsiTheme="minorHAnsi"/>
+          <w:sz w:val="20"/>
+          <w:szCs w:val="20"/>
+        </w:rPr>
+        <w:t xml:space="preserve"> benchmarking, Milvus Standalone was set up using Docker locally on Windows. The initial </w:t>
       </w:r>
       <w:r>
         <w:rPr>
@@ -1398,7 +2132,43 @@
           <w:sz w:val="20"/>
           <w:szCs w:val="20"/>
         </w:rPr>
-        <w:t xml:space="preserve"> attempt failed due to missing dependencies, so the official Docker Compose setup was used instead. This allowed proper deployment of Milvus with etcd and MinIO, enabling HNSW indexing for more realistic benchmarking.</w:t>
+        <w:t xml:space="preserve"> attempt failed due to missing dependencies, so the official Docker Compose setup was used instead. This allowed proper deployment of Milvus with </w:t>
+      </w:r>
+      <w:proofErr w:type="spellStart"/>
+      <w:r>
+        <w:rPr>
+          <w:rFonts w:asciiTheme="minorHAnsi" w:hAnsiTheme="minorHAnsi"/>
+          <w:sz w:val="20"/>
+          <w:szCs w:val="20"/>
+        </w:rPr>
+        <w:t>etcd</w:t>
+      </w:r>
+      <w:proofErr w:type="spellEnd"/>
+      <w:r>
+        <w:rPr>
+          <w:rFonts w:asciiTheme="minorHAnsi" w:hAnsiTheme="minorHAnsi"/>
+          <w:sz w:val="20"/>
+          <w:szCs w:val="20"/>
+        </w:rPr>
+        <w:t xml:space="preserve"> and </w:t>
+      </w:r>
+      <w:proofErr w:type="spellStart"/>
+      <w:r>
+        <w:rPr>
+          <w:rFonts w:asciiTheme="minorHAnsi" w:hAnsiTheme="minorHAnsi"/>
+          <w:sz w:val="20"/>
+          <w:szCs w:val="20"/>
+        </w:rPr>
+        <w:t>MinIO</w:t>
+      </w:r>
+      <w:proofErr w:type="spellEnd"/>
+      <w:r>
+        <w:rPr>
+          <w:rFonts w:asciiTheme="minorHAnsi" w:hAnsiTheme="minorHAnsi"/>
+          <w:sz w:val="20"/>
+          <w:szCs w:val="20"/>
+        </w:rPr>
+        <w:t>, enabling HNSW indexing for more realistic benchmarking.</w:t>
       </w:r>
     </w:p>
     <w:p>
@@ -1430,7 +2200,43 @@
           <w:szCs w:val="20"/>
         </w:rPr>
         <w:br/>
-        <w:t>The overall workflow was documented, including completed components (Chroma, Qdrant, Milvus Lite, Milvus Standalone setup) and pending enhancements (index tuning, DiskANN testing, large-scale benchmarking). A PPT was prepared to clearly explain what has been completed so far and what remains to be implemented, focusing on Done vs To Be Done milestones for discussion with the professor.</w:t>
+        <w:t xml:space="preserve">The overall workflow was documented, including completed components (Chroma, </w:t>
+      </w:r>
+      <w:proofErr w:type="spellStart"/>
+      <w:r>
+        <w:rPr>
+          <w:rFonts w:asciiTheme="minorHAnsi" w:hAnsiTheme="minorHAnsi"/>
+          <w:sz w:val="20"/>
+          <w:szCs w:val="20"/>
+        </w:rPr>
+        <w:t>Qdrant</w:t>
+      </w:r>
+      <w:proofErr w:type="spellEnd"/>
+      <w:r>
+        <w:rPr>
+          <w:rFonts w:asciiTheme="minorHAnsi" w:hAnsiTheme="minorHAnsi"/>
+          <w:sz w:val="20"/>
+          <w:szCs w:val="20"/>
+        </w:rPr>
+        <w:t xml:space="preserve">, Milvus Lite, Milvus Standalone setup) and pending enhancements (index tuning, </w:t>
+      </w:r>
+      <w:proofErr w:type="spellStart"/>
+      <w:r>
+        <w:rPr>
+          <w:rFonts w:asciiTheme="minorHAnsi" w:hAnsiTheme="minorHAnsi"/>
+          <w:sz w:val="20"/>
+          <w:szCs w:val="20"/>
+        </w:rPr>
+        <w:t>DiskANN</w:t>
+      </w:r>
+      <w:proofErr w:type="spellEnd"/>
+      <w:r>
+        <w:rPr>
+          <w:rFonts w:asciiTheme="minorHAnsi" w:hAnsiTheme="minorHAnsi"/>
+          <w:sz w:val="20"/>
+          <w:szCs w:val="20"/>
+        </w:rPr>
+        <w:t xml:space="preserve"> testing, large-scale benchmarking). A PPT was prepared to clearly explain what has been completed so far and what remains to be implemented, focusing on Done vs To Be Done milestones for discussion with the professor.</w:t>
       </w:r>
     </w:p>
     <w:p>
@@ -1447,7 +2253,23 @@
           <w:sz w:val="20"/>
           <w:szCs w:val="20"/>
         </w:rPr>
-        <w:t xml:space="preserve">Medium article on Vdb: </w:t>
+        <w:t xml:space="preserve">Medium article on </w:t>
+      </w:r>
+      <w:proofErr w:type="spellStart"/>
+      <w:r>
+        <w:rPr>
+          <w:sz w:val="20"/>
+          <w:szCs w:val="20"/>
+        </w:rPr>
+        <w:t>Vdb</w:t>
+      </w:r>
+      <w:proofErr w:type="spellEnd"/>
+      <w:r>
+        <w:rPr>
+          <w:sz w:val="20"/>
+          <w:szCs w:val="20"/>
+        </w:rPr>
+        <w:t xml:space="preserve">: </w:t>
       </w:r>
       <w:hyperlink r:id="rId7" w:history="1">
         <w:r>
@@ -1481,6 +2303,9 @@
       <w:r>
         <w:t>Extension</w:t>
       </w:r>
+      <w:r>
+        <w:t xml:space="preserve"> (22-28 Feb)</w:t>
+      </w:r>
     </w:p>
     <w:p>
       <w:pPr>
@@ -1619,39 +2444,10 @@
           <w:szCs w:val="20"/>
         </w:rPr>
         <w:br/>
-        <w:t>Match images to your existing 1,000 wiki articles.</w:t>
-      </w:r>
-      <w:r>
-        <w:rPr>
-          <w:sz w:val="20"/>
-          <w:szCs w:val="20"/>
-        </w:rPr>
-        <w:t xml:space="preserve"> When scaling</w:t>
+        <w:t>Match images to your existing 1,000 wiki articles. When scaling</w:t>
       </w:r>
     </w:p>
     <w:p>
-      <w:pPr>
-        <w:rPr>
-          <w:sz w:val="20"/>
-          <w:szCs w:val="20"/>
-        </w:rPr>
-      </w:pPr>
-    </w:p>
-    <w:p>
-      <w:pPr>
-        <w:rPr>
-          <w:sz w:val="20"/>
-          <w:szCs w:val="20"/>
-        </w:rPr>
-      </w:pPr>
-    </w:p>
-    <w:p>
-      <w:pPr>
-        <w:rPr>
-          <w:sz w:val="20"/>
-          <w:szCs w:val="20"/>
-        </w:rPr>
-      </w:pPr>
       <w:r>
         <w:rPr>
           <w:sz w:val="20"/>
@@ -1669,6 +2465,1124 @@
           <w:t>https://huggingface.co/datasets/wikimedia/wit_base</w:t>
         </w:r>
       </w:hyperlink>
+    </w:p>
+    <w:p/>
+    <w:p>
+      <w:pPr>
+        <w:pStyle w:val="ListParagraph"/>
+        <w:numPr>
+          <w:ilvl w:val="1"/>
+          <w:numId w:val="21"/>
+        </w:numPr>
+        <w:rPr>
+          <w:sz w:val="20"/>
+          <w:szCs w:val="20"/>
+        </w:rPr>
+      </w:pPr>
+      <w:r>
+        <w:rPr>
+          <w:b/>
+          <w:bCs/>
+          <w:sz w:val="20"/>
+          <w:szCs w:val="20"/>
+        </w:rPr>
+        <w:t>Initial Goal: Add Multimodal Support (Images + Wiki Text)</w:t>
+      </w:r>
+      <w:r>
+        <w:rPr>
+          <w:sz w:val="20"/>
+          <w:szCs w:val="20"/>
+        </w:rPr>
+        <w:br/>
+        <w:t xml:space="preserve">The project was extended from text-only Wikipedia articles to include images using the WIT dataset. Different dataset options such as MS COCO and WIT were evaluated, and WIT was selected for better alignment with Wikipedia articles. A subset of 1000 images was chosen for initial experimentation before scaling. </w:t>
+      </w:r>
+    </w:p>
+    <w:p>
+      <w:pPr>
+        <w:pStyle w:val="ListParagraph"/>
+        <w:numPr>
+          <w:ilvl w:val="1"/>
+          <w:numId w:val="21"/>
+        </w:numPr>
+        <w:rPr>
+          <w:sz w:val="20"/>
+          <w:szCs w:val="20"/>
+        </w:rPr>
+      </w:pPr>
+      <w:r>
+        <w:rPr>
+          <w:b/>
+          <w:bCs/>
+          <w:sz w:val="20"/>
+          <w:szCs w:val="20"/>
+        </w:rPr>
+        <w:t>Dataset Integration Challenges and Fixes</w:t>
+      </w:r>
+      <w:r>
+        <w:rPr>
+          <w:sz w:val="20"/>
+          <w:szCs w:val="20"/>
+        </w:rPr>
+        <w:br/>
+        <w:t xml:space="preserve">While loading the WIT dataset, a disk space error occurred because the full dataset is extremely large. This was resolved by switching to streaming mode and sampling only a subset. There were </w:t>
+      </w:r>
+      <w:r>
+        <w:rPr>
+          <w:sz w:val="20"/>
+          <w:szCs w:val="20"/>
+        </w:rPr>
+        <w:lastRenderedPageBreak/>
+        <w:t xml:space="preserve">also 403 errors when downloading images from Wikimedia, which were handled by adjusting request handling and filtering valid entries. </w:t>
+      </w:r>
+    </w:p>
+    <w:p>
+      <w:pPr>
+        <w:pStyle w:val="ListParagraph"/>
+        <w:numPr>
+          <w:ilvl w:val="1"/>
+          <w:numId w:val="21"/>
+        </w:numPr>
+        <w:rPr>
+          <w:sz w:val="20"/>
+          <w:szCs w:val="20"/>
+        </w:rPr>
+      </w:pPr>
+      <w:r>
+        <w:rPr>
+          <w:b/>
+          <w:bCs/>
+          <w:sz w:val="20"/>
+          <w:szCs w:val="20"/>
+        </w:rPr>
+        <w:t>Multimodal Embedding with CLIP</w:t>
+      </w:r>
+      <w:r>
+        <w:rPr>
+          <w:sz w:val="20"/>
+          <w:szCs w:val="20"/>
+        </w:rPr>
+        <w:br/>
+        <w:t xml:space="preserve">The system was upgraded to use </w:t>
+      </w:r>
+      <w:proofErr w:type="spellStart"/>
+      <w:r>
+        <w:rPr>
+          <w:sz w:val="20"/>
+          <w:szCs w:val="20"/>
+        </w:rPr>
+        <w:t>openai</w:t>
+      </w:r>
+      <w:proofErr w:type="spellEnd"/>
+      <w:r>
+        <w:rPr>
+          <w:sz w:val="20"/>
+          <w:szCs w:val="20"/>
+        </w:rPr>
+        <w:t xml:space="preserve">/clip-vit-base-patch32 so that text and images could be embedded into the same vector space. Several embedding errors occurred due to incorrect API usage, specifically calling the model forward pass instead of </w:t>
+      </w:r>
+      <w:proofErr w:type="spellStart"/>
+      <w:r>
+        <w:rPr>
+          <w:sz w:val="20"/>
+          <w:szCs w:val="20"/>
+        </w:rPr>
+        <w:t>get_text_</w:t>
+      </w:r>
+      <w:proofErr w:type="gramStart"/>
+      <w:r>
+        <w:rPr>
+          <w:sz w:val="20"/>
+          <w:szCs w:val="20"/>
+        </w:rPr>
+        <w:t>features</w:t>
+      </w:r>
+      <w:proofErr w:type="spellEnd"/>
+      <w:r>
+        <w:rPr>
+          <w:sz w:val="20"/>
+          <w:szCs w:val="20"/>
+        </w:rPr>
+        <w:t>(</w:t>
+      </w:r>
+      <w:proofErr w:type="gramEnd"/>
+      <w:r>
+        <w:rPr>
+          <w:sz w:val="20"/>
+          <w:szCs w:val="20"/>
+        </w:rPr>
+        <w:t xml:space="preserve">) and </w:t>
+      </w:r>
+      <w:proofErr w:type="spellStart"/>
+      <w:r>
+        <w:rPr>
+          <w:sz w:val="20"/>
+          <w:szCs w:val="20"/>
+        </w:rPr>
+        <w:t>get_image_</w:t>
+      </w:r>
+      <w:proofErr w:type="gramStart"/>
+      <w:r>
+        <w:rPr>
+          <w:sz w:val="20"/>
+          <w:szCs w:val="20"/>
+        </w:rPr>
+        <w:t>features</w:t>
+      </w:r>
+      <w:proofErr w:type="spellEnd"/>
+      <w:r>
+        <w:rPr>
+          <w:sz w:val="20"/>
+          <w:szCs w:val="20"/>
+        </w:rPr>
+        <w:t>(</w:t>
+      </w:r>
+      <w:proofErr w:type="gramEnd"/>
+      <w:r>
+        <w:rPr>
+          <w:sz w:val="20"/>
+          <w:szCs w:val="20"/>
+        </w:rPr>
+        <w:t xml:space="preserve">). These were debugged and corrected to ensure proper tensor outputs for normalization and storage. </w:t>
+      </w:r>
+    </w:p>
+    <w:p>
+      <w:pPr>
+        <w:pStyle w:val="ListParagraph"/>
+        <w:numPr>
+          <w:ilvl w:val="1"/>
+          <w:numId w:val="21"/>
+        </w:numPr>
+        <w:rPr>
+          <w:sz w:val="20"/>
+          <w:szCs w:val="20"/>
+        </w:rPr>
+      </w:pPr>
+      <w:r>
+        <w:rPr>
+          <w:b/>
+          <w:bCs/>
+          <w:sz w:val="20"/>
+          <w:szCs w:val="20"/>
+        </w:rPr>
+        <w:t>Pipeline Refactoring for Multimodal Integration</w:t>
+      </w:r>
+      <w:r>
+        <w:rPr>
+          <w:sz w:val="20"/>
+          <w:szCs w:val="20"/>
+        </w:rPr>
+        <w:br/>
+        <w:t xml:space="preserve">The folder structure was modularized with separate files for data loading, embedding, querying, and vector database adapters. Image metadata was integrated alongside text chunks, and embeddings were combined before insertion into the vector database. The system was tested on Chroma initially, with plans to benchmark across </w:t>
+      </w:r>
+      <w:proofErr w:type="spellStart"/>
+      <w:r>
+        <w:rPr>
+          <w:sz w:val="20"/>
+          <w:szCs w:val="20"/>
+        </w:rPr>
+        <w:t>Qdrant</w:t>
+      </w:r>
+      <w:proofErr w:type="spellEnd"/>
+      <w:r>
+        <w:rPr>
+          <w:sz w:val="20"/>
+          <w:szCs w:val="20"/>
+        </w:rPr>
+        <w:t xml:space="preserve"> and Milvus. </w:t>
+      </w:r>
+    </w:p>
+    <w:p>
+      <w:pPr>
+        <w:pStyle w:val="ListParagraph"/>
+        <w:numPr>
+          <w:ilvl w:val="1"/>
+          <w:numId w:val="21"/>
+        </w:numPr>
+        <w:rPr>
+          <w:sz w:val="20"/>
+          <w:szCs w:val="20"/>
+        </w:rPr>
+      </w:pPr>
+      <w:r>
+        <w:rPr>
+          <w:b/>
+          <w:bCs/>
+          <w:sz w:val="20"/>
+          <w:szCs w:val="20"/>
+        </w:rPr>
+        <w:t>Documentation and Presentation Updates</w:t>
+      </w:r>
+      <w:r>
+        <w:rPr>
+          <w:sz w:val="20"/>
+          <w:szCs w:val="20"/>
+        </w:rPr>
+        <w:br/>
+        <w:t>A PowerPoint was prepared outlining completed components and planned extensions such as scaling experiments and advanced indexing. The PPT clearly separates “Done” and “To Be Done,” explaining the multimodal extension, CLIP integration, and benchmarking direction. This supports formal documentation for research presentation and progress tracking.</w:t>
+      </w:r>
+    </w:p>
+    <w:p>
+      <w:pPr>
+        <w:rPr>
+          <w:sz w:val="20"/>
+          <w:szCs w:val="20"/>
+        </w:rPr>
+      </w:pPr>
+    </w:p>
+    <w:p>
+      <w:pPr>
+        <w:pStyle w:val="ListParagraph"/>
+        <w:numPr>
+          <w:ilvl w:val="0"/>
+          <w:numId w:val="24"/>
+        </w:numPr>
+        <w:rPr>
+          <w:sz w:val="26"/>
+          <w:szCs w:val="26"/>
+        </w:rPr>
+      </w:pPr>
+      <w:r>
+        <w:rPr>
+          <w:sz w:val="26"/>
+          <w:szCs w:val="26"/>
+        </w:rPr>
+        <w:t xml:space="preserve">Installing Docker on </w:t>
+      </w:r>
+      <w:proofErr w:type="spellStart"/>
+      <w:r>
+        <w:rPr>
+          <w:sz w:val="26"/>
+          <w:szCs w:val="26"/>
+        </w:rPr>
+        <w:t>linux</w:t>
+      </w:r>
+      <w:proofErr w:type="spellEnd"/>
+      <w:r>
+        <w:rPr>
+          <w:sz w:val="26"/>
+          <w:szCs w:val="26"/>
+        </w:rPr>
+        <w:t xml:space="preserve"> </w:t>
+      </w:r>
+      <w:r>
+        <w:rPr>
+          <w:sz w:val="26"/>
+          <w:szCs w:val="26"/>
+        </w:rPr>
+        <w:t>(1-7th March)</w:t>
+      </w:r>
+    </w:p>
+    <w:p>
+      <w:pPr>
+        <w:pStyle w:val="NormalWeb"/>
+        <w:numPr>
+          <w:ilvl w:val="1"/>
+          <w:numId w:val="33"/>
+        </w:numPr>
+        <w:rPr>
+          <w:rFonts w:asciiTheme="minorHAnsi" w:hAnsiTheme="minorHAnsi"/>
+          <w:sz w:val="20"/>
+          <w:szCs w:val="20"/>
+        </w:rPr>
+      </w:pPr>
+      <w:r>
+        <w:rPr>
+          <w:rStyle w:val="Strong"/>
+          <w:rFonts w:asciiTheme="minorHAnsi" w:eastAsiaTheme="majorEastAsia" w:hAnsiTheme="minorHAnsi"/>
+          <w:sz w:val="20"/>
+          <w:szCs w:val="20"/>
+        </w:rPr>
+        <w:t>Initial Setup and Permission Issues</w:t>
+      </w:r>
+      <w:r>
+        <w:rPr>
+          <w:rFonts w:asciiTheme="minorHAnsi" w:hAnsiTheme="minorHAnsi"/>
+          <w:sz w:val="20"/>
+          <w:szCs w:val="20"/>
+        </w:rPr>
+        <w:br/>
+        <w:t xml:space="preserve">Attempted to install Docker on the RED environment but encountered restricted access, as </w:t>
+      </w:r>
+      <w:proofErr w:type="spellStart"/>
+      <w:r>
+        <w:rPr>
+          <w:rFonts w:asciiTheme="minorHAnsi" w:hAnsiTheme="minorHAnsi"/>
+          <w:sz w:val="20"/>
+          <w:szCs w:val="20"/>
+        </w:rPr>
+        <w:t>sudo</w:t>
+      </w:r>
+      <w:proofErr w:type="spellEnd"/>
+      <w:r>
+        <w:rPr>
+          <w:rFonts w:asciiTheme="minorHAnsi" w:hAnsiTheme="minorHAnsi"/>
+          <w:sz w:val="20"/>
+          <w:szCs w:val="20"/>
+        </w:rPr>
+        <w:t xml:space="preserve"> is disabled for users. Explored alternatives like </w:t>
+      </w:r>
+      <w:proofErr w:type="spellStart"/>
+      <w:r>
+        <w:rPr>
+          <w:rFonts w:asciiTheme="minorHAnsi" w:hAnsiTheme="minorHAnsi"/>
+          <w:sz w:val="20"/>
+          <w:szCs w:val="20"/>
+        </w:rPr>
+        <w:t>Apptainer</w:t>
+      </w:r>
+      <w:proofErr w:type="spellEnd"/>
+      <w:r>
+        <w:rPr>
+          <w:rFonts w:asciiTheme="minorHAnsi" w:hAnsiTheme="minorHAnsi"/>
+          <w:sz w:val="20"/>
+          <w:szCs w:val="20"/>
+        </w:rPr>
+        <w:t xml:space="preserve"> and Milvus </w:t>
+      </w:r>
+      <w:proofErr w:type="gramStart"/>
+      <w:r>
+        <w:rPr>
+          <w:rFonts w:asciiTheme="minorHAnsi" w:hAnsiTheme="minorHAnsi"/>
+          <w:sz w:val="20"/>
+          <w:szCs w:val="20"/>
+        </w:rPr>
+        <w:t>Lite, and</w:t>
+      </w:r>
+      <w:proofErr w:type="gramEnd"/>
+      <w:r>
+        <w:rPr>
+          <w:rFonts w:asciiTheme="minorHAnsi" w:hAnsiTheme="minorHAnsi"/>
+          <w:sz w:val="20"/>
+          <w:szCs w:val="20"/>
+        </w:rPr>
+        <w:t xml:space="preserve"> also drafted an email to request Docker access from admins. Concluded that Docker cannot be installed directly on RED.</w:t>
+      </w:r>
+    </w:p>
+    <w:p>
+      <w:pPr>
+        <w:pStyle w:val="NormalWeb"/>
+        <w:numPr>
+          <w:ilvl w:val="1"/>
+          <w:numId w:val="33"/>
+        </w:numPr>
+        <w:rPr>
+          <w:rFonts w:asciiTheme="minorHAnsi" w:hAnsiTheme="minorHAnsi"/>
+          <w:sz w:val="20"/>
+          <w:szCs w:val="20"/>
+        </w:rPr>
+      </w:pPr>
+      <w:r>
+        <w:rPr>
+          <w:rStyle w:val="Strong"/>
+          <w:rFonts w:asciiTheme="minorHAnsi" w:eastAsiaTheme="majorEastAsia" w:hAnsiTheme="minorHAnsi"/>
+          <w:sz w:val="20"/>
+          <w:szCs w:val="20"/>
+        </w:rPr>
+        <w:t>CLIP Model Execution Delay and Fix</w:t>
+      </w:r>
+      <w:r>
+        <w:rPr>
+          <w:rFonts w:asciiTheme="minorHAnsi" w:hAnsiTheme="minorHAnsi"/>
+          <w:sz w:val="20"/>
+          <w:szCs w:val="20"/>
+        </w:rPr>
+        <w:br/>
+        <w:t xml:space="preserve">While running the pipeline with CLIP embeddings, the process appeared stuck and was manually interrupted, leading to a traceback. Identified that CLIP text encoding is slow on CPU and corrected the implementation to use proper embedding functions and batching. Also considered switching to faster models like </w:t>
+      </w:r>
+      <w:proofErr w:type="spellStart"/>
+      <w:r>
+        <w:rPr>
+          <w:rFonts w:asciiTheme="minorHAnsi" w:hAnsiTheme="minorHAnsi"/>
+          <w:sz w:val="20"/>
+          <w:szCs w:val="20"/>
+        </w:rPr>
+        <w:t>MiniLM</w:t>
+      </w:r>
+      <w:proofErr w:type="spellEnd"/>
+      <w:r>
+        <w:rPr>
+          <w:rFonts w:asciiTheme="minorHAnsi" w:hAnsiTheme="minorHAnsi"/>
+          <w:sz w:val="20"/>
+          <w:szCs w:val="20"/>
+        </w:rPr>
+        <w:t xml:space="preserve"> for efficiency.</w:t>
+      </w:r>
+    </w:p>
+    <w:p>
+      <w:pPr>
+        <w:pStyle w:val="NormalWeb"/>
+        <w:numPr>
+          <w:ilvl w:val="1"/>
+          <w:numId w:val="33"/>
+        </w:numPr>
+        <w:rPr>
+          <w:rFonts w:asciiTheme="minorHAnsi" w:hAnsiTheme="minorHAnsi"/>
+          <w:sz w:val="20"/>
+          <w:szCs w:val="20"/>
+        </w:rPr>
+      </w:pPr>
+      <w:r>
+        <w:rPr>
+          <w:rStyle w:val="Strong"/>
+          <w:rFonts w:asciiTheme="minorHAnsi" w:eastAsiaTheme="majorEastAsia" w:hAnsiTheme="minorHAnsi"/>
+          <w:sz w:val="20"/>
+          <w:szCs w:val="20"/>
+        </w:rPr>
+        <w:t>Milvus Connection Failure</w:t>
+      </w:r>
+      <w:r>
+        <w:rPr>
+          <w:rFonts w:asciiTheme="minorHAnsi" w:hAnsiTheme="minorHAnsi"/>
+          <w:sz w:val="20"/>
+          <w:szCs w:val="20"/>
+        </w:rPr>
+        <w:br/>
+        <w:t>Faced connection error when initializing Milvus due to no running server at localhost:19530. Understood that Milvus requires a running backend service and explored solutions like Milvus Lite or running Milvus via Docker locally. Decided to separate environments for RED and local execution.</w:t>
+      </w:r>
+    </w:p>
+    <w:p>
+      <w:pPr>
+        <w:pStyle w:val="NormalWeb"/>
+        <w:numPr>
+          <w:ilvl w:val="1"/>
+          <w:numId w:val="33"/>
+        </w:numPr>
+        <w:rPr>
+          <w:rFonts w:asciiTheme="minorHAnsi" w:hAnsiTheme="minorHAnsi"/>
+          <w:sz w:val="20"/>
+          <w:szCs w:val="20"/>
+        </w:rPr>
+      </w:pPr>
+      <w:r>
+        <w:rPr>
+          <w:rStyle w:val="Strong"/>
+          <w:rFonts w:asciiTheme="minorHAnsi" w:eastAsiaTheme="majorEastAsia" w:hAnsiTheme="minorHAnsi"/>
+          <w:sz w:val="20"/>
+          <w:szCs w:val="20"/>
+        </w:rPr>
+        <w:t>Docker and WSL Setup on Local Machine</w:t>
+      </w:r>
+      <w:r>
+        <w:rPr>
+          <w:rFonts w:asciiTheme="minorHAnsi" w:hAnsiTheme="minorHAnsi"/>
+          <w:sz w:val="20"/>
+          <w:szCs w:val="20"/>
+        </w:rPr>
+        <w:br/>
+        <w:t>Installed Docker Desktop locally but encountered WSL integration issues, including missing Debian distro and configuration errors. Resolved by switching to Ubuntu WSL, restarting WSL, and enabling Docker integration properly. Addressed minor WSL user initialization errors and ensured Docker runs successfully.</w:t>
+      </w:r>
+    </w:p>
+    <w:p>
+      <w:pPr>
+        <w:pStyle w:val="NormalWeb"/>
+        <w:numPr>
+          <w:ilvl w:val="1"/>
+          <w:numId w:val="33"/>
+        </w:numPr>
+        <w:rPr>
+          <w:rFonts w:asciiTheme="minorHAnsi" w:hAnsiTheme="minorHAnsi"/>
+        </w:rPr>
+      </w:pPr>
+      <w:r>
+        <w:rPr>
+          <w:rStyle w:val="Strong"/>
+          <w:rFonts w:asciiTheme="minorHAnsi" w:eastAsiaTheme="majorEastAsia" w:hAnsiTheme="minorHAnsi"/>
+          <w:sz w:val="20"/>
+          <w:szCs w:val="20"/>
+        </w:rPr>
+        <w:t>Current Status and Documentation</w:t>
+      </w:r>
+      <w:r>
+        <w:rPr>
+          <w:rFonts w:asciiTheme="minorHAnsi" w:hAnsiTheme="minorHAnsi"/>
+          <w:sz w:val="20"/>
+          <w:szCs w:val="20"/>
+        </w:rPr>
+        <w:br/>
+        <w:t>Successfully set up a working local environment using Ubuntu WSL and Docker for running containerized services like Milvus. RED is used for limited execution without Docker, while local machine supports full pipeline testing. A report was submitted on Canvas outlining completed work and planned next steps.</w:t>
+      </w:r>
+    </w:p>
+    <w:p>
+      <w:pPr>
+        <w:rPr>
+          <w:sz w:val="26"/>
+          <w:szCs w:val="26"/>
+        </w:rPr>
+      </w:pPr>
+    </w:p>
+    <w:p>
+      <w:pPr>
+        <w:pStyle w:val="ListParagraph"/>
+        <w:numPr>
+          <w:ilvl w:val="0"/>
+          <w:numId w:val="24"/>
+        </w:numPr>
+        <w:rPr>
+          <w:sz w:val="26"/>
+          <w:szCs w:val="26"/>
+        </w:rPr>
+      </w:pPr>
+      <w:r>
+        <w:rPr>
+          <w:sz w:val="26"/>
+          <w:szCs w:val="26"/>
+        </w:rPr>
+        <w:t xml:space="preserve">Milvus Docker Issue </w:t>
+      </w:r>
+      <w:r>
+        <w:rPr>
+          <w:sz w:val="26"/>
+          <w:szCs w:val="26"/>
+        </w:rPr>
+        <w:t>(8-14 March)</w:t>
+      </w:r>
+    </w:p>
+    <w:p>
+      <w:pPr>
+        <w:pStyle w:val="ListParagraph"/>
+        <w:numPr>
+          <w:ilvl w:val="1"/>
+          <w:numId w:val="31"/>
+        </w:numPr>
+        <w:rPr>
+          <w:sz w:val="20"/>
+          <w:szCs w:val="20"/>
+        </w:rPr>
+      </w:pPr>
+      <w:r>
+        <w:rPr>
+          <w:b/>
+          <w:bCs/>
+          <w:sz w:val="20"/>
+          <w:szCs w:val="20"/>
+        </w:rPr>
+        <w:lastRenderedPageBreak/>
+        <w:t>Initial Milvus connection error and diagnosis</w:t>
+      </w:r>
+      <w:r>
+        <w:rPr>
+          <w:sz w:val="20"/>
+          <w:szCs w:val="20"/>
+        </w:rPr>
+        <w:br/>
+        <w:t xml:space="preserve">While running the benchmarking pipeline, a connection error occurred where the client could not connect to Milvus on port 19530. This was identified as the Milvus server not being properly initialized, specifically due to missing dependencies like </w:t>
+      </w:r>
+      <w:proofErr w:type="spellStart"/>
+      <w:r>
+        <w:rPr>
+          <w:sz w:val="20"/>
+          <w:szCs w:val="20"/>
+        </w:rPr>
+        <w:t>etcd</w:t>
+      </w:r>
+      <w:proofErr w:type="spellEnd"/>
+      <w:r>
+        <w:rPr>
+          <w:sz w:val="20"/>
+          <w:szCs w:val="20"/>
+        </w:rPr>
+        <w:t xml:space="preserve">. The issue was traced using container logs which showed repeated connection failures to </w:t>
+      </w:r>
+      <w:proofErr w:type="spellStart"/>
+      <w:r>
+        <w:rPr>
+          <w:sz w:val="20"/>
+          <w:szCs w:val="20"/>
+        </w:rPr>
+        <w:t>etcd</w:t>
+      </w:r>
+      <w:proofErr w:type="spellEnd"/>
+      <w:r>
+        <w:rPr>
+          <w:sz w:val="20"/>
+          <w:szCs w:val="20"/>
+        </w:rPr>
+        <w:t xml:space="preserve">. </w:t>
+      </w:r>
+    </w:p>
+    <w:p>
+      <w:pPr>
+        <w:pStyle w:val="ListParagraph"/>
+        <w:numPr>
+          <w:ilvl w:val="1"/>
+          <w:numId w:val="31"/>
+        </w:numPr>
+        <w:rPr>
+          <w:sz w:val="20"/>
+          <w:szCs w:val="20"/>
+        </w:rPr>
+      </w:pPr>
+      <w:r>
+        <w:rPr>
+          <w:b/>
+          <w:bCs/>
+          <w:sz w:val="20"/>
+          <w:szCs w:val="20"/>
+        </w:rPr>
+        <w:t>Fixing Milvus setup using Docker Compose</w:t>
+      </w:r>
+      <w:r>
+        <w:rPr>
+          <w:sz w:val="20"/>
+          <w:szCs w:val="20"/>
+        </w:rPr>
+        <w:br/>
+        <w:t xml:space="preserve">Instead of running a single standalone container, the setup was corrected by switching to the official Milvus docker compose configuration. This ensured that required components like </w:t>
+      </w:r>
+      <w:proofErr w:type="spellStart"/>
+      <w:r>
+        <w:rPr>
+          <w:sz w:val="20"/>
+          <w:szCs w:val="20"/>
+        </w:rPr>
+        <w:t>etcd</w:t>
+      </w:r>
+      <w:proofErr w:type="spellEnd"/>
+      <w:r>
+        <w:rPr>
+          <w:sz w:val="20"/>
+          <w:szCs w:val="20"/>
+        </w:rPr>
+        <w:t xml:space="preserve"> and </w:t>
+      </w:r>
+      <w:proofErr w:type="spellStart"/>
+      <w:r>
+        <w:rPr>
+          <w:sz w:val="20"/>
+          <w:szCs w:val="20"/>
+        </w:rPr>
+        <w:t>MinIO</w:t>
+      </w:r>
+      <w:proofErr w:type="spellEnd"/>
+      <w:r>
+        <w:rPr>
+          <w:sz w:val="20"/>
+          <w:szCs w:val="20"/>
+        </w:rPr>
+        <w:t xml:space="preserve"> were started alongside Milvus. After this change, the server initialized successfully and the connection issue was resolved. </w:t>
+      </w:r>
+    </w:p>
+    <w:p>
+      <w:pPr>
+        <w:pStyle w:val="ListParagraph"/>
+        <w:numPr>
+          <w:ilvl w:val="1"/>
+          <w:numId w:val="31"/>
+        </w:numPr>
+        <w:rPr>
+          <w:sz w:val="20"/>
+          <w:szCs w:val="20"/>
+        </w:rPr>
+      </w:pPr>
+      <w:r>
+        <w:rPr>
+          <w:b/>
+          <w:bCs/>
+          <w:sz w:val="20"/>
+          <w:szCs w:val="20"/>
+        </w:rPr>
+        <w:t>Refactoring Milvus integration in the pipeline</w:t>
+      </w:r>
+      <w:r>
+        <w:rPr>
+          <w:sz w:val="20"/>
+          <w:szCs w:val="20"/>
+        </w:rPr>
+        <w:br/>
+        <w:t xml:space="preserve">The Milvus wrapper code was improved to correctly handle collection creation, indexing, and querying. Index creation was moved out of the insertion step and placed during collection initialization to ensure fair benchmarking. Support for multiple index types like HNSW and IVF was added to make experiments configurable. </w:t>
+      </w:r>
+    </w:p>
+    <w:p>
+      <w:pPr>
+        <w:pStyle w:val="ListParagraph"/>
+        <w:numPr>
+          <w:ilvl w:val="1"/>
+          <w:numId w:val="31"/>
+        </w:numPr>
+        <w:rPr>
+          <w:sz w:val="20"/>
+          <w:szCs w:val="20"/>
+        </w:rPr>
+      </w:pPr>
+      <w:r>
+        <w:rPr>
+          <w:b/>
+          <w:bCs/>
+          <w:sz w:val="20"/>
+          <w:szCs w:val="20"/>
+        </w:rPr>
+        <w:t>Extending pipeline for index comparison and experimentation</w:t>
+      </w:r>
+      <w:r>
+        <w:rPr>
+          <w:sz w:val="20"/>
+          <w:szCs w:val="20"/>
+        </w:rPr>
+        <w:br/>
+        <w:t xml:space="preserve">The main pipeline was updated to allow dynamic selection of index types during runtime. Proper handling was added to reset or isolate collections between runs to avoid contamination of results. This enabled structured comparison of different indexing strategies within Milvus as part of the benchmarking workflow. </w:t>
+      </w:r>
+    </w:p>
+    <w:p>
+      <w:pPr>
+        <w:pStyle w:val="ListParagraph"/>
+        <w:numPr>
+          <w:ilvl w:val="1"/>
+          <w:numId w:val="31"/>
+        </w:numPr>
+        <w:rPr>
+          <w:sz w:val="20"/>
+          <w:szCs w:val="20"/>
+        </w:rPr>
+      </w:pPr>
+      <w:r>
+        <w:rPr>
+          <w:b/>
+          <w:bCs/>
+          <w:sz w:val="20"/>
+          <w:szCs w:val="20"/>
+        </w:rPr>
+        <w:t>Documentation and presentation preparation</w:t>
+      </w:r>
+      <w:r>
+        <w:rPr>
+          <w:sz w:val="20"/>
+          <w:szCs w:val="20"/>
+        </w:rPr>
+        <w:br/>
+        <w:t>A structured understanding of the system was documented, including setup issues, fixes, and design decisions. A PPT was created to clearly present what has been completed and what remains, including planned extensions like multimodal retrieval and scaling experiments. This helps communicate both progress and future direction of the project effectively.</w:t>
+      </w:r>
+    </w:p>
+    <w:p>
+      <w:pPr>
+        <w:pStyle w:val="ListParagraph"/>
+        <w:rPr>
+          <w:sz w:val="26"/>
+          <w:szCs w:val="26"/>
+        </w:rPr>
+      </w:pPr>
+      <w:r>
+        <w:rPr>
+          <w:sz w:val="26"/>
+          <w:szCs w:val="26"/>
+        </w:rPr>
+        <w:br/>
+      </w:r>
+    </w:p>
+    <w:p>
+      <w:pPr>
+        <w:pStyle w:val="ListParagraph"/>
+        <w:numPr>
+          <w:ilvl w:val="0"/>
+          <w:numId w:val="24"/>
+        </w:numPr>
+        <w:rPr>
+          <w:sz w:val="26"/>
+          <w:szCs w:val="26"/>
+        </w:rPr>
+      </w:pPr>
+      <w:r>
+        <w:rPr>
+          <w:sz w:val="26"/>
+          <w:szCs w:val="26"/>
+        </w:rPr>
+        <w:t>Intermediate Report (15-21 March)</w:t>
+      </w:r>
+    </w:p>
+    <w:p>
+      <w:pPr>
+        <w:pStyle w:val="ListParagraph"/>
+        <w:numPr>
+          <w:ilvl w:val="1"/>
+          <w:numId w:val="32"/>
+        </w:numPr>
+        <w:spacing w:after="0" w:line="240" w:lineRule="auto"/>
+        <w:rPr>
+          <w:rFonts w:eastAsia="Times New Roman" w:cs="Times New Roman"/>
+          <w:kern w:val="0"/>
+          <w:sz w:val="20"/>
+          <w:szCs w:val="20"/>
+          <w:lang w:eastAsia="en-IN"/>
+          <w14:ligatures w14:val="none"/>
+        </w:rPr>
+      </w:pPr>
+      <w:r>
+        <w:rPr>
+          <w:rFonts w:eastAsia="Times New Roman" w:cs="Times New Roman"/>
+          <w:b/>
+          <w:bCs/>
+          <w:kern w:val="0"/>
+          <w:sz w:val="20"/>
+          <w:szCs w:val="20"/>
+          <w:lang w:eastAsia="en-IN"/>
+          <w14:ligatures w14:val="none"/>
+        </w:rPr>
+        <w:t>Initial Pipeline Development</w:t>
+      </w:r>
+      <w:r>
+        <w:rPr>
+          <w:rFonts w:eastAsia="Times New Roman" w:cs="Times New Roman"/>
+          <w:kern w:val="0"/>
+          <w:sz w:val="20"/>
+          <w:szCs w:val="20"/>
+          <w:lang w:eastAsia="en-IN"/>
+          <w14:ligatures w14:val="none"/>
+        </w:rPr>
+        <w:br/>
+        <w:t xml:space="preserve">The project began with implementing a semantic search pipeline using text-only data and vector databases such as Chroma and </w:t>
+      </w:r>
+      <w:proofErr w:type="spellStart"/>
+      <w:r>
+        <w:rPr>
+          <w:rFonts w:eastAsia="Times New Roman" w:cs="Times New Roman"/>
+          <w:kern w:val="0"/>
+          <w:sz w:val="20"/>
+          <w:szCs w:val="20"/>
+          <w:lang w:eastAsia="en-IN"/>
+          <w14:ligatures w14:val="none"/>
+        </w:rPr>
+        <w:t>Qdrant</w:t>
+      </w:r>
+      <w:proofErr w:type="spellEnd"/>
+      <w:r>
+        <w:rPr>
+          <w:rFonts w:eastAsia="Times New Roman" w:cs="Times New Roman"/>
+          <w:kern w:val="0"/>
+          <w:sz w:val="20"/>
+          <w:szCs w:val="20"/>
+          <w:lang w:eastAsia="en-IN"/>
+          <w14:ligatures w14:val="none"/>
+        </w:rPr>
+        <w:t xml:space="preserve">. During integration, differences in query formats and returned results were identified, leading to the development of a unified interface to standardize interactions across databases. </w:t>
+      </w:r>
+    </w:p>
+    <w:p>
+      <w:pPr>
+        <w:pStyle w:val="ListParagraph"/>
+        <w:numPr>
+          <w:ilvl w:val="1"/>
+          <w:numId w:val="32"/>
+        </w:numPr>
+        <w:spacing w:after="0" w:line="240" w:lineRule="auto"/>
+        <w:rPr>
+          <w:rFonts w:eastAsia="Times New Roman" w:cs="Times New Roman"/>
+          <w:kern w:val="0"/>
+          <w:sz w:val="20"/>
+          <w:szCs w:val="20"/>
+          <w:lang w:eastAsia="en-IN"/>
+          <w14:ligatures w14:val="none"/>
+        </w:rPr>
+      </w:pPr>
+      <w:r>
+        <w:rPr>
+          <w:rFonts w:eastAsia="Times New Roman" w:cs="Times New Roman"/>
+          <w:b/>
+          <w:bCs/>
+          <w:kern w:val="0"/>
+          <w:sz w:val="20"/>
+          <w:szCs w:val="20"/>
+          <w:lang w:eastAsia="en-IN"/>
+          <w14:ligatures w14:val="none"/>
+        </w:rPr>
+        <w:t>Milvus Integration and Index Exploration</w:t>
+      </w:r>
+      <w:r>
+        <w:rPr>
+          <w:rFonts w:eastAsia="Times New Roman" w:cs="Times New Roman"/>
+          <w:kern w:val="0"/>
+          <w:sz w:val="20"/>
+          <w:szCs w:val="20"/>
+          <w:lang w:eastAsia="en-IN"/>
+          <w14:ligatures w14:val="none"/>
+        </w:rPr>
+        <w:br/>
+        <w:t xml:space="preserve">The pipeline was extended to include Milvus, where multiple indexing strategies such as IVF, HNSW, and </w:t>
+      </w:r>
+      <w:proofErr w:type="spellStart"/>
+      <w:r>
+        <w:rPr>
+          <w:rFonts w:eastAsia="Times New Roman" w:cs="Times New Roman"/>
+          <w:kern w:val="0"/>
+          <w:sz w:val="20"/>
+          <w:szCs w:val="20"/>
+          <w:lang w:eastAsia="en-IN"/>
+          <w14:ligatures w14:val="none"/>
+        </w:rPr>
+        <w:t>DiskANN</w:t>
+      </w:r>
+      <w:proofErr w:type="spellEnd"/>
+      <w:r>
+        <w:rPr>
+          <w:rFonts w:eastAsia="Times New Roman" w:cs="Times New Roman"/>
+          <w:kern w:val="0"/>
+          <w:sz w:val="20"/>
+          <w:szCs w:val="20"/>
+          <w:lang w:eastAsia="en-IN"/>
+          <w14:ligatures w14:val="none"/>
+        </w:rPr>
+        <w:t xml:space="preserve"> were explored. Challenges in setup and indexing workflows were addressed, resulting in successful execution of experiments across different index configurations. </w:t>
+      </w:r>
+    </w:p>
+    <w:p>
+      <w:pPr>
+        <w:pStyle w:val="ListParagraph"/>
+        <w:numPr>
+          <w:ilvl w:val="1"/>
+          <w:numId w:val="32"/>
+        </w:numPr>
+        <w:spacing w:after="0" w:line="240" w:lineRule="auto"/>
+        <w:rPr>
+          <w:rFonts w:eastAsia="Times New Roman" w:cs="Times New Roman"/>
+          <w:kern w:val="0"/>
+          <w:sz w:val="20"/>
+          <w:szCs w:val="20"/>
+          <w:lang w:eastAsia="en-IN"/>
+          <w14:ligatures w14:val="none"/>
+        </w:rPr>
+      </w:pPr>
+      <w:r>
+        <w:rPr>
+          <w:rFonts w:eastAsia="Times New Roman" w:cs="Times New Roman"/>
+          <w:b/>
+          <w:bCs/>
+          <w:kern w:val="0"/>
+          <w:sz w:val="20"/>
+          <w:szCs w:val="20"/>
+          <w:lang w:eastAsia="en-IN"/>
+          <w14:ligatures w14:val="none"/>
+        </w:rPr>
+        <w:t>Benchmarking and Performance Evaluation</w:t>
+      </w:r>
+      <w:r>
+        <w:rPr>
+          <w:rFonts w:eastAsia="Times New Roman" w:cs="Times New Roman"/>
+          <w:kern w:val="0"/>
+          <w:sz w:val="20"/>
+          <w:szCs w:val="20"/>
+          <w:lang w:eastAsia="en-IN"/>
+          <w14:ligatures w14:val="none"/>
+        </w:rPr>
+        <w:br/>
+        <w:t xml:space="preserve">Once the system was stable, benchmarking was conducted using 1,000 queries. Metrics such as latency and throughput were measured, enabling comparison across multiple databases and indexing strategies, including five configurations in total. </w:t>
+      </w:r>
+    </w:p>
+    <w:p>
+      <w:pPr>
+        <w:pStyle w:val="ListParagraph"/>
+        <w:numPr>
+          <w:ilvl w:val="1"/>
+          <w:numId w:val="32"/>
+        </w:numPr>
+        <w:spacing w:after="0" w:line="240" w:lineRule="auto"/>
+        <w:rPr>
+          <w:rFonts w:eastAsia="Times New Roman" w:cs="Times New Roman"/>
+          <w:kern w:val="0"/>
+          <w:sz w:val="20"/>
+          <w:szCs w:val="20"/>
+          <w:lang w:eastAsia="en-IN"/>
+          <w14:ligatures w14:val="none"/>
+        </w:rPr>
+      </w:pPr>
+      <w:r>
+        <w:rPr>
+          <w:rFonts w:eastAsia="Times New Roman" w:cs="Times New Roman"/>
+          <w:b/>
+          <w:bCs/>
+          <w:kern w:val="0"/>
+          <w:sz w:val="20"/>
+          <w:szCs w:val="20"/>
+          <w:lang w:eastAsia="en-IN"/>
+          <w14:ligatures w14:val="none"/>
+        </w:rPr>
+        <w:t>Multimodal Extension Implementation</w:t>
+      </w:r>
+      <w:r>
+        <w:rPr>
+          <w:rFonts w:eastAsia="Times New Roman" w:cs="Times New Roman"/>
+          <w:kern w:val="0"/>
+          <w:sz w:val="20"/>
+          <w:szCs w:val="20"/>
+          <w:lang w:eastAsia="en-IN"/>
+          <w14:ligatures w14:val="none"/>
+        </w:rPr>
+        <w:br/>
+        <w:t xml:space="preserve">The system was further extended to support multimodal retrieval using the WIT dataset and CLIP embeddings. Image data along with metadata such as captions, keywords, and identifiers was integrated, enabling both text-to-image and image-to-text retrieval within the same pipeline. </w:t>
+      </w:r>
+    </w:p>
+    <w:p>
+      <w:pPr>
+        <w:pStyle w:val="ListParagraph"/>
+        <w:numPr>
+          <w:ilvl w:val="1"/>
+          <w:numId w:val="32"/>
+        </w:numPr>
+        <w:rPr>
+          <w:sz w:val="22"/>
+          <w:szCs w:val="22"/>
+        </w:rPr>
+      </w:pPr>
+      <w:r>
+        <w:rPr>
+          <w:rFonts w:eastAsia="Times New Roman" w:cs="Times New Roman"/>
+          <w:b/>
+          <w:bCs/>
+          <w:kern w:val="0"/>
+          <w:sz w:val="20"/>
+          <w:szCs w:val="20"/>
+          <w:lang w:eastAsia="en-IN"/>
+          <w14:ligatures w14:val="none"/>
+        </w:rPr>
+        <w:t>Documentation and Reporting</w:t>
+      </w:r>
+      <w:r>
+        <w:rPr>
+          <w:rFonts w:eastAsia="Times New Roman" w:cs="Times New Roman"/>
+          <w:kern w:val="0"/>
+          <w:sz w:val="20"/>
+          <w:szCs w:val="20"/>
+          <w:lang w:eastAsia="en-IN"/>
+          <w14:ligatures w14:val="none"/>
+        </w:rPr>
+        <w:br/>
+        <w:t>Project progress was documented through structured summaries and intermediate results. A report outlining completed work, system design, benchmarking results, and planned future improvements was prepared and submitted on Canvas.</w:t>
+      </w:r>
+    </w:p>
+    <w:p>
+      <w:pPr>
+        <w:pStyle w:val="ListParagraph"/>
+        <w:ind w:left="360"/>
+        <w:rPr>
+          <w:sz w:val="26"/>
+          <w:szCs w:val="26"/>
+        </w:rPr>
+      </w:pPr>
+      <w:r>
+        <w:rPr>
+          <w:sz w:val="26"/>
+          <w:szCs w:val="26"/>
+        </w:rPr>
+        <w:lastRenderedPageBreak/>
+        <w:br/>
+      </w:r>
+    </w:p>
+    <w:p>
+      <w:pPr>
+        <w:pStyle w:val="ListParagraph"/>
+        <w:numPr>
+          <w:ilvl w:val="0"/>
+          <w:numId w:val="24"/>
+        </w:numPr>
+        <w:rPr>
+          <w:sz w:val="26"/>
+          <w:szCs w:val="26"/>
+        </w:rPr>
+      </w:pPr>
+      <w:r>
+        <w:rPr>
+          <w:sz w:val="26"/>
+          <w:szCs w:val="26"/>
+        </w:rPr>
+        <w:t>(22-26 March)</w:t>
+      </w:r>
     </w:p>
     <w:sectPr>
       <w:pgSz w:w="11906" w:h="16838"/>
@@ -1773,6 +3687,389 @@
     </w:lvl>
   </w:abstractNum>
   <w:abstractNum w:abstractNumId="1" w15:restartNumberingAfterBreak="0">
+    <w:nsid w:val="03DB1650"/>
+    <w:multiLevelType w:val="multilevel"/>
+    <w:tmpl w:val="E4DA1112"/>
+    <w:lvl w:ilvl="0">
+      <w:start w:val="8"/>
+      <w:numFmt w:val="decimal"/>
+      <w:lvlText w:val="Week %1:"/>
+      <w:lvlJc w:val="left"/>
+      <w:pPr>
+        <w:ind w:left="360" w:hanging="360"/>
+      </w:pPr>
+      <w:rPr>
+        <w:rFonts w:hint="default"/>
+        <w:sz w:val="26"/>
+        <w:szCs w:val="26"/>
+      </w:rPr>
+    </w:lvl>
+    <w:lvl w:ilvl="1">
+      <w:start w:val="1"/>
+      <w:numFmt w:val="lowerLetter"/>
+      <w:lvlText w:val="%2."/>
+      <w:lvlJc w:val="left"/>
+      <w:pPr>
+        <w:ind w:left="720" w:hanging="360"/>
+      </w:pPr>
+      <w:rPr>
+        <w:rFonts w:hint="default"/>
+        <w:sz w:val="20"/>
+        <w:szCs w:val="20"/>
+      </w:rPr>
+    </w:lvl>
+    <w:lvl w:ilvl="2">
+      <w:start w:val="1"/>
+      <w:numFmt w:val="lowerRoman"/>
+      <w:lvlText w:val="%3)"/>
+      <w:lvlJc w:val="left"/>
+      <w:pPr>
+        <w:ind w:left="1080" w:hanging="360"/>
+      </w:pPr>
+      <w:rPr>
+        <w:rFonts w:hint="default"/>
+      </w:rPr>
+    </w:lvl>
+    <w:lvl w:ilvl="3">
+      <w:start w:val="1"/>
+      <w:numFmt w:val="decimal"/>
+      <w:lvlText w:val="(%4)"/>
+      <w:lvlJc w:val="left"/>
+      <w:pPr>
+        <w:ind w:left="1440" w:hanging="360"/>
+      </w:pPr>
+      <w:rPr>
+        <w:rFonts w:hint="default"/>
+      </w:rPr>
+    </w:lvl>
+    <w:lvl w:ilvl="4">
+      <w:start w:val="1"/>
+      <w:numFmt w:val="lowerLetter"/>
+      <w:lvlText w:val="(%5)"/>
+      <w:lvlJc w:val="left"/>
+      <w:pPr>
+        <w:ind w:left="1800" w:hanging="360"/>
+      </w:pPr>
+      <w:rPr>
+        <w:rFonts w:hint="default"/>
+      </w:rPr>
+    </w:lvl>
+    <w:lvl w:ilvl="5">
+      <w:start w:val="1"/>
+      <w:numFmt w:val="lowerRoman"/>
+      <w:lvlText w:val="(%6)"/>
+      <w:lvlJc w:val="left"/>
+      <w:pPr>
+        <w:ind w:left="2160" w:hanging="360"/>
+      </w:pPr>
+      <w:rPr>
+        <w:rFonts w:hint="default"/>
+      </w:rPr>
+    </w:lvl>
+    <w:lvl w:ilvl="6">
+      <w:start w:val="1"/>
+      <w:numFmt w:val="decimal"/>
+      <w:lvlText w:val="%7."/>
+      <w:lvlJc w:val="left"/>
+      <w:pPr>
+        <w:ind w:left="2520" w:hanging="360"/>
+      </w:pPr>
+      <w:rPr>
+        <w:rFonts w:hint="default"/>
+      </w:rPr>
+    </w:lvl>
+    <w:lvl w:ilvl="7">
+      <w:start w:val="1"/>
+      <w:numFmt w:val="lowerLetter"/>
+      <w:lvlText w:val="%8."/>
+      <w:lvlJc w:val="left"/>
+      <w:pPr>
+        <w:ind w:left="2880" w:hanging="360"/>
+      </w:pPr>
+      <w:rPr>
+        <w:rFonts w:hint="default"/>
+      </w:rPr>
+    </w:lvl>
+    <w:lvl w:ilvl="8">
+      <w:start w:val="1"/>
+      <w:numFmt w:val="lowerRoman"/>
+      <w:lvlText w:val="%9."/>
+      <w:lvlJc w:val="left"/>
+      <w:pPr>
+        <w:ind w:left="3240" w:hanging="360"/>
+      </w:pPr>
+      <w:rPr>
+        <w:rFonts w:hint="default"/>
+      </w:rPr>
+    </w:lvl>
+  </w:abstractNum>
+  <w:abstractNum w:abstractNumId="2" w15:restartNumberingAfterBreak="0">
+    <w:nsid w:val="08206A39"/>
+    <w:multiLevelType w:val="multilevel"/>
+    <w:tmpl w:val="CFB4C6C4"/>
+    <w:lvl w:ilvl="0">
+      <w:start w:val="1"/>
+      <w:numFmt w:val="decimal"/>
+      <w:lvlText w:val="Week %1:"/>
+      <w:lvlJc w:val="left"/>
+      <w:pPr>
+        <w:ind w:left="360" w:hanging="360"/>
+      </w:pPr>
+      <w:rPr>
+        <w:rFonts w:hint="default"/>
+        <w:sz w:val="26"/>
+        <w:szCs w:val="26"/>
+      </w:rPr>
+    </w:lvl>
+    <w:lvl w:ilvl="1">
+      <w:start w:val="1"/>
+      <w:numFmt w:val="lowerLetter"/>
+      <w:lvlText w:val="%2."/>
+      <w:lvlJc w:val="left"/>
+      <w:pPr>
+        <w:ind w:left="720" w:hanging="360"/>
+      </w:pPr>
+      <w:rPr>
+        <w:rFonts w:hint="default"/>
+        <w:sz w:val="20"/>
+        <w:szCs w:val="20"/>
+      </w:rPr>
+    </w:lvl>
+    <w:lvl w:ilvl="2">
+      <w:start w:val="1"/>
+      <w:numFmt w:val="lowerRoman"/>
+      <w:lvlText w:val="%3)"/>
+      <w:lvlJc w:val="left"/>
+      <w:pPr>
+        <w:ind w:left="1080" w:hanging="360"/>
+      </w:pPr>
+      <w:rPr>
+        <w:rFonts w:hint="default"/>
+      </w:rPr>
+    </w:lvl>
+    <w:lvl w:ilvl="3">
+      <w:start w:val="1"/>
+      <w:numFmt w:val="decimal"/>
+      <w:lvlText w:val="(%4)"/>
+      <w:lvlJc w:val="left"/>
+      <w:pPr>
+        <w:ind w:left="1440" w:hanging="360"/>
+      </w:pPr>
+      <w:rPr>
+        <w:rFonts w:hint="default"/>
+      </w:rPr>
+    </w:lvl>
+    <w:lvl w:ilvl="4">
+      <w:start w:val="1"/>
+      <w:numFmt w:val="lowerLetter"/>
+      <w:lvlText w:val="(%5)"/>
+      <w:lvlJc w:val="left"/>
+      <w:pPr>
+        <w:ind w:left="1800" w:hanging="360"/>
+      </w:pPr>
+      <w:rPr>
+        <w:rFonts w:hint="default"/>
+      </w:rPr>
+    </w:lvl>
+    <w:lvl w:ilvl="5">
+      <w:start w:val="1"/>
+      <w:numFmt w:val="lowerRoman"/>
+      <w:lvlText w:val="(%6)"/>
+      <w:lvlJc w:val="left"/>
+      <w:pPr>
+        <w:ind w:left="2160" w:hanging="360"/>
+      </w:pPr>
+      <w:rPr>
+        <w:rFonts w:hint="default"/>
+      </w:rPr>
+    </w:lvl>
+    <w:lvl w:ilvl="6">
+      <w:start w:val="1"/>
+      <w:numFmt w:val="decimal"/>
+      <w:lvlText w:val="%7."/>
+      <w:lvlJc w:val="left"/>
+      <w:pPr>
+        <w:ind w:left="2520" w:hanging="360"/>
+      </w:pPr>
+      <w:rPr>
+        <w:rFonts w:hint="default"/>
+      </w:rPr>
+    </w:lvl>
+    <w:lvl w:ilvl="7">
+      <w:start w:val="1"/>
+      <w:numFmt w:val="lowerLetter"/>
+      <w:lvlText w:val="%8."/>
+      <w:lvlJc w:val="left"/>
+      <w:pPr>
+        <w:ind w:left="2880" w:hanging="360"/>
+      </w:pPr>
+      <w:rPr>
+        <w:rFonts w:hint="default"/>
+      </w:rPr>
+    </w:lvl>
+    <w:lvl w:ilvl="8">
+      <w:start w:val="1"/>
+      <w:numFmt w:val="lowerRoman"/>
+      <w:lvlText w:val="%9."/>
+      <w:lvlJc w:val="left"/>
+      <w:pPr>
+        <w:ind w:left="3240" w:hanging="360"/>
+      </w:pPr>
+      <w:rPr>
+        <w:rFonts w:hint="default"/>
+      </w:rPr>
+    </w:lvl>
+  </w:abstractNum>
+  <w:abstractNum w:abstractNumId="3" w15:restartNumberingAfterBreak="0">
+    <w:nsid w:val="0DB87AAB"/>
+    <w:multiLevelType w:val="multilevel"/>
+    <w:tmpl w:val="9EBC2056"/>
+    <w:lvl w:ilvl="0">
+      <w:start w:val="1"/>
+      <w:numFmt w:val="bullet"/>
+      <w:lvlText w:val=""/>
+      <w:lvlJc w:val="left"/>
+      <w:pPr>
+        <w:tabs>
+          <w:tab w:val="num" w:pos="720"/>
+        </w:tabs>
+        <w:ind w:left="720" w:hanging="360"/>
+      </w:pPr>
+      <w:rPr>
+        <w:rFonts w:ascii="Symbol" w:hAnsi="Symbol" w:hint="default"/>
+        <w:sz w:val="20"/>
+      </w:rPr>
+    </w:lvl>
+    <w:lvl w:ilvl="1" w:tentative="1">
+      <w:start w:val="1"/>
+      <w:numFmt w:val="bullet"/>
+      <w:lvlText w:val="o"/>
+      <w:lvlJc w:val="left"/>
+      <w:pPr>
+        <w:tabs>
+          <w:tab w:val="num" w:pos="1440"/>
+        </w:tabs>
+        <w:ind w:left="1440" w:hanging="360"/>
+      </w:pPr>
+      <w:rPr>
+        <w:rFonts w:ascii="Courier New" w:hAnsi="Courier New" w:hint="default"/>
+        <w:sz w:val="20"/>
+      </w:rPr>
+    </w:lvl>
+    <w:lvl w:ilvl="2" w:tentative="1">
+      <w:start w:val="1"/>
+      <w:numFmt w:val="bullet"/>
+      <w:lvlText w:val=""/>
+      <w:lvlJc w:val="left"/>
+      <w:pPr>
+        <w:tabs>
+          <w:tab w:val="num" w:pos="2160"/>
+        </w:tabs>
+        <w:ind w:left="2160" w:hanging="360"/>
+      </w:pPr>
+      <w:rPr>
+        <w:rFonts w:ascii="Wingdings" w:hAnsi="Wingdings" w:hint="default"/>
+        <w:sz w:val="20"/>
+      </w:rPr>
+    </w:lvl>
+    <w:lvl w:ilvl="3" w:tentative="1">
+      <w:start w:val="1"/>
+      <w:numFmt w:val="bullet"/>
+      <w:lvlText w:val=""/>
+      <w:lvlJc w:val="left"/>
+      <w:pPr>
+        <w:tabs>
+          <w:tab w:val="num" w:pos="2880"/>
+        </w:tabs>
+        <w:ind w:left="2880" w:hanging="360"/>
+      </w:pPr>
+      <w:rPr>
+        <w:rFonts w:ascii="Wingdings" w:hAnsi="Wingdings" w:hint="default"/>
+        <w:sz w:val="20"/>
+      </w:rPr>
+    </w:lvl>
+    <w:lvl w:ilvl="4" w:tentative="1">
+      <w:start w:val="1"/>
+      <w:numFmt w:val="bullet"/>
+      <w:lvlText w:val=""/>
+      <w:lvlJc w:val="left"/>
+      <w:pPr>
+        <w:tabs>
+          <w:tab w:val="num" w:pos="3600"/>
+        </w:tabs>
+        <w:ind w:left="3600" w:hanging="360"/>
+      </w:pPr>
+      <w:rPr>
+        <w:rFonts w:ascii="Wingdings" w:hAnsi="Wingdings" w:hint="default"/>
+        <w:sz w:val="20"/>
+      </w:rPr>
+    </w:lvl>
+    <w:lvl w:ilvl="5" w:tentative="1">
+      <w:start w:val="1"/>
+      <w:numFmt w:val="bullet"/>
+      <w:lvlText w:val=""/>
+      <w:lvlJc w:val="left"/>
+      <w:pPr>
+        <w:tabs>
+          <w:tab w:val="num" w:pos="4320"/>
+        </w:tabs>
+        <w:ind w:left="4320" w:hanging="360"/>
+      </w:pPr>
+      <w:rPr>
+        <w:rFonts w:ascii="Wingdings" w:hAnsi="Wingdings" w:hint="default"/>
+        <w:sz w:val="20"/>
+      </w:rPr>
+    </w:lvl>
+    <w:lvl w:ilvl="6" w:tentative="1">
+      <w:start w:val="1"/>
+      <w:numFmt w:val="bullet"/>
+      <w:lvlText w:val=""/>
+      <w:lvlJc w:val="left"/>
+      <w:pPr>
+        <w:tabs>
+          <w:tab w:val="num" w:pos="5040"/>
+        </w:tabs>
+        <w:ind w:left="5040" w:hanging="360"/>
+      </w:pPr>
+      <w:rPr>
+        <w:rFonts w:ascii="Wingdings" w:hAnsi="Wingdings" w:hint="default"/>
+        <w:sz w:val="20"/>
+      </w:rPr>
+    </w:lvl>
+    <w:lvl w:ilvl="7" w:tentative="1">
+      <w:start w:val="1"/>
+      <w:numFmt w:val="bullet"/>
+      <w:lvlText w:val=""/>
+      <w:lvlJc w:val="left"/>
+      <w:pPr>
+        <w:tabs>
+          <w:tab w:val="num" w:pos="5760"/>
+        </w:tabs>
+        <w:ind w:left="5760" w:hanging="360"/>
+      </w:pPr>
+      <w:rPr>
+        <w:rFonts w:ascii="Wingdings" w:hAnsi="Wingdings" w:hint="default"/>
+        <w:sz w:val="20"/>
+      </w:rPr>
+    </w:lvl>
+    <w:lvl w:ilvl="8" w:tentative="1">
+      <w:start w:val="1"/>
+      <w:numFmt w:val="bullet"/>
+      <w:lvlText w:val=""/>
+      <w:lvlJc w:val="left"/>
+      <w:pPr>
+        <w:tabs>
+          <w:tab w:val="num" w:pos="6480"/>
+        </w:tabs>
+        <w:ind w:left="6480" w:hanging="360"/>
+      </w:pPr>
+      <w:rPr>
+        <w:rFonts w:ascii="Wingdings" w:hAnsi="Wingdings" w:hint="default"/>
+        <w:sz w:val="20"/>
+      </w:rPr>
+    </w:lvl>
+  </w:abstractNum>
+  <w:abstractNum w:abstractNumId="4" w15:restartNumberingAfterBreak="0">
     <w:nsid w:val="0E3B247C"/>
     <w:multiLevelType w:val="hybridMultilevel"/>
     <w:tmpl w:val="DBDE76C6"/>
@@ -1885,7 +4182,273 @@
       </w:rPr>
     </w:lvl>
   </w:abstractNum>
-  <w:abstractNum w:abstractNumId="2" w15:restartNumberingAfterBreak="0">
+  <w:abstractNum w:abstractNumId="5" w15:restartNumberingAfterBreak="0">
+    <w:nsid w:val="112C062D"/>
+    <w:multiLevelType w:val="multilevel"/>
+    <w:tmpl w:val="290AE018"/>
+    <w:lvl w:ilvl="0">
+      <w:start w:val="1"/>
+      <w:numFmt w:val="bullet"/>
+      <w:lvlText w:val=""/>
+      <w:lvlJc w:val="left"/>
+      <w:pPr>
+        <w:tabs>
+          <w:tab w:val="num" w:pos="720"/>
+        </w:tabs>
+        <w:ind w:left="720" w:hanging="360"/>
+      </w:pPr>
+      <w:rPr>
+        <w:rFonts w:ascii="Symbol" w:hAnsi="Symbol" w:hint="default"/>
+        <w:sz w:val="20"/>
+      </w:rPr>
+    </w:lvl>
+    <w:lvl w:ilvl="1" w:tentative="1">
+      <w:start w:val="1"/>
+      <w:numFmt w:val="bullet"/>
+      <w:lvlText w:val="o"/>
+      <w:lvlJc w:val="left"/>
+      <w:pPr>
+        <w:tabs>
+          <w:tab w:val="num" w:pos="1440"/>
+        </w:tabs>
+        <w:ind w:left="1440" w:hanging="360"/>
+      </w:pPr>
+      <w:rPr>
+        <w:rFonts w:ascii="Courier New" w:hAnsi="Courier New" w:hint="default"/>
+        <w:sz w:val="20"/>
+      </w:rPr>
+    </w:lvl>
+    <w:lvl w:ilvl="2" w:tentative="1">
+      <w:start w:val="1"/>
+      <w:numFmt w:val="bullet"/>
+      <w:lvlText w:val=""/>
+      <w:lvlJc w:val="left"/>
+      <w:pPr>
+        <w:tabs>
+          <w:tab w:val="num" w:pos="2160"/>
+        </w:tabs>
+        <w:ind w:left="2160" w:hanging="360"/>
+      </w:pPr>
+      <w:rPr>
+        <w:rFonts w:ascii="Wingdings" w:hAnsi="Wingdings" w:hint="default"/>
+        <w:sz w:val="20"/>
+      </w:rPr>
+    </w:lvl>
+    <w:lvl w:ilvl="3" w:tentative="1">
+      <w:start w:val="1"/>
+      <w:numFmt w:val="bullet"/>
+      <w:lvlText w:val=""/>
+      <w:lvlJc w:val="left"/>
+      <w:pPr>
+        <w:tabs>
+          <w:tab w:val="num" w:pos="2880"/>
+        </w:tabs>
+        <w:ind w:left="2880" w:hanging="360"/>
+      </w:pPr>
+      <w:rPr>
+        <w:rFonts w:ascii="Wingdings" w:hAnsi="Wingdings" w:hint="default"/>
+        <w:sz w:val="20"/>
+      </w:rPr>
+    </w:lvl>
+    <w:lvl w:ilvl="4" w:tentative="1">
+      <w:start w:val="1"/>
+      <w:numFmt w:val="bullet"/>
+      <w:lvlText w:val=""/>
+      <w:lvlJc w:val="left"/>
+      <w:pPr>
+        <w:tabs>
+          <w:tab w:val="num" w:pos="3600"/>
+        </w:tabs>
+        <w:ind w:left="3600" w:hanging="360"/>
+      </w:pPr>
+      <w:rPr>
+        <w:rFonts w:ascii="Wingdings" w:hAnsi="Wingdings" w:hint="default"/>
+        <w:sz w:val="20"/>
+      </w:rPr>
+    </w:lvl>
+    <w:lvl w:ilvl="5" w:tentative="1">
+      <w:start w:val="1"/>
+      <w:numFmt w:val="bullet"/>
+      <w:lvlText w:val=""/>
+      <w:lvlJc w:val="left"/>
+      <w:pPr>
+        <w:tabs>
+          <w:tab w:val="num" w:pos="4320"/>
+        </w:tabs>
+        <w:ind w:left="4320" w:hanging="360"/>
+      </w:pPr>
+      <w:rPr>
+        <w:rFonts w:ascii="Wingdings" w:hAnsi="Wingdings" w:hint="default"/>
+        <w:sz w:val="20"/>
+      </w:rPr>
+    </w:lvl>
+    <w:lvl w:ilvl="6" w:tentative="1">
+      <w:start w:val="1"/>
+      <w:numFmt w:val="bullet"/>
+      <w:lvlText w:val=""/>
+      <w:lvlJc w:val="left"/>
+      <w:pPr>
+        <w:tabs>
+          <w:tab w:val="num" w:pos="5040"/>
+        </w:tabs>
+        <w:ind w:left="5040" w:hanging="360"/>
+      </w:pPr>
+      <w:rPr>
+        <w:rFonts w:ascii="Wingdings" w:hAnsi="Wingdings" w:hint="default"/>
+        <w:sz w:val="20"/>
+      </w:rPr>
+    </w:lvl>
+    <w:lvl w:ilvl="7" w:tentative="1">
+      <w:start w:val="1"/>
+      <w:numFmt w:val="bullet"/>
+      <w:lvlText w:val=""/>
+      <w:lvlJc w:val="left"/>
+      <w:pPr>
+        <w:tabs>
+          <w:tab w:val="num" w:pos="5760"/>
+        </w:tabs>
+        <w:ind w:left="5760" w:hanging="360"/>
+      </w:pPr>
+      <w:rPr>
+        <w:rFonts w:ascii="Wingdings" w:hAnsi="Wingdings" w:hint="default"/>
+        <w:sz w:val="20"/>
+      </w:rPr>
+    </w:lvl>
+    <w:lvl w:ilvl="8" w:tentative="1">
+      <w:start w:val="1"/>
+      <w:numFmt w:val="bullet"/>
+      <w:lvlText w:val=""/>
+      <w:lvlJc w:val="left"/>
+      <w:pPr>
+        <w:tabs>
+          <w:tab w:val="num" w:pos="6480"/>
+        </w:tabs>
+        <w:ind w:left="6480" w:hanging="360"/>
+      </w:pPr>
+      <w:rPr>
+        <w:rFonts w:ascii="Wingdings" w:hAnsi="Wingdings" w:hint="default"/>
+        <w:sz w:val="20"/>
+      </w:rPr>
+    </w:lvl>
+  </w:abstractNum>
+  <w:abstractNum w:abstractNumId="6" w15:restartNumberingAfterBreak="0">
+    <w:nsid w:val="171A031A"/>
+    <w:multiLevelType w:val="multilevel"/>
+    <w:tmpl w:val="CFB4C6C4"/>
+    <w:lvl w:ilvl="0">
+      <w:start w:val="1"/>
+      <w:numFmt w:val="decimal"/>
+      <w:lvlText w:val="Week %1:"/>
+      <w:lvlJc w:val="left"/>
+      <w:pPr>
+        <w:ind w:left="360" w:hanging="360"/>
+      </w:pPr>
+      <w:rPr>
+        <w:rFonts w:hint="default"/>
+        <w:sz w:val="26"/>
+        <w:szCs w:val="26"/>
+      </w:rPr>
+    </w:lvl>
+    <w:lvl w:ilvl="1">
+      <w:start w:val="1"/>
+      <w:numFmt w:val="lowerLetter"/>
+      <w:lvlText w:val="%2."/>
+      <w:lvlJc w:val="left"/>
+      <w:pPr>
+        <w:ind w:left="720" w:hanging="360"/>
+      </w:pPr>
+      <w:rPr>
+        <w:rFonts w:hint="default"/>
+        <w:sz w:val="20"/>
+        <w:szCs w:val="20"/>
+      </w:rPr>
+    </w:lvl>
+    <w:lvl w:ilvl="2">
+      <w:start w:val="1"/>
+      <w:numFmt w:val="lowerRoman"/>
+      <w:lvlText w:val="%3)"/>
+      <w:lvlJc w:val="left"/>
+      <w:pPr>
+        <w:ind w:left="1080" w:hanging="360"/>
+      </w:pPr>
+      <w:rPr>
+        <w:rFonts w:hint="default"/>
+      </w:rPr>
+    </w:lvl>
+    <w:lvl w:ilvl="3">
+      <w:start w:val="1"/>
+      <w:numFmt w:val="decimal"/>
+      <w:lvlText w:val="(%4)"/>
+      <w:lvlJc w:val="left"/>
+      <w:pPr>
+        <w:ind w:left="1440" w:hanging="360"/>
+      </w:pPr>
+      <w:rPr>
+        <w:rFonts w:hint="default"/>
+      </w:rPr>
+    </w:lvl>
+    <w:lvl w:ilvl="4">
+      <w:start w:val="1"/>
+      <w:numFmt w:val="lowerLetter"/>
+      <w:lvlText w:val="(%5)"/>
+      <w:lvlJc w:val="left"/>
+      <w:pPr>
+        <w:ind w:left="1800" w:hanging="360"/>
+      </w:pPr>
+      <w:rPr>
+        <w:rFonts w:hint="default"/>
+      </w:rPr>
+    </w:lvl>
+    <w:lvl w:ilvl="5">
+      <w:start w:val="1"/>
+      <w:numFmt w:val="lowerRoman"/>
+      <w:lvlText w:val="(%6)"/>
+      <w:lvlJc w:val="left"/>
+      <w:pPr>
+        <w:ind w:left="2160" w:hanging="360"/>
+      </w:pPr>
+      <w:rPr>
+        <w:rFonts w:hint="default"/>
+      </w:rPr>
+    </w:lvl>
+    <w:lvl w:ilvl="6">
+      <w:start w:val="1"/>
+      <w:numFmt w:val="decimal"/>
+      <w:lvlText w:val="%7."/>
+      <w:lvlJc w:val="left"/>
+      <w:pPr>
+        <w:ind w:left="2520" w:hanging="360"/>
+      </w:pPr>
+      <w:rPr>
+        <w:rFonts w:hint="default"/>
+      </w:rPr>
+    </w:lvl>
+    <w:lvl w:ilvl="7">
+      <w:start w:val="1"/>
+      <w:numFmt w:val="lowerLetter"/>
+      <w:lvlText w:val="%8."/>
+      <w:lvlJc w:val="left"/>
+      <w:pPr>
+        <w:ind w:left="2880" w:hanging="360"/>
+      </w:pPr>
+      <w:rPr>
+        <w:rFonts w:hint="default"/>
+      </w:rPr>
+    </w:lvl>
+    <w:lvl w:ilvl="8">
+      <w:start w:val="1"/>
+      <w:numFmt w:val="lowerRoman"/>
+      <w:lvlText w:val="%9."/>
+      <w:lvlJc w:val="left"/>
+      <w:pPr>
+        <w:ind w:left="3240" w:hanging="360"/>
+      </w:pPr>
+      <w:rPr>
+        <w:rFonts w:hint="default"/>
+      </w:rPr>
+    </w:lvl>
+  </w:abstractNum>
+  <w:abstractNum w:abstractNumId="7" w15:restartNumberingAfterBreak="0">
     <w:nsid w:val="22705407"/>
     <w:multiLevelType w:val="multilevel"/>
     <w:tmpl w:val="CFB4C6C4"/>
@@ -2002,7 +4565,7 @@
       </w:rPr>
     </w:lvl>
   </w:abstractNum>
-  <w:abstractNum w:abstractNumId="3" w15:restartNumberingAfterBreak="0">
+  <w:abstractNum w:abstractNumId="8" w15:restartNumberingAfterBreak="0">
     <w:nsid w:val="24796F1A"/>
     <w:multiLevelType w:val="multilevel"/>
     <w:tmpl w:val="4009001D"/>
@@ -2088,7 +4651,7 @@
       </w:pPr>
     </w:lvl>
   </w:abstractNum>
-  <w:abstractNum w:abstractNumId="4" w15:restartNumberingAfterBreak="0">
+  <w:abstractNum w:abstractNumId="9" w15:restartNumberingAfterBreak="0">
     <w:nsid w:val="25736702"/>
     <w:multiLevelType w:val="hybridMultilevel"/>
     <w:tmpl w:val="32D43B86"/>
@@ -2200,7 +4763,7 @@
       </w:rPr>
     </w:lvl>
   </w:abstractNum>
-  <w:abstractNum w:abstractNumId="5" w15:restartNumberingAfterBreak="0">
+  <w:abstractNum w:abstractNumId="10" w15:restartNumberingAfterBreak="0">
     <w:nsid w:val="280C05E2"/>
     <w:multiLevelType w:val="multilevel"/>
     <w:tmpl w:val="4009001D"/>
@@ -2286,7 +4849,156 @@
       </w:pPr>
     </w:lvl>
   </w:abstractNum>
-  <w:abstractNum w:abstractNumId="6" w15:restartNumberingAfterBreak="0">
+  <w:abstractNum w:abstractNumId="11" w15:restartNumberingAfterBreak="0">
+    <w:nsid w:val="2B731FA0"/>
+    <w:multiLevelType w:val="multilevel"/>
+    <w:tmpl w:val="0012FF3C"/>
+    <w:lvl w:ilvl="0">
+      <w:start w:val="1"/>
+      <w:numFmt w:val="bullet"/>
+      <w:lvlText w:val=""/>
+      <w:lvlJc w:val="left"/>
+      <w:pPr>
+        <w:tabs>
+          <w:tab w:val="num" w:pos="720"/>
+        </w:tabs>
+        <w:ind w:left="720" w:hanging="360"/>
+      </w:pPr>
+      <w:rPr>
+        <w:rFonts w:ascii="Symbol" w:hAnsi="Symbol" w:hint="default"/>
+        <w:sz w:val="20"/>
+      </w:rPr>
+    </w:lvl>
+    <w:lvl w:ilvl="1" w:tentative="1">
+      <w:start w:val="1"/>
+      <w:numFmt w:val="bullet"/>
+      <w:lvlText w:val="o"/>
+      <w:lvlJc w:val="left"/>
+      <w:pPr>
+        <w:tabs>
+          <w:tab w:val="num" w:pos="1440"/>
+        </w:tabs>
+        <w:ind w:left="1440" w:hanging="360"/>
+      </w:pPr>
+      <w:rPr>
+        <w:rFonts w:ascii="Courier New" w:hAnsi="Courier New" w:hint="default"/>
+        <w:sz w:val="20"/>
+      </w:rPr>
+    </w:lvl>
+    <w:lvl w:ilvl="2" w:tentative="1">
+      <w:start w:val="1"/>
+      <w:numFmt w:val="bullet"/>
+      <w:lvlText w:val=""/>
+      <w:lvlJc w:val="left"/>
+      <w:pPr>
+        <w:tabs>
+          <w:tab w:val="num" w:pos="2160"/>
+        </w:tabs>
+        <w:ind w:left="2160" w:hanging="360"/>
+      </w:pPr>
+      <w:rPr>
+        <w:rFonts w:ascii="Wingdings" w:hAnsi="Wingdings" w:hint="default"/>
+        <w:sz w:val="20"/>
+      </w:rPr>
+    </w:lvl>
+    <w:lvl w:ilvl="3" w:tentative="1">
+      <w:start w:val="1"/>
+      <w:numFmt w:val="bullet"/>
+      <w:lvlText w:val=""/>
+      <w:lvlJc w:val="left"/>
+      <w:pPr>
+        <w:tabs>
+          <w:tab w:val="num" w:pos="2880"/>
+        </w:tabs>
+        <w:ind w:left="2880" w:hanging="360"/>
+      </w:pPr>
+      <w:rPr>
+        <w:rFonts w:ascii="Wingdings" w:hAnsi="Wingdings" w:hint="default"/>
+        <w:sz w:val="20"/>
+      </w:rPr>
+    </w:lvl>
+    <w:lvl w:ilvl="4" w:tentative="1">
+      <w:start w:val="1"/>
+      <w:numFmt w:val="bullet"/>
+      <w:lvlText w:val=""/>
+      <w:lvlJc w:val="left"/>
+      <w:pPr>
+        <w:tabs>
+          <w:tab w:val="num" w:pos="3600"/>
+        </w:tabs>
+        <w:ind w:left="3600" w:hanging="360"/>
+      </w:pPr>
+      <w:rPr>
+        <w:rFonts w:ascii="Wingdings" w:hAnsi="Wingdings" w:hint="default"/>
+        <w:sz w:val="20"/>
+      </w:rPr>
+    </w:lvl>
+    <w:lvl w:ilvl="5" w:tentative="1">
+      <w:start w:val="1"/>
+      <w:numFmt w:val="bullet"/>
+      <w:lvlText w:val=""/>
+      <w:lvlJc w:val="left"/>
+      <w:pPr>
+        <w:tabs>
+          <w:tab w:val="num" w:pos="4320"/>
+        </w:tabs>
+        <w:ind w:left="4320" w:hanging="360"/>
+      </w:pPr>
+      <w:rPr>
+        <w:rFonts w:ascii="Wingdings" w:hAnsi="Wingdings" w:hint="default"/>
+        <w:sz w:val="20"/>
+      </w:rPr>
+    </w:lvl>
+    <w:lvl w:ilvl="6" w:tentative="1">
+      <w:start w:val="1"/>
+      <w:numFmt w:val="bullet"/>
+      <w:lvlText w:val=""/>
+      <w:lvlJc w:val="left"/>
+      <w:pPr>
+        <w:tabs>
+          <w:tab w:val="num" w:pos="5040"/>
+        </w:tabs>
+        <w:ind w:left="5040" w:hanging="360"/>
+      </w:pPr>
+      <w:rPr>
+        <w:rFonts w:ascii="Wingdings" w:hAnsi="Wingdings" w:hint="default"/>
+        <w:sz w:val="20"/>
+      </w:rPr>
+    </w:lvl>
+    <w:lvl w:ilvl="7" w:tentative="1">
+      <w:start w:val="1"/>
+      <w:numFmt w:val="bullet"/>
+      <w:lvlText w:val=""/>
+      <w:lvlJc w:val="left"/>
+      <w:pPr>
+        <w:tabs>
+          <w:tab w:val="num" w:pos="5760"/>
+        </w:tabs>
+        <w:ind w:left="5760" w:hanging="360"/>
+      </w:pPr>
+      <w:rPr>
+        <w:rFonts w:ascii="Wingdings" w:hAnsi="Wingdings" w:hint="default"/>
+        <w:sz w:val="20"/>
+      </w:rPr>
+    </w:lvl>
+    <w:lvl w:ilvl="8" w:tentative="1">
+      <w:start w:val="1"/>
+      <w:numFmt w:val="bullet"/>
+      <w:lvlText w:val=""/>
+      <w:lvlJc w:val="left"/>
+      <w:pPr>
+        <w:tabs>
+          <w:tab w:val="num" w:pos="6480"/>
+        </w:tabs>
+        <w:ind w:left="6480" w:hanging="360"/>
+      </w:pPr>
+      <w:rPr>
+        <w:rFonts w:ascii="Wingdings" w:hAnsi="Wingdings" w:hint="default"/>
+        <w:sz w:val="20"/>
+      </w:rPr>
+    </w:lvl>
+  </w:abstractNum>
+  <w:abstractNum w:abstractNumId="12" w15:restartNumberingAfterBreak="0">
     <w:nsid w:val="32011BA9"/>
     <w:multiLevelType w:val="multilevel"/>
     <w:tmpl w:val="4009001D"/>
@@ -2372,7 +5084,7 @@
       </w:pPr>
     </w:lvl>
   </w:abstractNum>
-  <w:abstractNum w:abstractNumId="7" w15:restartNumberingAfterBreak="0">
+  <w:abstractNum w:abstractNumId="13" w15:restartNumberingAfterBreak="0">
     <w:nsid w:val="376559E3"/>
     <w:multiLevelType w:val="hybridMultilevel"/>
     <w:tmpl w:val="43A8EA60"/>
@@ -2458,7 +5170,7 @@
       </w:pPr>
     </w:lvl>
   </w:abstractNum>
-  <w:abstractNum w:abstractNumId="8" w15:restartNumberingAfterBreak="0">
+  <w:abstractNum w:abstractNumId="14" w15:restartNumberingAfterBreak="0">
     <w:nsid w:val="37823E13"/>
     <w:multiLevelType w:val="hybridMultilevel"/>
     <w:tmpl w:val="3A3C715A"/>
@@ -2571,7 +5283,7 @@
       </w:rPr>
     </w:lvl>
   </w:abstractNum>
-  <w:abstractNum w:abstractNumId="9" w15:restartNumberingAfterBreak="0">
+  <w:abstractNum w:abstractNumId="15" w15:restartNumberingAfterBreak="0">
     <w:nsid w:val="3A4D5B0C"/>
     <w:multiLevelType w:val="hybridMultilevel"/>
     <w:tmpl w:val="F0F6C362"/>
@@ -2684,7 +5396,7 @@
       </w:rPr>
     </w:lvl>
   </w:abstractNum>
-  <w:abstractNum w:abstractNumId="10" w15:restartNumberingAfterBreak="0">
+  <w:abstractNum w:abstractNumId="16" w15:restartNumberingAfterBreak="0">
     <w:nsid w:val="3C414492"/>
     <w:multiLevelType w:val="hybridMultilevel"/>
     <w:tmpl w:val="D452CC6A"/>
@@ -2797,7 +5509,124 @@
       </w:rPr>
     </w:lvl>
   </w:abstractNum>
-  <w:abstractNum w:abstractNumId="11" w15:restartNumberingAfterBreak="0">
+  <w:abstractNum w:abstractNumId="17" w15:restartNumberingAfterBreak="0">
+    <w:nsid w:val="42EF0688"/>
+    <w:multiLevelType w:val="multilevel"/>
+    <w:tmpl w:val="CFB4C6C4"/>
+    <w:lvl w:ilvl="0">
+      <w:start w:val="1"/>
+      <w:numFmt w:val="decimal"/>
+      <w:lvlText w:val="Week %1:"/>
+      <w:lvlJc w:val="left"/>
+      <w:pPr>
+        <w:ind w:left="360" w:hanging="360"/>
+      </w:pPr>
+      <w:rPr>
+        <w:rFonts w:hint="default"/>
+        <w:sz w:val="26"/>
+        <w:szCs w:val="26"/>
+      </w:rPr>
+    </w:lvl>
+    <w:lvl w:ilvl="1">
+      <w:start w:val="1"/>
+      <w:numFmt w:val="lowerLetter"/>
+      <w:lvlText w:val="%2."/>
+      <w:lvlJc w:val="left"/>
+      <w:pPr>
+        <w:ind w:left="720" w:hanging="360"/>
+      </w:pPr>
+      <w:rPr>
+        <w:rFonts w:hint="default"/>
+        <w:sz w:val="20"/>
+        <w:szCs w:val="20"/>
+      </w:rPr>
+    </w:lvl>
+    <w:lvl w:ilvl="2">
+      <w:start w:val="1"/>
+      <w:numFmt w:val="lowerRoman"/>
+      <w:lvlText w:val="%3)"/>
+      <w:lvlJc w:val="left"/>
+      <w:pPr>
+        <w:ind w:left="1080" w:hanging="360"/>
+      </w:pPr>
+      <w:rPr>
+        <w:rFonts w:hint="default"/>
+      </w:rPr>
+    </w:lvl>
+    <w:lvl w:ilvl="3">
+      <w:start w:val="1"/>
+      <w:numFmt w:val="decimal"/>
+      <w:lvlText w:val="(%4)"/>
+      <w:lvlJc w:val="left"/>
+      <w:pPr>
+        <w:ind w:left="1440" w:hanging="360"/>
+      </w:pPr>
+      <w:rPr>
+        <w:rFonts w:hint="default"/>
+      </w:rPr>
+    </w:lvl>
+    <w:lvl w:ilvl="4">
+      <w:start w:val="1"/>
+      <w:numFmt w:val="lowerLetter"/>
+      <w:lvlText w:val="(%5)"/>
+      <w:lvlJc w:val="left"/>
+      <w:pPr>
+        <w:ind w:left="1800" w:hanging="360"/>
+      </w:pPr>
+      <w:rPr>
+        <w:rFonts w:hint="default"/>
+      </w:rPr>
+    </w:lvl>
+    <w:lvl w:ilvl="5">
+      <w:start w:val="1"/>
+      <w:numFmt w:val="lowerRoman"/>
+      <w:lvlText w:val="(%6)"/>
+      <w:lvlJc w:val="left"/>
+      <w:pPr>
+        <w:ind w:left="2160" w:hanging="360"/>
+      </w:pPr>
+      <w:rPr>
+        <w:rFonts w:hint="default"/>
+      </w:rPr>
+    </w:lvl>
+    <w:lvl w:ilvl="6">
+      <w:start w:val="1"/>
+      <w:numFmt w:val="decimal"/>
+      <w:lvlText w:val="%7."/>
+      <w:lvlJc w:val="left"/>
+      <w:pPr>
+        <w:ind w:left="2520" w:hanging="360"/>
+      </w:pPr>
+      <w:rPr>
+        <w:rFonts w:hint="default"/>
+      </w:rPr>
+    </w:lvl>
+    <w:lvl w:ilvl="7">
+      <w:start w:val="1"/>
+      <w:numFmt w:val="lowerLetter"/>
+      <w:lvlText w:val="%8."/>
+      <w:lvlJc w:val="left"/>
+      <w:pPr>
+        <w:ind w:left="2880" w:hanging="360"/>
+      </w:pPr>
+      <w:rPr>
+        <w:rFonts w:hint="default"/>
+      </w:rPr>
+    </w:lvl>
+    <w:lvl w:ilvl="8">
+      <w:start w:val="1"/>
+      <w:numFmt w:val="lowerRoman"/>
+      <w:lvlText w:val="%9."/>
+      <w:lvlJc w:val="left"/>
+      <w:pPr>
+        <w:ind w:left="3240" w:hanging="360"/>
+      </w:pPr>
+      <w:rPr>
+        <w:rFonts w:hint="default"/>
+      </w:rPr>
+    </w:lvl>
+  </w:abstractNum>
+  <w:abstractNum w:abstractNumId="18" w15:restartNumberingAfterBreak="0">
     <w:nsid w:val="447D3562"/>
     <w:multiLevelType w:val="hybridMultilevel"/>
     <w:tmpl w:val="2C12389A"/>
@@ -2909,7 +5738,7 @@
       </w:rPr>
     </w:lvl>
   </w:abstractNum>
-  <w:abstractNum w:abstractNumId="12" w15:restartNumberingAfterBreak="0">
+  <w:abstractNum w:abstractNumId="19" w15:restartNumberingAfterBreak="0">
     <w:nsid w:val="47107DBC"/>
     <w:multiLevelType w:val="hybridMultilevel"/>
     <w:tmpl w:val="6240B50C"/>
@@ -2995,7 +5824,273 @@
       </w:pPr>
     </w:lvl>
   </w:abstractNum>
-  <w:abstractNum w:abstractNumId="13" w15:restartNumberingAfterBreak="0">
+  <w:abstractNum w:abstractNumId="20" w15:restartNumberingAfterBreak="0">
+    <w:nsid w:val="4A7F2799"/>
+    <w:multiLevelType w:val="multilevel"/>
+    <w:tmpl w:val="CFB4C6C4"/>
+    <w:lvl w:ilvl="0">
+      <w:start w:val="1"/>
+      <w:numFmt w:val="decimal"/>
+      <w:lvlText w:val="Week %1:"/>
+      <w:lvlJc w:val="left"/>
+      <w:pPr>
+        <w:ind w:left="360" w:hanging="360"/>
+      </w:pPr>
+      <w:rPr>
+        <w:rFonts w:hint="default"/>
+        <w:sz w:val="26"/>
+        <w:szCs w:val="26"/>
+      </w:rPr>
+    </w:lvl>
+    <w:lvl w:ilvl="1">
+      <w:start w:val="1"/>
+      <w:numFmt w:val="lowerLetter"/>
+      <w:lvlText w:val="%2."/>
+      <w:lvlJc w:val="left"/>
+      <w:pPr>
+        <w:ind w:left="720" w:hanging="360"/>
+      </w:pPr>
+      <w:rPr>
+        <w:rFonts w:hint="default"/>
+        <w:sz w:val="20"/>
+        <w:szCs w:val="20"/>
+      </w:rPr>
+    </w:lvl>
+    <w:lvl w:ilvl="2">
+      <w:start w:val="1"/>
+      <w:numFmt w:val="lowerRoman"/>
+      <w:lvlText w:val="%3)"/>
+      <w:lvlJc w:val="left"/>
+      <w:pPr>
+        <w:ind w:left="1080" w:hanging="360"/>
+      </w:pPr>
+      <w:rPr>
+        <w:rFonts w:hint="default"/>
+      </w:rPr>
+    </w:lvl>
+    <w:lvl w:ilvl="3">
+      <w:start w:val="1"/>
+      <w:numFmt w:val="decimal"/>
+      <w:lvlText w:val="(%4)"/>
+      <w:lvlJc w:val="left"/>
+      <w:pPr>
+        <w:ind w:left="1440" w:hanging="360"/>
+      </w:pPr>
+      <w:rPr>
+        <w:rFonts w:hint="default"/>
+      </w:rPr>
+    </w:lvl>
+    <w:lvl w:ilvl="4">
+      <w:start w:val="1"/>
+      <w:numFmt w:val="lowerLetter"/>
+      <w:lvlText w:val="(%5)"/>
+      <w:lvlJc w:val="left"/>
+      <w:pPr>
+        <w:ind w:left="1800" w:hanging="360"/>
+      </w:pPr>
+      <w:rPr>
+        <w:rFonts w:hint="default"/>
+      </w:rPr>
+    </w:lvl>
+    <w:lvl w:ilvl="5">
+      <w:start w:val="1"/>
+      <w:numFmt w:val="lowerRoman"/>
+      <w:lvlText w:val="(%6)"/>
+      <w:lvlJc w:val="left"/>
+      <w:pPr>
+        <w:ind w:left="2160" w:hanging="360"/>
+      </w:pPr>
+      <w:rPr>
+        <w:rFonts w:hint="default"/>
+      </w:rPr>
+    </w:lvl>
+    <w:lvl w:ilvl="6">
+      <w:start w:val="1"/>
+      <w:numFmt w:val="decimal"/>
+      <w:lvlText w:val="%7."/>
+      <w:lvlJc w:val="left"/>
+      <w:pPr>
+        <w:ind w:left="2520" w:hanging="360"/>
+      </w:pPr>
+      <w:rPr>
+        <w:rFonts w:hint="default"/>
+      </w:rPr>
+    </w:lvl>
+    <w:lvl w:ilvl="7">
+      <w:start w:val="1"/>
+      <w:numFmt w:val="lowerLetter"/>
+      <w:lvlText w:val="%8."/>
+      <w:lvlJc w:val="left"/>
+      <w:pPr>
+        <w:ind w:left="2880" w:hanging="360"/>
+      </w:pPr>
+      <w:rPr>
+        <w:rFonts w:hint="default"/>
+      </w:rPr>
+    </w:lvl>
+    <w:lvl w:ilvl="8">
+      <w:start w:val="1"/>
+      <w:numFmt w:val="lowerRoman"/>
+      <w:lvlText w:val="%9."/>
+      <w:lvlJc w:val="left"/>
+      <w:pPr>
+        <w:ind w:left="3240" w:hanging="360"/>
+      </w:pPr>
+      <w:rPr>
+        <w:rFonts w:hint="default"/>
+      </w:rPr>
+    </w:lvl>
+  </w:abstractNum>
+  <w:abstractNum w:abstractNumId="21" w15:restartNumberingAfterBreak="0">
+    <w:nsid w:val="4F73427F"/>
+    <w:multiLevelType w:val="multilevel"/>
+    <w:tmpl w:val="A282EBB2"/>
+    <w:lvl w:ilvl="0">
+      <w:start w:val="1"/>
+      <w:numFmt w:val="bullet"/>
+      <w:lvlText w:val=""/>
+      <w:lvlJc w:val="left"/>
+      <w:pPr>
+        <w:tabs>
+          <w:tab w:val="num" w:pos="720"/>
+        </w:tabs>
+        <w:ind w:left="720" w:hanging="360"/>
+      </w:pPr>
+      <w:rPr>
+        <w:rFonts w:ascii="Symbol" w:hAnsi="Symbol" w:hint="default"/>
+        <w:sz w:val="20"/>
+      </w:rPr>
+    </w:lvl>
+    <w:lvl w:ilvl="1" w:tentative="1">
+      <w:start w:val="1"/>
+      <w:numFmt w:val="bullet"/>
+      <w:lvlText w:val="o"/>
+      <w:lvlJc w:val="left"/>
+      <w:pPr>
+        <w:tabs>
+          <w:tab w:val="num" w:pos="1440"/>
+        </w:tabs>
+        <w:ind w:left="1440" w:hanging="360"/>
+      </w:pPr>
+      <w:rPr>
+        <w:rFonts w:ascii="Courier New" w:hAnsi="Courier New" w:hint="default"/>
+        <w:sz w:val="20"/>
+      </w:rPr>
+    </w:lvl>
+    <w:lvl w:ilvl="2" w:tentative="1">
+      <w:start w:val="1"/>
+      <w:numFmt w:val="bullet"/>
+      <w:lvlText w:val=""/>
+      <w:lvlJc w:val="left"/>
+      <w:pPr>
+        <w:tabs>
+          <w:tab w:val="num" w:pos="2160"/>
+        </w:tabs>
+        <w:ind w:left="2160" w:hanging="360"/>
+      </w:pPr>
+      <w:rPr>
+        <w:rFonts w:ascii="Wingdings" w:hAnsi="Wingdings" w:hint="default"/>
+        <w:sz w:val="20"/>
+      </w:rPr>
+    </w:lvl>
+    <w:lvl w:ilvl="3" w:tentative="1">
+      <w:start w:val="1"/>
+      <w:numFmt w:val="bullet"/>
+      <w:lvlText w:val=""/>
+      <w:lvlJc w:val="left"/>
+      <w:pPr>
+        <w:tabs>
+          <w:tab w:val="num" w:pos="2880"/>
+        </w:tabs>
+        <w:ind w:left="2880" w:hanging="360"/>
+      </w:pPr>
+      <w:rPr>
+        <w:rFonts w:ascii="Wingdings" w:hAnsi="Wingdings" w:hint="default"/>
+        <w:sz w:val="20"/>
+      </w:rPr>
+    </w:lvl>
+    <w:lvl w:ilvl="4" w:tentative="1">
+      <w:start w:val="1"/>
+      <w:numFmt w:val="bullet"/>
+      <w:lvlText w:val=""/>
+      <w:lvlJc w:val="left"/>
+      <w:pPr>
+        <w:tabs>
+          <w:tab w:val="num" w:pos="3600"/>
+        </w:tabs>
+        <w:ind w:left="3600" w:hanging="360"/>
+      </w:pPr>
+      <w:rPr>
+        <w:rFonts w:ascii="Wingdings" w:hAnsi="Wingdings" w:hint="default"/>
+        <w:sz w:val="20"/>
+      </w:rPr>
+    </w:lvl>
+    <w:lvl w:ilvl="5" w:tentative="1">
+      <w:start w:val="1"/>
+      <w:numFmt w:val="bullet"/>
+      <w:lvlText w:val=""/>
+      <w:lvlJc w:val="left"/>
+      <w:pPr>
+        <w:tabs>
+          <w:tab w:val="num" w:pos="4320"/>
+        </w:tabs>
+        <w:ind w:left="4320" w:hanging="360"/>
+      </w:pPr>
+      <w:rPr>
+        <w:rFonts w:ascii="Wingdings" w:hAnsi="Wingdings" w:hint="default"/>
+        <w:sz w:val="20"/>
+      </w:rPr>
+    </w:lvl>
+    <w:lvl w:ilvl="6" w:tentative="1">
+      <w:start w:val="1"/>
+      <w:numFmt w:val="bullet"/>
+      <w:lvlText w:val=""/>
+      <w:lvlJc w:val="left"/>
+      <w:pPr>
+        <w:tabs>
+          <w:tab w:val="num" w:pos="5040"/>
+        </w:tabs>
+        <w:ind w:left="5040" w:hanging="360"/>
+      </w:pPr>
+      <w:rPr>
+        <w:rFonts w:ascii="Wingdings" w:hAnsi="Wingdings" w:hint="default"/>
+        <w:sz w:val="20"/>
+      </w:rPr>
+    </w:lvl>
+    <w:lvl w:ilvl="7" w:tentative="1">
+      <w:start w:val="1"/>
+      <w:numFmt w:val="bullet"/>
+      <w:lvlText w:val=""/>
+      <w:lvlJc w:val="left"/>
+      <w:pPr>
+        <w:tabs>
+          <w:tab w:val="num" w:pos="5760"/>
+        </w:tabs>
+        <w:ind w:left="5760" w:hanging="360"/>
+      </w:pPr>
+      <w:rPr>
+        <w:rFonts w:ascii="Wingdings" w:hAnsi="Wingdings" w:hint="default"/>
+        <w:sz w:val="20"/>
+      </w:rPr>
+    </w:lvl>
+    <w:lvl w:ilvl="8" w:tentative="1">
+      <w:start w:val="1"/>
+      <w:numFmt w:val="bullet"/>
+      <w:lvlText w:val=""/>
+      <w:lvlJc w:val="left"/>
+      <w:pPr>
+        <w:tabs>
+          <w:tab w:val="num" w:pos="6480"/>
+        </w:tabs>
+        <w:ind w:left="6480" w:hanging="360"/>
+      </w:pPr>
+      <w:rPr>
+        <w:rFonts w:ascii="Wingdings" w:hAnsi="Wingdings" w:hint="default"/>
+        <w:sz w:val="20"/>
+      </w:rPr>
+    </w:lvl>
+  </w:abstractNum>
+  <w:abstractNum w:abstractNumId="22" w15:restartNumberingAfterBreak="0">
     <w:nsid w:val="50964278"/>
     <w:multiLevelType w:val="hybridMultilevel"/>
     <w:tmpl w:val="396C56C0"/>
@@ -3107,7 +6202,7 @@
       </w:rPr>
     </w:lvl>
   </w:abstractNum>
-  <w:abstractNum w:abstractNumId="14" w15:restartNumberingAfterBreak="0">
+  <w:abstractNum w:abstractNumId="23" w15:restartNumberingAfterBreak="0">
     <w:nsid w:val="53B3350B"/>
     <w:multiLevelType w:val="hybridMultilevel"/>
     <w:tmpl w:val="3B2C978A"/>
@@ -3193,7 +6288,273 @@
       </w:pPr>
     </w:lvl>
   </w:abstractNum>
-  <w:abstractNum w:abstractNumId="15" w15:restartNumberingAfterBreak="0">
+  <w:abstractNum w:abstractNumId="24" w15:restartNumberingAfterBreak="0">
+    <w:nsid w:val="54DF3B82"/>
+    <w:multiLevelType w:val="multilevel"/>
+    <w:tmpl w:val="CFB4C6C4"/>
+    <w:lvl w:ilvl="0">
+      <w:start w:val="1"/>
+      <w:numFmt w:val="decimal"/>
+      <w:lvlText w:val="Week %1:"/>
+      <w:lvlJc w:val="left"/>
+      <w:pPr>
+        <w:ind w:left="360" w:hanging="360"/>
+      </w:pPr>
+      <w:rPr>
+        <w:rFonts w:hint="default"/>
+        <w:sz w:val="26"/>
+        <w:szCs w:val="26"/>
+      </w:rPr>
+    </w:lvl>
+    <w:lvl w:ilvl="1">
+      <w:start w:val="1"/>
+      <w:numFmt w:val="lowerLetter"/>
+      <w:lvlText w:val="%2."/>
+      <w:lvlJc w:val="left"/>
+      <w:pPr>
+        <w:ind w:left="720" w:hanging="360"/>
+      </w:pPr>
+      <w:rPr>
+        <w:rFonts w:hint="default"/>
+        <w:sz w:val="20"/>
+        <w:szCs w:val="20"/>
+      </w:rPr>
+    </w:lvl>
+    <w:lvl w:ilvl="2">
+      <w:start w:val="1"/>
+      <w:numFmt w:val="lowerRoman"/>
+      <w:lvlText w:val="%3)"/>
+      <w:lvlJc w:val="left"/>
+      <w:pPr>
+        <w:ind w:left="1080" w:hanging="360"/>
+      </w:pPr>
+      <w:rPr>
+        <w:rFonts w:hint="default"/>
+      </w:rPr>
+    </w:lvl>
+    <w:lvl w:ilvl="3">
+      <w:start w:val="1"/>
+      <w:numFmt w:val="decimal"/>
+      <w:lvlText w:val="(%4)"/>
+      <w:lvlJc w:val="left"/>
+      <w:pPr>
+        <w:ind w:left="1440" w:hanging="360"/>
+      </w:pPr>
+      <w:rPr>
+        <w:rFonts w:hint="default"/>
+      </w:rPr>
+    </w:lvl>
+    <w:lvl w:ilvl="4">
+      <w:start w:val="1"/>
+      <w:numFmt w:val="lowerLetter"/>
+      <w:lvlText w:val="(%5)"/>
+      <w:lvlJc w:val="left"/>
+      <w:pPr>
+        <w:ind w:left="1800" w:hanging="360"/>
+      </w:pPr>
+      <w:rPr>
+        <w:rFonts w:hint="default"/>
+      </w:rPr>
+    </w:lvl>
+    <w:lvl w:ilvl="5">
+      <w:start w:val="1"/>
+      <w:numFmt w:val="lowerRoman"/>
+      <w:lvlText w:val="(%6)"/>
+      <w:lvlJc w:val="left"/>
+      <w:pPr>
+        <w:ind w:left="2160" w:hanging="360"/>
+      </w:pPr>
+      <w:rPr>
+        <w:rFonts w:hint="default"/>
+      </w:rPr>
+    </w:lvl>
+    <w:lvl w:ilvl="6">
+      <w:start w:val="1"/>
+      <w:numFmt w:val="decimal"/>
+      <w:lvlText w:val="%7."/>
+      <w:lvlJc w:val="left"/>
+      <w:pPr>
+        <w:ind w:left="2520" w:hanging="360"/>
+      </w:pPr>
+      <w:rPr>
+        <w:rFonts w:hint="default"/>
+      </w:rPr>
+    </w:lvl>
+    <w:lvl w:ilvl="7">
+      <w:start w:val="1"/>
+      <w:numFmt w:val="lowerLetter"/>
+      <w:lvlText w:val="%8."/>
+      <w:lvlJc w:val="left"/>
+      <w:pPr>
+        <w:ind w:left="2880" w:hanging="360"/>
+      </w:pPr>
+      <w:rPr>
+        <w:rFonts w:hint="default"/>
+      </w:rPr>
+    </w:lvl>
+    <w:lvl w:ilvl="8">
+      <w:start w:val="1"/>
+      <w:numFmt w:val="lowerRoman"/>
+      <w:lvlText w:val="%9."/>
+      <w:lvlJc w:val="left"/>
+      <w:pPr>
+        <w:ind w:left="3240" w:hanging="360"/>
+      </w:pPr>
+      <w:rPr>
+        <w:rFonts w:hint="default"/>
+      </w:rPr>
+    </w:lvl>
+  </w:abstractNum>
+  <w:abstractNum w:abstractNumId="25" w15:restartNumberingAfterBreak="0">
+    <w:nsid w:val="565D7615"/>
+    <w:multiLevelType w:val="multilevel"/>
+    <w:tmpl w:val="C88E9AE4"/>
+    <w:lvl w:ilvl="0">
+      <w:start w:val="1"/>
+      <w:numFmt w:val="bullet"/>
+      <w:lvlText w:val=""/>
+      <w:lvlJc w:val="left"/>
+      <w:pPr>
+        <w:tabs>
+          <w:tab w:val="num" w:pos="720"/>
+        </w:tabs>
+        <w:ind w:left="720" w:hanging="360"/>
+      </w:pPr>
+      <w:rPr>
+        <w:rFonts w:ascii="Symbol" w:hAnsi="Symbol" w:hint="default"/>
+        <w:sz w:val="20"/>
+      </w:rPr>
+    </w:lvl>
+    <w:lvl w:ilvl="1" w:tentative="1">
+      <w:start w:val="1"/>
+      <w:numFmt w:val="bullet"/>
+      <w:lvlText w:val="o"/>
+      <w:lvlJc w:val="left"/>
+      <w:pPr>
+        <w:tabs>
+          <w:tab w:val="num" w:pos="1440"/>
+        </w:tabs>
+        <w:ind w:left="1440" w:hanging="360"/>
+      </w:pPr>
+      <w:rPr>
+        <w:rFonts w:ascii="Courier New" w:hAnsi="Courier New" w:hint="default"/>
+        <w:sz w:val="20"/>
+      </w:rPr>
+    </w:lvl>
+    <w:lvl w:ilvl="2" w:tentative="1">
+      <w:start w:val="1"/>
+      <w:numFmt w:val="bullet"/>
+      <w:lvlText w:val=""/>
+      <w:lvlJc w:val="left"/>
+      <w:pPr>
+        <w:tabs>
+          <w:tab w:val="num" w:pos="2160"/>
+        </w:tabs>
+        <w:ind w:left="2160" w:hanging="360"/>
+      </w:pPr>
+      <w:rPr>
+        <w:rFonts w:ascii="Wingdings" w:hAnsi="Wingdings" w:hint="default"/>
+        <w:sz w:val="20"/>
+      </w:rPr>
+    </w:lvl>
+    <w:lvl w:ilvl="3" w:tentative="1">
+      <w:start w:val="1"/>
+      <w:numFmt w:val="bullet"/>
+      <w:lvlText w:val=""/>
+      <w:lvlJc w:val="left"/>
+      <w:pPr>
+        <w:tabs>
+          <w:tab w:val="num" w:pos="2880"/>
+        </w:tabs>
+        <w:ind w:left="2880" w:hanging="360"/>
+      </w:pPr>
+      <w:rPr>
+        <w:rFonts w:ascii="Wingdings" w:hAnsi="Wingdings" w:hint="default"/>
+        <w:sz w:val="20"/>
+      </w:rPr>
+    </w:lvl>
+    <w:lvl w:ilvl="4" w:tentative="1">
+      <w:start w:val="1"/>
+      <w:numFmt w:val="bullet"/>
+      <w:lvlText w:val=""/>
+      <w:lvlJc w:val="left"/>
+      <w:pPr>
+        <w:tabs>
+          <w:tab w:val="num" w:pos="3600"/>
+        </w:tabs>
+        <w:ind w:left="3600" w:hanging="360"/>
+      </w:pPr>
+      <w:rPr>
+        <w:rFonts w:ascii="Wingdings" w:hAnsi="Wingdings" w:hint="default"/>
+        <w:sz w:val="20"/>
+      </w:rPr>
+    </w:lvl>
+    <w:lvl w:ilvl="5" w:tentative="1">
+      <w:start w:val="1"/>
+      <w:numFmt w:val="bullet"/>
+      <w:lvlText w:val=""/>
+      <w:lvlJc w:val="left"/>
+      <w:pPr>
+        <w:tabs>
+          <w:tab w:val="num" w:pos="4320"/>
+        </w:tabs>
+        <w:ind w:left="4320" w:hanging="360"/>
+      </w:pPr>
+      <w:rPr>
+        <w:rFonts w:ascii="Wingdings" w:hAnsi="Wingdings" w:hint="default"/>
+        <w:sz w:val="20"/>
+      </w:rPr>
+    </w:lvl>
+    <w:lvl w:ilvl="6" w:tentative="1">
+      <w:start w:val="1"/>
+      <w:numFmt w:val="bullet"/>
+      <w:lvlText w:val=""/>
+      <w:lvlJc w:val="left"/>
+      <w:pPr>
+        <w:tabs>
+          <w:tab w:val="num" w:pos="5040"/>
+        </w:tabs>
+        <w:ind w:left="5040" w:hanging="360"/>
+      </w:pPr>
+      <w:rPr>
+        <w:rFonts w:ascii="Wingdings" w:hAnsi="Wingdings" w:hint="default"/>
+        <w:sz w:val="20"/>
+      </w:rPr>
+    </w:lvl>
+    <w:lvl w:ilvl="7" w:tentative="1">
+      <w:start w:val="1"/>
+      <w:numFmt w:val="bullet"/>
+      <w:lvlText w:val=""/>
+      <w:lvlJc w:val="left"/>
+      <w:pPr>
+        <w:tabs>
+          <w:tab w:val="num" w:pos="5760"/>
+        </w:tabs>
+        <w:ind w:left="5760" w:hanging="360"/>
+      </w:pPr>
+      <w:rPr>
+        <w:rFonts w:ascii="Wingdings" w:hAnsi="Wingdings" w:hint="default"/>
+        <w:sz w:val="20"/>
+      </w:rPr>
+    </w:lvl>
+    <w:lvl w:ilvl="8" w:tentative="1">
+      <w:start w:val="1"/>
+      <w:numFmt w:val="bullet"/>
+      <w:lvlText w:val=""/>
+      <w:lvlJc w:val="left"/>
+      <w:pPr>
+        <w:tabs>
+          <w:tab w:val="num" w:pos="6480"/>
+        </w:tabs>
+        <w:ind w:left="6480" w:hanging="360"/>
+      </w:pPr>
+      <w:rPr>
+        <w:rFonts w:ascii="Wingdings" w:hAnsi="Wingdings" w:hint="default"/>
+        <w:sz w:val="20"/>
+      </w:rPr>
+    </w:lvl>
+  </w:abstractNum>
+  <w:abstractNum w:abstractNumId="26" w15:restartNumberingAfterBreak="0">
     <w:nsid w:val="6762762E"/>
     <w:multiLevelType w:val="hybridMultilevel"/>
     <w:tmpl w:val="8EB2CFE0"/>
@@ -3283,7 +6644,120 @@
       </w:pPr>
     </w:lvl>
   </w:abstractNum>
-  <w:abstractNum w:abstractNumId="16" w15:restartNumberingAfterBreak="0">
+  <w:abstractNum w:abstractNumId="27" w15:restartNumberingAfterBreak="0">
+    <w:nsid w:val="6BC64C5D"/>
+    <w:multiLevelType w:val="hybridMultilevel"/>
+    <w:tmpl w:val="8DA229BA"/>
+    <w:lvl w:ilvl="0" w:tplc="40090001">
+      <w:start w:val="1"/>
+      <w:numFmt w:val="bullet"/>
+      <w:lvlText w:val=""/>
+      <w:lvlJc w:val="left"/>
+      <w:pPr>
+        <w:ind w:left="720" w:hanging="360"/>
+      </w:pPr>
+      <w:rPr>
+        <w:rFonts w:ascii="Symbol" w:hAnsi="Symbol" w:hint="default"/>
+      </w:rPr>
+    </w:lvl>
+    <w:lvl w:ilvl="1" w:tplc="40090003" w:tentative="1">
+      <w:start w:val="1"/>
+      <w:numFmt w:val="bullet"/>
+      <w:lvlText w:val="o"/>
+      <w:lvlJc w:val="left"/>
+      <w:pPr>
+        <w:ind w:left="1440" w:hanging="360"/>
+      </w:pPr>
+      <w:rPr>
+        <w:rFonts w:ascii="Courier New" w:hAnsi="Courier New" w:cs="Courier New" w:hint="default"/>
+      </w:rPr>
+    </w:lvl>
+    <w:lvl w:ilvl="2" w:tplc="40090005" w:tentative="1">
+      <w:start w:val="1"/>
+      <w:numFmt w:val="bullet"/>
+      <w:lvlText w:val=""/>
+      <w:lvlJc w:val="left"/>
+      <w:pPr>
+        <w:ind w:left="2160" w:hanging="360"/>
+      </w:pPr>
+      <w:rPr>
+        <w:rFonts w:ascii="Wingdings" w:hAnsi="Wingdings" w:hint="default"/>
+      </w:rPr>
+    </w:lvl>
+    <w:lvl w:ilvl="3" w:tplc="40090001" w:tentative="1">
+      <w:start w:val="1"/>
+      <w:numFmt w:val="bullet"/>
+      <w:lvlText w:val=""/>
+      <w:lvlJc w:val="left"/>
+      <w:pPr>
+        <w:ind w:left="2880" w:hanging="360"/>
+      </w:pPr>
+      <w:rPr>
+        <w:rFonts w:ascii="Symbol" w:hAnsi="Symbol" w:hint="default"/>
+      </w:rPr>
+    </w:lvl>
+    <w:lvl w:ilvl="4" w:tplc="40090003" w:tentative="1">
+      <w:start w:val="1"/>
+      <w:numFmt w:val="bullet"/>
+      <w:lvlText w:val="o"/>
+      <w:lvlJc w:val="left"/>
+      <w:pPr>
+        <w:ind w:left="3600" w:hanging="360"/>
+      </w:pPr>
+      <w:rPr>
+        <w:rFonts w:ascii="Courier New" w:hAnsi="Courier New" w:cs="Courier New" w:hint="default"/>
+      </w:rPr>
+    </w:lvl>
+    <w:lvl w:ilvl="5" w:tplc="40090005" w:tentative="1">
+      <w:start w:val="1"/>
+      <w:numFmt w:val="bullet"/>
+      <w:lvlText w:val=""/>
+      <w:lvlJc w:val="left"/>
+      <w:pPr>
+        <w:ind w:left="4320" w:hanging="360"/>
+      </w:pPr>
+      <w:rPr>
+        <w:rFonts w:ascii="Wingdings" w:hAnsi="Wingdings" w:hint="default"/>
+      </w:rPr>
+    </w:lvl>
+    <w:lvl w:ilvl="6" w:tplc="40090001" w:tentative="1">
+      <w:start w:val="1"/>
+      <w:numFmt w:val="bullet"/>
+      <w:lvlText w:val=""/>
+      <w:lvlJc w:val="left"/>
+      <w:pPr>
+        <w:ind w:left="5040" w:hanging="360"/>
+      </w:pPr>
+      <w:rPr>
+        <w:rFonts w:ascii="Symbol" w:hAnsi="Symbol" w:hint="default"/>
+      </w:rPr>
+    </w:lvl>
+    <w:lvl w:ilvl="7" w:tplc="40090003" w:tentative="1">
+      <w:start w:val="1"/>
+      <w:numFmt w:val="bullet"/>
+      <w:lvlText w:val="o"/>
+      <w:lvlJc w:val="left"/>
+      <w:pPr>
+        <w:ind w:left="5760" w:hanging="360"/>
+      </w:pPr>
+      <w:rPr>
+        <w:rFonts w:ascii="Courier New" w:hAnsi="Courier New" w:cs="Courier New" w:hint="default"/>
+      </w:rPr>
+    </w:lvl>
+    <w:lvl w:ilvl="8" w:tplc="40090005" w:tentative="1">
+      <w:start w:val="1"/>
+      <w:numFmt w:val="bullet"/>
+      <w:lvlText w:val=""/>
+      <w:lvlJc w:val="left"/>
+      <w:pPr>
+        <w:ind w:left="6480" w:hanging="360"/>
+      </w:pPr>
+      <w:rPr>
+        <w:rFonts w:ascii="Wingdings" w:hAnsi="Wingdings" w:hint="default"/>
+      </w:rPr>
+    </w:lvl>
+  </w:abstractNum>
+  <w:abstractNum w:abstractNumId="28" w15:restartNumberingAfterBreak="0">
     <w:nsid w:val="6C990371"/>
     <w:multiLevelType w:val="hybridMultilevel"/>
     <w:tmpl w:val="7CA440AA"/>
@@ -3396,10 +6870,10 @@
       </w:rPr>
     </w:lvl>
   </w:abstractNum>
-  <w:abstractNum w:abstractNumId="17" w15:restartNumberingAfterBreak="0">
+  <w:abstractNum w:abstractNumId="29" w15:restartNumberingAfterBreak="0">
     <w:nsid w:val="6FF4454C"/>
     <w:multiLevelType w:val="hybridMultilevel"/>
-    <w:tmpl w:val="7D2C6ECA"/>
+    <w:tmpl w:val="949C953A"/>
     <w:lvl w:ilvl="0" w:tplc="40090019">
       <w:start w:val="1"/>
       <w:numFmt w:val="lowerLetter"/>
@@ -3409,14 +6883,16 @@
         <w:ind w:left="720" w:hanging="360"/>
       </w:pPr>
     </w:lvl>
-    <w:lvl w:ilvl="1" w:tplc="40090019" w:tentative="1">
-      <w:start w:val="1"/>
-      <w:numFmt w:val="lowerLetter"/>
-      <w:lvlText w:val="%2."/>
+    <w:lvl w:ilvl="1" w:tplc="753C0292">
+      <w:numFmt w:val="bullet"/>
+      <w:lvlText w:val=""/>
       <w:lvlJc w:val="left"/>
       <w:pPr>
         <w:ind w:left="1440" w:hanging="360"/>
       </w:pPr>
+      <w:rPr>
+        <w:rFonts w:ascii="Aptos" w:eastAsiaTheme="minorHAnsi" w:hAnsi="Aptos" w:cstheme="minorBidi" w:hint="default"/>
+      </w:rPr>
     </w:lvl>
     <w:lvl w:ilvl="2" w:tplc="4009001B" w:tentative="1">
       <w:start w:val="1"/>
@@ -3482,7 +6958,124 @@
       </w:pPr>
     </w:lvl>
   </w:abstractNum>
-  <w:abstractNum w:abstractNumId="18" w15:restartNumberingAfterBreak="0">
+  <w:abstractNum w:abstractNumId="30" w15:restartNumberingAfterBreak="0">
+    <w:nsid w:val="70856DC2"/>
+    <w:multiLevelType w:val="multilevel"/>
+    <w:tmpl w:val="CFB4C6C4"/>
+    <w:lvl w:ilvl="0">
+      <w:start w:val="1"/>
+      <w:numFmt w:val="decimal"/>
+      <w:lvlText w:val="Week %1:"/>
+      <w:lvlJc w:val="left"/>
+      <w:pPr>
+        <w:ind w:left="360" w:hanging="360"/>
+      </w:pPr>
+      <w:rPr>
+        <w:rFonts w:hint="default"/>
+        <w:sz w:val="26"/>
+        <w:szCs w:val="26"/>
+      </w:rPr>
+    </w:lvl>
+    <w:lvl w:ilvl="1">
+      <w:start w:val="1"/>
+      <w:numFmt w:val="lowerLetter"/>
+      <w:lvlText w:val="%2."/>
+      <w:lvlJc w:val="left"/>
+      <w:pPr>
+        <w:ind w:left="720" w:hanging="360"/>
+      </w:pPr>
+      <w:rPr>
+        <w:rFonts w:hint="default"/>
+        <w:sz w:val="20"/>
+        <w:szCs w:val="20"/>
+      </w:rPr>
+    </w:lvl>
+    <w:lvl w:ilvl="2">
+      <w:start w:val="1"/>
+      <w:numFmt w:val="lowerRoman"/>
+      <w:lvlText w:val="%3)"/>
+      <w:lvlJc w:val="left"/>
+      <w:pPr>
+        <w:ind w:left="1080" w:hanging="360"/>
+      </w:pPr>
+      <w:rPr>
+        <w:rFonts w:hint="default"/>
+      </w:rPr>
+    </w:lvl>
+    <w:lvl w:ilvl="3">
+      <w:start w:val="1"/>
+      <w:numFmt w:val="decimal"/>
+      <w:lvlText w:val="(%4)"/>
+      <w:lvlJc w:val="left"/>
+      <w:pPr>
+        <w:ind w:left="1440" w:hanging="360"/>
+      </w:pPr>
+      <w:rPr>
+        <w:rFonts w:hint="default"/>
+      </w:rPr>
+    </w:lvl>
+    <w:lvl w:ilvl="4">
+      <w:start w:val="1"/>
+      <w:numFmt w:val="lowerLetter"/>
+      <w:lvlText w:val="(%5)"/>
+      <w:lvlJc w:val="left"/>
+      <w:pPr>
+        <w:ind w:left="1800" w:hanging="360"/>
+      </w:pPr>
+      <w:rPr>
+        <w:rFonts w:hint="default"/>
+      </w:rPr>
+    </w:lvl>
+    <w:lvl w:ilvl="5">
+      <w:start w:val="1"/>
+      <w:numFmt w:val="lowerRoman"/>
+      <w:lvlText w:val="(%6)"/>
+      <w:lvlJc w:val="left"/>
+      <w:pPr>
+        <w:ind w:left="2160" w:hanging="360"/>
+      </w:pPr>
+      <w:rPr>
+        <w:rFonts w:hint="default"/>
+      </w:rPr>
+    </w:lvl>
+    <w:lvl w:ilvl="6">
+      <w:start w:val="1"/>
+      <w:numFmt w:val="decimal"/>
+      <w:lvlText w:val="%7."/>
+      <w:lvlJc w:val="left"/>
+      <w:pPr>
+        <w:ind w:left="2520" w:hanging="360"/>
+      </w:pPr>
+      <w:rPr>
+        <w:rFonts w:hint="default"/>
+      </w:rPr>
+    </w:lvl>
+    <w:lvl w:ilvl="7">
+      <w:start w:val="1"/>
+      <w:numFmt w:val="lowerLetter"/>
+      <w:lvlText w:val="%8."/>
+      <w:lvlJc w:val="left"/>
+      <w:pPr>
+        <w:ind w:left="2880" w:hanging="360"/>
+      </w:pPr>
+      <w:rPr>
+        <w:rFonts w:hint="default"/>
+      </w:rPr>
+    </w:lvl>
+    <w:lvl w:ilvl="8">
+      <w:start w:val="1"/>
+      <w:numFmt w:val="lowerRoman"/>
+      <w:lvlText w:val="%9."/>
+      <w:lvlJc w:val="left"/>
+      <w:pPr>
+        <w:ind w:left="3240" w:hanging="360"/>
+      </w:pPr>
+      <w:rPr>
+        <w:rFonts w:hint="default"/>
+      </w:rPr>
+    </w:lvl>
+  </w:abstractNum>
+  <w:abstractNum w:abstractNumId="31" w15:restartNumberingAfterBreak="0">
     <w:nsid w:val="7770503F"/>
     <w:multiLevelType w:val="multilevel"/>
     <w:tmpl w:val="8AC63372"/>
@@ -3599,7 +7192,7 @@
       </w:rPr>
     </w:lvl>
   </w:abstractNum>
-  <w:abstractNum w:abstractNumId="19" w15:restartNumberingAfterBreak="0">
+  <w:abstractNum w:abstractNumId="32" w15:restartNumberingAfterBreak="0">
     <w:nsid w:val="7BFC541C"/>
     <w:multiLevelType w:val="hybridMultilevel"/>
     <w:tmpl w:val="1F8EE216"/>
@@ -3712,64 +7305,103 @@
     </w:lvl>
   </w:abstractNum>
   <w:num w:numId="1" w16cid:durableId="374738325">
+    <w:abstractNumId w:val="14"/>
+  </w:num>
+  <w:num w:numId="2" w16cid:durableId="798494441">
     <w:abstractNumId w:val="8"/>
   </w:num>
-  <w:num w:numId="2" w16cid:durableId="798494441">
-    <w:abstractNumId w:val="3"/>
-  </w:num>
   <w:num w:numId="3" w16cid:durableId="1792435694">
-    <w:abstractNumId w:val="5"/>
+    <w:abstractNumId w:val="10"/>
   </w:num>
   <w:num w:numId="4" w16cid:durableId="1732386054">
+    <w:abstractNumId w:val="22"/>
+  </w:num>
+  <w:num w:numId="5" w16cid:durableId="1667634934">
+    <w:abstractNumId w:val="7"/>
+  </w:num>
+  <w:num w:numId="6" w16cid:durableId="1381707866">
+    <w:abstractNumId w:val="12"/>
+  </w:num>
+  <w:num w:numId="7" w16cid:durableId="1619750966">
+    <w:abstractNumId w:val="32"/>
+  </w:num>
+  <w:num w:numId="8" w16cid:durableId="69474323">
     <w:abstractNumId w:val="13"/>
   </w:num>
-  <w:num w:numId="5" w16cid:durableId="1667634934">
-    <w:abstractNumId w:val="2"/>
-  </w:num>
-  <w:num w:numId="6" w16cid:durableId="1381707866">
-    <w:abstractNumId w:val="6"/>
-  </w:num>
-  <w:num w:numId="7" w16cid:durableId="1619750966">
+  <w:num w:numId="9" w16cid:durableId="1775049196">
     <w:abstractNumId w:val="19"/>
-  </w:num>
-  <w:num w:numId="8" w16cid:durableId="69474323">
-    <w:abstractNumId w:val="7"/>
-  </w:num>
-  <w:num w:numId="9" w16cid:durableId="1775049196">
-    <w:abstractNumId w:val="12"/>
   </w:num>
   <w:num w:numId="10" w16cid:durableId="311101813">
     <w:abstractNumId w:val="0"/>
   </w:num>
   <w:num w:numId="11" w16cid:durableId="1820537310">
-    <w:abstractNumId w:val="10"/>
+    <w:abstractNumId w:val="16"/>
   </w:num>
   <w:num w:numId="12" w16cid:durableId="1851529975">
+    <w:abstractNumId w:val="9"/>
+  </w:num>
+  <w:num w:numId="13" w16cid:durableId="1497182463">
+    <w:abstractNumId w:val="26"/>
+  </w:num>
+  <w:num w:numId="14" w16cid:durableId="1656452770">
+    <w:abstractNumId w:val="31"/>
+  </w:num>
+  <w:num w:numId="15" w16cid:durableId="451560045">
+    <w:abstractNumId w:val="15"/>
+  </w:num>
+  <w:num w:numId="16" w16cid:durableId="1180895936">
     <w:abstractNumId w:val="4"/>
   </w:num>
-  <w:num w:numId="13" w16cid:durableId="1497182463">
-    <w:abstractNumId w:val="15"/>
-  </w:num>
-  <w:num w:numId="14" w16cid:durableId="1656452770">
+  <w:num w:numId="17" w16cid:durableId="1317414891">
     <w:abstractNumId w:val="18"/>
   </w:num>
-  <w:num w:numId="15" w16cid:durableId="451560045">
-    <w:abstractNumId w:val="9"/>
+  <w:num w:numId="18" w16cid:durableId="1266427798">
+    <w:abstractNumId w:val="28"/>
   </w:num>
-  <w:num w:numId="16" w16cid:durableId="1180895936">
+  <w:num w:numId="19" w16cid:durableId="212009486">
+    <w:abstractNumId w:val="29"/>
+  </w:num>
+  <w:num w:numId="20" w16cid:durableId="617025732">
+    <w:abstractNumId w:val="23"/>
+  </w:num>
+  <w:num w:numId="21" w16cid:durableId="378360333">
+    <w:abstractNumId w:val="30"/>
+  </w:num>
+  <w:num w:numId="22" w16cid:durableId="1525248523">
+    <w:abstractNumId w:val="24"/>
+  </w:num>
+  <w:num w:numId="23" w16cid:durableId="843982321">
+    <w:abstractNumId w:val="17"/>
+  </w:num>
+  <w:num w:numId="24" w16cid:durableId="226452696">
     <w:abstractNumId w:val="1"/>
   </w:num>
-  <w:num w:numId="17" w16cid:durableId="1317414891">
+  <w:num w:numId="25" w16cid:durableId="812454591">
     <w:abstractNumId w:val="11"/>
   </w:num>
-  <w:num w:numId="18" w16cid:durableId="1266427798">
-    <w:abstractNumId w:val="16"/>
+  <w:num w:numId="26" w16cid:durableId="1374381555">
+    <w:abstractNumId w:val="21"/>
   </w:num>
-  <w:num w:numId="19" w16cid:durableId="212009486">
-    <w:abstractNumId w:val="17"/>
+  <w:num w:numId="27" w16cid:durableId="1205826090">
+    <w:abstractNumId w:val="25"/>
   </w:num>
-  <w:num w:numId="20" w16cid:durableId="617025732">
-    <w:abstractNumId w:val="14"/>
+  <w:num w:numId="28" w16cid:durableId="78842053">
+    <w:abstractNumId w:val="3"/>
+  </w:num>
+  <w:num w:numId="29" w16cid:durableId="1396196486">
+    <w:abstractNumId w:val="5"/>
+  </w:num>
+  <w:num w:numId="30" w16cid:durableId="474612451">
+    <w:abstractNumId w:val="27"/>
+  </w:num>
+  <w:num w:numId="31" w16cid:durableId="1251738205">
+    <w:abstractNumId w:val="20"/>
+  </w:num>
+  <w:num w:numId="32" w16cid:durableId="320501898">
+    <w:abstractNumId w:val="2"/>
+  </w:num>
+  <w:num w:numId="33" w16cid:durableId="249702139">
+    <w:abstractNumId w:val="6"/>
   </w:num>
 </w:numbering>
 </file>
@@ -4377,7 +8009,6 @@
   <w:style w:type="character" w:default="1" w:styleId="DefaultParagraphFont">
     <w:name w:val="Default Paragraph Font"/>
     <w:uiPriority w:val="1"/>
-    <w:semiHidden/>
     <w:unhideWhenUsed/>
   </w:style>
   <w:style w:type="table" w:default="1" w:styleId="TableNormal">
